--- a/Типы данных. Описание переменных. Основные операторы.docx
+++ b/Типы данных. Описание переменных. Основные операторы.docx
@@ -5110,111 +5110,106 @@
             <w:hideMark/>
           </w:tcPr>
           <w:p>
-            <w:pPr>
-              <w:rPr>
-                <w:rFonts w:ascii="Times New Roman" w:hAnsi="Times New Roman" w:cs="Times New Roman"/>
-                <w:sz w:val="24"/>
-                <w:szCs w:val="24"/>
-              </w:rPr>
-            </w:pPr>
-            <w:proofErr w:type="spellStart"/>
-            <w:r>
-              <w:rPr>
-                <w:rFonts w:ascii="Times New Roman" w:hAnsi="Times New Roman" w:cs="Times New Roman"/>
-                <w:sz w:val="24"/>
-                <w:szCs w:val="24"/>
+            <w:r/>
+            <w:r>
+              <w:rPr>
+                <w:rFonts w:ascii="Times New Roman" w:hAnsi="Times New Roman" w:eastAsia="Times New Roman" w:cs="Times New Roman"/>
+                <w:sz w:val="20"/>
               </w:rPr>
               <w:t>sbyte</w:t>
             </w:r>
-            <w:proofErr w:type="spellEnd"/>
-          </w:p>
-        </w:tc>
-        <w:tc>
-          <w:tcPr>
-            <w:tcW w:w="0" w:type="auto"/>
-            <w:tcMar>
-              <w:top w:w="150" w:type="dxa"/>
-              <w:left w:w="240" w:type="dxa"/>
-              <w:bottom w:w="150" w:type="dxa"/>
-              <w:right w:w="240" w:type="dxa"/>
-            </w:tcMar>
-            <w:vAlign w:val="center"/>
-            <w:hideMark/>
-          </w:tcPr>
-          <w:p>
-            <w:pPr>
-              <w:rPr>
-                <w:rFonts w:ascii="Times New Roman" w:hAnsi="Times New Roman" w:cs="Times New Roman"/>
-                <w:sz w:val="24"/>
-                <w:szCs w:val="24"/>
-              </w:rPr>
-            </w:pPr>
-          </w:p>
-        </w:tc>
-        <w:tc>
-          <w:tcPr>
-            <w:tcW w:w="0" w:type="auto"/>
-            <w:tcMar>
-              <w:top w:w="150" w:type="dxa"/>
-              <w:left w:w="240" w:type="dxa"/>
-              <w:bottom w:w="150" w:type="dxa"/>
-              <w:right w:w="240" w:type="dxa"/>
-            </w:tcMar>
-            <w:vAlign w:val="center"/>
-            <w:hideMark/>
-          </w:tcPr>
-          <w:p>
-            <w:pPr>
-              <w:rPr>
-                <w:rFonts w:ascii="Times New Roman" w:hAnsi="Times New Roman" w:cs="Times New Roman"/>
-                <w:sz w:val="24"/>
-                <w:szCs w:val="24"/>
-              </w:rPr>
-            </w:pPr>
-          </w:p>
-        </w:tc>
-        <w:tc>
-          <w:tcPr>
-            <w:tcW w:w="0" w:type="auto"/>
-            <w:tcMar>
-              <w:top w:w="150" w:type="dxa"/>
-              <w:left w:w="240" w:type="dxa"/>
-              <w:bottom w:w="150" w:type="dxa"/>
-              <w:right w:w="240" w:type="dxa"/>
-            </w:tcMar>
-            <w:vAlign w:val="center"/>
-            <w:hideMark/>
-          </w:tcPr>
-          <w:p>
-            <w:pPr>
-              <w:rPr>
-                <w:rFonts w:ascii="Times New Roman" w:hAnsi="Times New Roman" w:cs="Times New Roman"/>
-                <w:sz w:val="24"/>
-                <w:szCs w:val="24"/>
-              </w:rPr>
-            </w:pPr>
-          </w:p>
-        </w:tc>
-        <w:tc>
-          <w:tcPr>
-            <w:tcW w:w="0" w:type="auto"/>
-            <w:tcMar>
-              <w:top w:w="150" w:type="dxa"/>
-              <w:left w:w="240" w:type="dxa"/>
-              <w:bottom w:w="150" w:type="dxa"/>
-              <w:right w:w="240" w:type="dxa"/>
-            </w:tcMar>
-            <w:vAlign w:val="center"/>
-            <w:hideMark/>
-          </w:tcPr>
-          <w:p>
-            <w:pPr>
-              <w:rPr>
-                <w:rFonts w:ascii="Times New Roman" w:hAnsi="Times New Roman" w:cs="Times New Roman"/>
-                <w:sz w:val="24"/>
-                <w:szCs w:val="24"/>
-              </w:rPr>
-            </w:pPr>
+          </w:p>
+        </w:tc>
+        <w:tc>
+          <w:tcPr>
+            <w:tcW w:w="0" w:type="auto"/>
+            <w:tcMar>
+              <w:top w:w="150" w:type="dxa"/>
+              <w:left w:w="240" w:type="dxa"/>
+              <w:bottom w:w="150" w:type="dxa"/>
+              <w:right w:w="240" w:type="dxa"/>
+            </w:tcMar>
+            <w:vAlign w:val="center"/>
+            <w:hideMark/>
+          </w:tcPr>
+          <w:p>
+            <w:r/>
+            <w:r>
+              <w:rPr>
+                <w:rFonts w:ascii="Times New Roman" w:hAnsi="Times New Roman" w:eastAsia="Times New Roman" w:cs="Times New Roman"/>
+                <w:sz w:val="20"/>
+              </w:rPr>
+              <w:t>Значимый</w:t>
+            </w:r>
+          </w:p>
+        </w:tc>
+        <w:tc>
+          <w:tcPr>
+            <w:tcW w:w="0" w:type="auto"/>
+            <w:tcMar>
+              <w:top w:w="150" w:type="dxa"/>
+              <w:left w:w="240" w:type="dxa"/>
+              <w:bottom w:w="150" w:type="dxa"/>
+              <w:right w:w="240" w:type="dxa"/>
+            </w:tcMar>
+            <w:vAlign w:val="center"/>
+            <w:hideMark/>
+          </w:tcPr>
+          <w:p>
+            <w:r/>
+            <w:r>
+              <w:rPr>
+                <w:rFonts w:ascii="Times New Roman" w:hAnsi="Times New Roman" w:eastAsia="Times New Roman" w:cs="Times New Roman"/>
+                <w:sz w:val="20"/>
+              </w:rPr>
+              <w:t>8 бит (1 байт)</w:t>
+            </w:r>
+          </w:p>
+        </w:tc>
+        <w:tc>
+          <w:tcPr>
+            <w:tcW w:w="0" w:type="auto"/>
+            <w:tcMar>
+              <w:top w:w="150" w:type="dxa"/>
+              <w:left w:w="240" w:type="dxa"/>
+              <w:bottom w:w="150" w:type="dxa"/>
+              <w:right w:w="240" w:type="dxa"/>
+            </w:tcMar>
+            <w:vAlign w:val="center"/>
+            <w:hideMark/>
+          </w:tcPr>
+          <w:p>
+            <w:r/>
+            <w:r>
+              <w:rPr>
+                <w:rFonts w:ascii="Times New Roman" w:hAnsi="Times New Roman" w:eastAsia="Times New Roman" w:cs="Times New Roman"/>
+                <w:sz w:val="20"/>
+              </w:rPr>
+              <w:t>−128 … 127</w:t>
+            </w:r>
+          </w:p>
+        </w:tc>
+        <w:tc>
+          <w:tcPr>
+            <w:tcW w:w="0" w:type="auto"/>
+            <w:tcMar>
+              <w:top w:w="150" w:type="dxa"/>
+              <w:left w:w="240" w:type="dxa"/>
+              <w:bottom w:w="150" w:type="dxa"/>
+              <w:right w:w="240" w:type="dxa"/>
+            </w:tcMar>
+            <w:vAlign w:val="center"/>
+            <w:hideMark/>
+          </w:tcPr>
+          <w:p>
+            <w:r/>
+            <w:r>
+              <w:rPr>
+                <w:rFonts w:ascii="Times New Roman" w:hAnsi="Times New Roman" w:eastAsia="Times New Roman" w:cs="Times New Roman"/>
+                <w:sz w:val="20"/>
+              </w:rPr>
+              <w:t>sbyte a = -5;</w:t>
+            </w:r>
           </w:p>
         </w:tc>
         <w:tc>
@@ -5230,13 +5225,14 @@
             <w:hideMark/>
           </w:tcPr>
           <w:p>
-            <w:pPr>
-              <w:rPr>
-                <w:rFonts w:ascii="Times New Roman" w:hAnsi="Times New Roman" w:cs="Times New Roman"/>
-                <w:sz w:val="24"/>
-                <w:szCs w:val="24"/>
-              </w:rPr>
-            </w:pPr>
+            <w:r/>
+            <w:r>
+              <w:rPr>
+                <w:rFonts w:ascii="Times New Roman" w:hAnsi="Times New Roman" w:eastAsia="Times New Roman" w:cs="Times New Roman"/>
+                <w:sz w:val="20"/>
+              </w:rPr>
+              <w:t>Нет</w:t>
+            </w:r>
           </w:p>
         </w:tc>
       </w:tr>
@@ -5254,111 +5250,106 @@
             <w:hideMark/>
           </w:tcPr>
           <w:p>
-            <w:pPr>
-              <w:rPr>
-                <w:rFonts w:ascii="Times New Roman" w:hAnsi="Times New Roman" w:cs="Times New Roman"/>
-                <w:sz w:val="24"/>
-                <w:szCs w:val="24"/>
-              </w:rPr>
-            </w:pPr>
-            <w:proofErr w:type="spellStart"/>
-            <w:r>
-              <w:rPr>
-                <w:rFonts w:ascii="Times New Roman" w:hAnsi="Times New Roman" w:cs="Times New Roman"/>
-                <w:sz w:val="24"/>
-                <w:szCs w:val="24"/>
+            <w:r/>
+            <w:r>
+              <w:rPr>
+                <w:rFonts w:ascii="Times New Roman" w:hAnsi="Times New Roman" w:eastAsia="Times New Roman" w:cs="Times New Roman"/>
+                <w:sz w:val="20"/>
               </w:rPr>
               <w:t>byte</w:t>
             </w:r>
-            <w:proofErr w:type="spellEnd"/>
-          </w:p>
-        </w:tc>
-        <w:tc>
-          <w:tcPr>
-            <w:tcW w:w="0" w:type="auto"/>
-            <w:tcMar>
-              <w:top w:w="150" w:type="dxa"/>
-              <w:left w:w="240" w:type="dxa"/>
-              <w:bottom w:w="150" w:type="dxa"/>
-              <w:right w:w="240" w:type="dxa"/>
-            </w:tcMar>
-            <w:vAlign w:val="center"/>
-            <w:hideMark/>
-          </w:tcPr>
-          <w:p>
-            <w:pPr>
-              <w:rPr>
-                <w:rFonts w:ascii="Times New Roman" w:hAnsi="Times New Roman" w:cs="Times New Roman"/>
-                <w:sz w:val="24"/>
-                <w:szCs w:val="24"/>
-              </w:rPr>
-            </w:pPr>
-          </w:p>
-        </w:tc>
-        <w:tc>
-          <w:tcPr>
-            <w:tcW w:w="0" w:type="auto"/>
-            <w:tcMar>
-              <w:top w:w="150" w:type="dxa"/>
-              <w:left w:w="240" w:type="dxa"/>
-              <w:bottom w:w="150" w:type="dxa"/>
-              <w:right w:w="240" w:type="dxa"/>
-            </w:tcMar>
-            <w:vAlign w:val="center"/>
-            <w:hideMark/>
-          </w:tcPr>
-          <w:p>
-            <w:pPr>
-              <w:rPr>
-                <w:rFonts w:ascii="Times New Roman" w:hAnsi="Times New Roman" w:cs="Times New Roman"/>
-                <w:sz w:val="24"/>
-                <w:szCs w:val="24"/>
-              </w:rPr>
-            </w:pPr>
-          </w:p>
-        </w:tc>
-        <w:tc>
-          <w:tcPr>
-            <w:tcW w:w="0" w:type="auto"/>
-            <w:tcMar>
-              <w:top w:w="150" w:type="dxa"/>
-              <w:left w:w="240" w:type="dxa"/>
-              <w:bottom w:w="150" w:type="dxa"/>
-              <w:right w:w="240" w:type="dxa"/>
-            </w:tcMar>
-            <w:vAlign w:val="center"/>
-            <w:hideMark/>
-          </w:tcPr>
-          <w:p>
-            <w:pPr>
-              <w:rPr>
-                <w:rFonts w:ascii="Times New Roman" w:hAnsi="Times New Roman" w:cs="Times New Roman"/>
-                <w:sz w:val="24"/>
-                <w:szCs w:val="24"/>
-              </w:rPr>
-            </w:pPr>
-          </w:p>
-        </w:tc>
-        <w:tc>
-          <w:tcPr>
-            <w:tcW w:w="0" w:type="auto"/>
-            <w:tcMar>
-              <w:top w:w="150" w:type="dxa"/>
-              <w:left w:w="240" w:type="dxa"/>
-              <w:bottom w:w="150" w:type="dxa"/>
-              <w:right w:w="240" w:type="dxa"/>
-            </w:tcMar>
-            <w:vAlign w:val="center"/>
-            <w:hideMark/>
-          </w:tcPr>
-          <w:p>
-            <w:pPr>
-              <w:rPr>
-                <w:rFonts w:ascii="Times New Roman" w:hAnsi="Times New Roman" w:cs="Times New Roman"/>
-                <w:sz w:val="24"/>
-                <w:szCs w:val="24"/>
-              </w:rPr>
-            </w:pPr>
+          </w:p>
+        </w:tc>
+        <w:tc>
+          <w:tcPr>
+            <w:tcW w:w="0" w:type="auto"/>
+            <w:tcMar>
+              <w:top w:w="150" w:type="dxa"/>
+              <w:left w:w="240" w:type="dxa"/>
+              <w:bottom w:w="150" w:type="dxa"/>
+              <w:right w:w="240" w:type="dxa"/>
+            </w:tcMar>
+            <w:vAlign w:val="center"/>
+            <w:hideMark/>
+          </w:tcPr>
+          <w:p>
+            <w:r/>
+            <w:r>
+              <w:rPr>
+                <w:rFonts w:ascii="Times New Roman" w:hAnsi="Times New Roman" w:eastAsia="Times New Roman" w:cs="Times New Roman"/>
+                <w:sz w:val="20"/>
+              </w:rPr>
+              <w:t>Значимый</w:t>
+            </w:r>
+          </w:p>
+        </w:tc>
+        <w:tc>
+          <w:tcPr>
+            <w:tcW w:w="0" w:type="auto"/>
+            <w:tcMar>
+              <w:top w:w="150" w:type="dxa"/>
+              <w:left w:w="240" w:type="dxa"/>
+              <w:bottom w:w="150" w:type="dxa"/>
+              <w:right w:w="240" w:type="dxa"/>
+            </w:tcMar>
+            <w:vAlign w:val="center"/>
+            <w:hideMark/>
+          </w:tcPr>
+          <w:p>
+            <w:r/>
+            <w:r>
+              <w:rPr>
+                <w:rFonts w:ascii="Times New Roman" w:hAnsi="Times New Roman" w:eastAsia="Times New Roman" w:cs="Times New Roman"/>
+                <w:sz w:val="20"/>
+              </w:rPr>
+              <w:t>8 бит (1 байт)</w:t>
+            </w:r>
+          </w:p>
+        </w:tc>
+        <w:tc>
+          <w:tcPr>
+            <w:tcW w:w="0" w:type="auto"/>
+            <w:tcMar>
+              <w:top w:w="150" w:type="dxa"/>
+              <w:left w:w="240" w:type="dxa"/>
+              <w:bottom w:w="150" w:type="dxa"/>
+              <w:right w:w="240" w:type="dxa"/>
+            </w:tcMar>
+            <w:vAlign w:val="center"/>
+            <w:hideMark/>
+          </w:tcPr>
+          <w:p>
+            <w:r/>
+            <w:r>
+              <w:rPr>
+                <w:rFonts w:ascii="Times New Roman" w:hAnsi="Times New Roman" w:eastAsia="Times New Roman" w:cs="Times New Roman"/>
+                <w:sz w:val="20"/>
+              </w:rPr>
+              <w:t>0 … 255</w:t>
+            </w:r>
+          </w:p>
+        </w:tc>
+        <w:tc>
+          <w:tcPr>
+            <w:tcW w:w="0" w:type="auto"/>
+            <w:tcMar>
+              <w:top w:w="150" w:type="dxa"/>
+              <w:left w:w="240" w:type="dxa"/>
+              <w:bottom w:w="150" w:type="dxa"/>
+              <w:right w:w="240" w:type="dxa"/>
+            </w:tcMar>
+            <w:vAlign w:val="center"/>
+            <w:hideMark/>
+          </w:tcPr>
+          <w:p>
+            <w:r/>
+            <w:r>
+              <w:rPr>
+                <w:rFonts w:ascii="Times New Roman" w:hAnsi="Times New Roman" w:eastAsia="Times New Roman" w:cs="Times New Roman"/>
+                <w:sz w:val="20"/>
+              </w:rPr>
+              <w:t>byte b = 200;</w:t>
+            </w:r>
           </w:p>
         </w:tc>
         <w:tc>
@@ -5374,13 +5365,14 @@
             <w:hideMark/>
           </w:tcPr>
           <w:p>
-            <w:pPr>
-              <w:rPr>
-                <w:rFonts w:ascii="Times New Roman" w:hAnsi="Times New Roman" w:cs="Times New Roman"/>
-                <w:sz w:val="24"/>
-                <w:szCs w:val="24"/>
-              </w:rPr>
-            </w:pPr>
+            <w:r/>
+            <w:r>
+              <w:rPr>
+                <w:rFonts w:ascii="Times New Roman" w:hAnsi="Times New Roman" w:eastAsia="Times New Roman" w:cs="Times New Roman"/>
+                <w:sz w:val="20"/>
+              </w:rPr>
+              <w:t>Нет</w:t>
+            </w:r>
           </w:p>
         </w:tc>
       </w:tr>
@@ -5398,111 +5390,106 @@
             <w:hideMark/>
           </w:tcPr>
           <w:p>
-            <w:pPr>
-              <w:rPr>
-                <w:rFonts w:ascii="Times New Roman" w:hAnsi="Times New Roman" w:cs="Times New Roman"/>
-                <w:sz w:val="24"/>
-                <w:szCs w:val="24"/>
-              </w:rPr>
-            </w:pPr>
-            <w:proofErr w:type="spellStart"/>
-            <w:r>
-              <w:rPr>
-                <w:rFonts w:ascii="Times New Roman" w:hAnsi="Times New Roman" w:cs="Times New Roman"/>
-                <w:sz w:val="24"/>
-                <w:szCs w:val="24"/>
+            <w:r/>
+            <w:r>
+              <w:rPr>
+                <w:rFonts w:ascii="Times New Roman" w:hAnsi="Times New Roman" w:eastAsia="Times New Roman" w:cs="Times New Roman"/>
+                <w:sz w:val="20"/>
               </w:rPr>
               <w:t>short</w:t>
             </w:r>
-            <w:proofErr w:type="spellEnd"/>
-          </w:p>
-        </w:tc>
-        <w:tc>
-          <w:tcPr>
-            <w:tcW w:w="0" w:type="auto"/>
-            <w:tcMar>
-              <w:top w:w="150" w:type="dxa"/>
-              <w:left w:w="240" w:type="dxa"/>
-              <w:bottom w:w="150" w:type="dxa"/>
-              <w:right w:w="240" w:type="dxa"/>
-            </w:tcMar>
-            <w:vAlign w:val="center"/>
-            <w:hideMark/>
-          </w:tcPr>
-          <w:p>
-            <w:pPr>
-              <w:rPr>
-                <w:rFonts w:ascii="Times New Roman" w:hAnsi="Times New Roman" w:cs="Times New Roman"/>
-                <w:sz w:val="24"/>
-                <w:szCs w:val="24"/>
-              </w:rPr>
-            </w:pPr>
-          </w:p>
-        </w:tc>
-        <w:tc>
-          <w:tcPr>
-            <w:tcW w:w="0" w:type="auto"/>
-            <w:tcMar>
-              <w:top w:w="150" w:type="dxa"/>
-              <w:left w:w="240" w:type="dxa"/>
-              <w:bottom w:w="150" w:type="dxa"/>
-              <w:right w:w="240" w:type="dxa"/>
-            </w:tcMar>
-            <w:vAlign w:val="center"/>
-            <w:hideMark/>
-          </w:tcPr>
-          <w:p>
-            <w:pPr>
-              <w:rPr>
-                <w:rFonts w:ascii="Times New Roman" w:hAnsi="Times New Roman" w:cs="Times New Roman"/>
-                <w:sz w:val="24"/>
-                <w:szCs w:val="24"/>
-              </w:rPr>
-            </w:pPr>
-          </w:p>
-        </w:tc>
-        <w:tc>
-          <w:tcPr>
-            <w:tcW w:w="0" w:type="auto"/>
-            <w:tcMar>
-              <w:top w:w="150" w:type="dxa"/>
-              <w:left w:w="240" w:type="dxa"/>
-              <w:bottom w:w="150" w:type="dxa"/>
-              <w:right w:w="240" w:type="dxa"/>
-            </w:tcMar>
-            <w:vAlign w:val="center"/>
-            <w:hideMark/>
-          </w:tcPr>
-          <w:p>
-            <w:pPr>
-              <w:rPr>
-                <w:rFonts w:ascii="Times New Roman" w:hAnsi="Times New Roman" w:cs="Times New Roman"/>
-                <w:sz w:val="24"/>
-                <w:szCs w:val="24"/>
-              </w:rPr>
-            </w:pPr>
-          </w:p>
-        </w:tc>
-        <w:tc>
-          <w:tcPr>
-            <w:tcW w:w="0" w:type="auto"/>
-            <w:tcMar>
-              <w:top w:w="150" w:type="dxa"/>
-              <w:left w:w="240" w:type="dxa"/>
-              <w:bottom w:w="150" w:type="dxa"/>
-              <w:right w:w="240" w:type="dxa"/>
-            </w:tcMar>
-            <w:vAlign w:val="center"/>
-            <w:hideMark/>
-          </w:tcPr>
-          <w:p>
-            <w:pPr>
-              <w:rPr>
-                <w:rFonts w:ascii="Times New Roman" w:hAnsi="Times New Roman" w:cs="Times New Roman"/>
-                <w:sz w:val="24"/>
-                <w:szCs w:val="24"/>
-              </w:rPr>
-            </w:pPr>
+          </w:p>
+        </w:tc>
+        <w:tc>
+          <w:tcPr>
+            <w:tcW w:w="0" w:type="auto"/>
+            <w:tcMar>
+              <w:top w:w="150" w:type="dxa"/>
+              <w:left w:w="240" w:type="dxa"/>
+              <w:bottom w:w="150" w:type="dxa"/>
+              <w:right w:w="240" w:type="dxa"/>
+            </w:tcMar>
+            <w:vAlign w:val="center"/>
+            <w:hideMark/>
+          </w:tcPr>
+          <w:p>
+            <w:r/>
+            <w:r>
+              <w:rPr>
+                <w:rFonts w:ascii="Times New Roman" w:hAnsi="Times New Roman" w:eastAsia="Times New Roman" w:cs="Times New Roman"/>
+                <w:sz w:val="20"/>
+              </w:rPr>
+              <w:t>Значимый</w:t>
+            </w:r>
+          </w:p>
+        </w:tc>
+        <w:tc>
+          <w:tcPr>
+            <w:tcW w:w="0" w:type="auto"/>
+            <w:tcMar>
+              <w:top w:w="150" w:type="dxa"/>
+              <w:left w:w="240" w:type="dxa"/>
+              <w:bottom w:w="150" w:type="dxa"/>
+              <w:right w:w="240" w:type="dxa"/>
+            </w:tcMar>
+            <w:vAlign w:val="center"/>
+            <w:hideMark/>
+          </w:tcPr>
+          <w:p>
+            <w:r/>
+            <w:r>
+              <w:rPr>
+                <w:rFonts w:ascii="Times New Roman" w:hAnsi="Times New Roman" w:eastAsia="Times New Roman" w:cs="Times New Roman"/>
+                <w:sz w:val="20"/>
+              </w:rPr>
+              <w:t>16 бит (2 байта)</w:t>
+            </w:r>
+          </w:p>
+        </w:tc>
+        <w:tc>
+          <w:tcPr>
+            <w:tcW w:w="0" w:type="auto"/>
+            <w:tcMar>
+              <w:top w:w="150" w:type="dxa"/>
+              <w:left w:w="240" w:type="dxa"/>
+              <w:bottom w:w="150" w:type="dxa"/>
+              <w:right w:w="240" w:type="dxa"/>
+            </w:tcMar>
+            <w:vAlign w:val="center"/>
+            <w:hideMark/>
+          </w:tcPr>
+          <w:p>
+            <w:r/>
+            <w:r>
+              <w:rPr>
+                <w:rFonts w:ascii="Times New Roman" w:hAnsi="Times New Roman" w:eastAsia="Times New Roman" w:cs="Times New Roman"/>
+                <w:sz w:val="20"/>
+              </w:rPr>
+              <w:t>−32 768 … 32 767</w:t>
+            </w:r>
+          </w:p>
+        </w:tc>
+        <w:tc>
+          <w:tcPr>
+            <w:tcW w:w="0" w:type="auto"/>
+            <w:tcMar>
+              <w:top w:w="150" w:type="dxa"/>
+              <w:left w:w="240" w:type="dxa"/>
+              <w:bottom w:w="150" w:type="dxa"/>
+              <w:right w:w="240" w:type="dxa"/>
+            </w:tcMar>
+            <w:vAlign w:val="center"/>
+            <w:hideMark/>
+          </w:tcPr>
+          <w:p>
+            <w:r/>
+            <w:r>
+              <w:rPr>
+                <w:rFonts w:ascii="Times New Roman" w:hAnsi="Times New Roman" w:eastAsia="Times New Roman" w:cs="Times New Roman"/>
+                <w:sz w:val="20"/>
+              </w:rPr>
+              <w:t>short s = -1000;</w:t>
+            </w:r>
           </w:p>
         </w:tc>
         <w:tc>
@@ -5518,13 +5505,14 @@
             <w:hideMark/>
           </w:tcPr>
           <w:p>
-            <w:pPr>
-              <w:rPr>
-                <w:rFonts w:ascii="Times New Roman" w:hAnsi="Times New Roman" w:cs="Times New Roman"/>
-                <w:sz w:val="24"/>
-                <w:szCs w:val="24"/>
-              </w:rPr>
-            </w:pPr>
+            <w:r/>
+            <w:r>
+              <w:rPr>
+                <w:rFonts w:ascii="Times New Roman" w:hAnsi="Times New Roman" w:eastAsia="Times New Roman" w:cs="Times New Roman"/>
+                <w:sz w:val="20"/>
+              </w:rPr>
+              <w:t>Нет</w:t>
+            </w:r>
           </w:p>
         </w:tc>
       </w:tr>
@@ -5542,111 +5530,106 @@
             <w:hideMark/>
           </w:tcPr>
           <w:p>
-            <w:pPr>
-              <w:rPr>
-                <w:rFonts w:ascii="Times New Roman" w:hAnsi="Times New Roman" w:cs="Times New Roman"/>
-                <w:sz w:val="24"/>
-                <w:szCs w:val="24"/>
-              </w:rPr>
-            </w:pPr>
-            <w:proofErr w:type="spellStart"/>
-            <w:r>
-              <w:rPr>
-                <w:rFonts w:ascii="Times New Roman" w:hAnsi="Times New Roman" w:cs="Times New Roman"/>
-                <w:sz w:val="24"/>
-                <w:szCs w:val="24"/>
+            <w:r/>
+            <w:r>
+              <w:rPr>
+                <w:rFonts w:ascii="Times New Roman" w:hAnsi="Times New Roman" w:eastAsia="Times New Roman" w:cs="Times New Roman"/>
+                <w:sz w:val="20"/>
               </w:rPr>
               <w:t>ushort</w:t>
             </w:r>
-            <w:proofErr w:type="spellEnd"/>
-          </w:p>
-        </w:tc>
-        <w:tc>
-          <w:tcPr>
-            <w:tcW w:w="0" w:type="auto"/>
-            <w:tcMar>
-              <w:top w:w="150" w:type="dxa"/>
-              <w:left w:w="240" w:type="dxa"/>
-              <w:bottom w:w="150" w:type="dxa"/>
-              <w:right w:w="240" w:type="dxa"/>
-            </w:tcMar>
-            <w:vAlign w:val="center"/>
-            <w:hideMark/>
-          </w:tcPr>
-          <w:p>
-            <w:pPr>
-              <w:rPr>
-                <w:rFonts w:ascii="Times New Roman" w:hAnsi="Times New Roman" w:cs="Times New Roman"/>
-                <w:sz w:val="24"/>
-                <w:szCs w:val="24"/>
-              </w:rPr>
-            </w:pPr>
-          </w:p>
-        </w:tc>
-        <w:tc>
-          <w:tcPr>
-            <w:tcW w:w="0" w:type="auto"/>
-            <w:tcMar>
-              <w:top w:w="150" w:type="dxa"/>
-              <w:left w:w="240" w:type="dxa"/>
-              <w:bottom w:w="150" w:type="dxa"/>
-              <w:right w:w="240" w:type="dxa"/>
-            </w:tcMar>
-            <w:vAlign w:val="center"/>
-            <w:hideMark/>
-          </w:tcPr>
-          <w:p>
-            <w:pPr>
-              <w:rPr>
-                <w:rFonts w:ascii="Times New Roman" w:hAnsi="Times New Roman" w:cs="Times New Roman"/>
-                <w:sz w:val="24"/>
-                <w:szCs w:val="24"/>
-              </w:rPr>
-            </w:pPr>
-          </w:p>
-        </w:tc>
-        <w:tc>
-          <w:tcPr>
-            <w:tcW w:w="0" w:type="auto"/>
-            <w:tcMar>
-              <w:top w:w="150" w:type="dxa"/>
-              <w:left w:w="240" w:type="dxa"/>
-              <w:bottom w:w="150" w:type="dxa"/>
-              <w:right w:w="240" w:type="dxa"/>
-            </w:tcMar>
-            <w:vAlign w:val="center"/>
-            <w:hideMark/>
-          </w:tcPr>
-          <w:p>
-            <w:pPr>
-              <w:rPr>
-                <w:rFonts w:ascii="Times New Roman" w:hAnsi="Times New Roman" w:cs="Times New Roman"/>
-                <w:sz w:val="24"/>
-                <w:szCs w:val="24"/>
-              </w:rPr>
-            </w:pPr>
-          </w:p>
-        </w:tc>
-        <w:tc>
-          <w:tcPr>
-            <w:tcW w:w="0" w:type="auto"/>
-            <w:tcMar>
-              <w:top w:w="150" w:type="dxa"/>
-              <w:left w:w="240" w:type="dxa"/>
-              <w:bottom w:w="150" w:type="dxa"/>
-              <w:right w:w="240" w:type="dxa"/>
-            </w:tcMar>
-            <w:vAlign w:val="center"/>
-            <w:hideMark/>
-          </w:tcPr>
-          <w:p>
-            <w:pPr>
-              <w:rPr>
-                <w:rFonts w:ascii="Times New Roman" w:hAnsi="Times New Roman" w:cs="Times New Roman"/>
-                <w:sz w:val="24"/>
-                <w:szCs w:val="24"/>
-              </w:rPr>
-            </w:pPr>
+          </w:p>
+        </w:tc>
+        <w:tc>
+          <w:tcPr>
+            <w:tcW w:w="0" w:type="auto"/>
+            <w:tcMar>
+              <w:top w:w="150" w:type="dxa"/>
+              <w:left w:w="240" w:type="dxa"/>
+              <w:bottom w:w="150" w:type="dxa"/>
+              <w:right w:w="240" w:type="dxa"/>
+            </w:tcMar>
+            <w:vAlign w:val="center"/>
+            <w:hideMark/>
+          </w:tcPr>
+          <w:p>
+            <w:r/>
+            <w:r>
+              <w:rPr>
+                <w:rFonts w:ascii="Times New Roman" w:hAnsi="Times New Roman" w:eastAsia="Times New Roman" w:cs="Times New Roman"/>
+                <w:sz w:val="20"/>
+              </w:rPr>
+              <w:t>Значимый</w:t>
+            </w:r>
+          </w:p>
+        </w:tc>
+        <w:tc>
+          <w:tcPr>
+            <w:tcW w:w="0" w:type="auto"/>
+            <w:tcMar>
+              <w:top w:w="150" w:type="dxa"/>
+              <w:left w:w="240" w:type="dxa"/>
+              <w:bottom w:w="150" w:type="dxa"/>
+              <w:right w:w="240" w:type="dxa"/>
+            </w:tcMar>
+            <w:vAlign w:val="center"/>
+            <w:hideMark/>
+          </w:tcPr>
+          <w:p>
+            <w:r/>
+            <w:r>
+              <w:rPr>
+                <w:rFonts w:ascii="Times New Roman" w:hAnsi="Times New Roman" w:eastAsia="Times New Roman" w:cs="Times New Roman"/>
+                <w:sz w:val="20"/>
+              </w:rPr>
+              <w:t>16 бит (2 байта)</w:t>
+            </w:r>
+          </w:p>
+        </w:tc>
+        <w:tc>
+          <w:tcPr>
+            <w:tcW w:w="0" w:type="auto"/>
+            <w:tcMar>
+              <w:top w:w="150" w:type="dxa"/>
+              <w:left w:w="240" w:type="dxa"/>
+              <w:bottom w:w="150" w:type="dxa"/>
+              <w:right w:w="240" w:type="dxa"/>
+            </w:tcMar>
+            <w:vAlign w:val="center"/>
+            <w:hideMark/>
+          </w:tcPr>
+          <w:p>
+            <w:r/>
+            <w:r>
+              <w:rPr>
+                <w:rFonts w:ascii="Times New Roman" w:hAnsi="Times New Roman" w:eastAsia="Times New Roman" w:cs="Times New Roman"/>
+                <w:sz w:val="20"/>
+              </w:rPr>
+              <w:t>0 … 65 535</w:t>
+            </w:r>
+          </w:p>
+        </w:tc>
+        <w:tc>
+          <w:tcPr>
+            <w:tcW w:w="0" w:type="auto"/>
+            <w:tcMar>
+              <w:top w:w="150" w:type="dxa"/>
+              <w:left w:w="240" w:type="dxa"/>
+              <w:bottom w:w="150" w:type="dxa"/>
+              <w:right w:w="240" w:type="dxa"/>
+            </w:tcMar>
+            <w:vAlign w:val="center"/>
+            <w:hideMark/>
+          </w:tcPr>
+          <w:p>
+            <w:r/>
+            <w:r>
+              <w:rPr>
+                <w:rFonts w:ascii="Times New Roman" w:hAnsi="Times New Roman" w:eastAsia="Times New Roman" w:cs="Times New Roman"/>
+                <w:sz w:val="20"/>
+              </w:rPr>
+              <w:t>ushort u = 50000;</w:t>
+            </w:r>
           </w:p>
         </w:tc>
         <w:tc>
@@ -5662,13 +5645,14 @@
             <w:hideMark/>
           </w:tcPr>
           <w:p>
-            <w:pPr>
-              <w:rPr>
-                <w:rFonts w:ascii="Times New Roman" w:hAnsi="Times New Roman" w:cs="Times New Roman"/>
-                <w:sz w:val="24"/>
-                <w:szCs w:val="24"/>
-              </w:rPr>
-            </w:pPr>
+            <w:r/>
+            <w:r>
+              <w:rPr>
+                <w:rFonts w:ascii="Times New Roman" w:hAnsi="Times New Roman" w:eastAsia="Times New Roman" w:cs="Times New Roman"/>
+                <w:sz w:val="20"/>
+              </w:rPr>
+              <w:t>Нет</w:t>
+            </w:r>
           </w:p>
         </w:tc>
       </w:tr>
@@ -5686,111 +5670,106 @@
             <w:hideMark/>
           </w:tcPr>
           <w:p>
-            <w:pPr>
-              <w:rPr>
-                <w:rFonts w:ascii="Times New Roman" w:hAnsi="Times New Roman" w:cs="Times New Roman"/>
-                <w:sz w:val="24"/>
-                <w:szCs w:val="24"/>
-              </w:rPr>
-            </w:pPr>
-            <w:proofErr w:type="spellStart"/>
-            <w:r>
-              <w:rPr>
-                <w:rFonts w:ascii="Times New Roman" w:hAnsi="Times New Roman" w:cs="Times New Roman"/>
-                <w:sz w:val="24"/>
-                <w:szCs w:val="24"/>
+            <w:r/>
+            <w:r>
+              <w:rPr>
+                <w:rFonts w:ascii="Times New Roman" w:hAnsi="Times New Roman" w:eastAsia="Times New Roman" w:cs="Times New Roman"/>
+                <w:sz w:val="20"/>
               </w:rPr>
               <w:t>int</w:t>
             </w:r>
-            <w:proofErr w:type="spellEnd"/>
-          </w:p>
-        </w:tc>
-        <w:tc>
-          <w:tcPr>
-            <w:tcW w:w="0" w:type="auto"/>
-            <w:tcMar>
-              <w:top w:w="150" w:type="dxa"/>
-              <w:left w:w="240" w:type="dxa"/>
-              <w:bottom w:w="150" w:type="dxa"/>
-              <w:right w:w="240" w:type="dxa"/>
-            </w:tcMar>
-            <w:vAlign w:val="center"/>
-            <w:hideMark/>
-          </w:tcPr>
-          <w:p>
-            <w:pPr>
-              <w:rPr>
-                <w:rFonts w:ascii="Times New Roman" w:hAnsi="Times New Roman" w:cs="Times New Roman"/>
-                <w:sz w:val="24"/>
-                <w:szCs w:val="24"/>
-              </w:rPr>
-            </w:pPr>
-          </w:p>
-        </w:tc>
-        <w:tc>
-          <w:tcPr>
-            <w:tcW w:w="0" w:type="auto"/>
-            <w:tcMar>
-              <w:top w:w="150" w:type="dxa"/>
-              <w:left w:w="240" w:type="dxa"/>
-              <w:bottom w:w="150" w:type="dxa"/>
-              <w:right w:w="240" w:type="dxa"/>
-            </w:tcMar>
-            <w:vAlign w:val="center"/>
-            <w:hideMark/>
-          </w:tcPr>
-          <w:p>
-            <w:pPr>
-              <w:rPr>
-                <w:rFonts w:ascii="Times New Roman" w:hAnsi="Times New Roman" w:cs="Times New Roman"/>
-                <w:sz w:val="24"/>
-                <w:szCs w:val="24"/>
-              </w:rPr>
-            </w:pPr>
-          </w:p>
-        </w:tc>
-        <w:tc>
-          <w:tcPr>
-            <w:tcW w:w="0" w:type="auto"/>
-            <w:tcMar>
-              <w:top w:w="150" w:type="dxa"/>
-              <w:left w:w="240" w:type="dxa"/>
-              <w:bottom w:w="150" w:type="dxa"/>
-              <w:right w:w="240" w:type="dxa"/>
-            </w:tcMar>
-            <w:vAlign w:val="center"/>
-            <w:hideMark/>
-          </w:tcPr>
-          <w:p>
-            <w:pPr>
-              <w:rPr>
-                <w:rFonts w:ascii="Times New Roman" w:hAnsi="Times New Roman" w:cs="Times New Roman"/>
-                <w:sz w:val="24"/>
-                <w:szCs w:val="24"/>
-              </w:rPr>
-            </w:pPr>
-          </w:p>
-        </w:tc>
-        <w:tc>
-          <w:tcPr>
-            <w:tcW w:w="0" w:type="auto"/>
-            <w:tcMar>
-              <w:top w:w="150" w:type="dxa"/>
-              <w:left w:w="240" w:type="dxa"/>
-              <w:bottom w:w="150" w:type="dxa"/>
-              <w:right w:w="240" w:type="dxa"/>
-            </w:tcMar>
-            <w:vAlign w:val="center"/>
-            <w:hideMark/>
-          </w:tcPr>
-          <w:p>
-            <w:pPr>
-              <w:rPr>
-                <w:rFonts w:ascii="Times New Roman" w:hAnsi="Times New Roman" w:cs="Times New Roman"/>
-                <w:sz w:val="24"/>
-                <w:szCs w:val="24"/>
-              </w:rPr>
-            </w:pPr>
+          </w:p>
+        </w:tc>
+        <w:tc>
+          <w:tcPr>
+            <w:tcW w:w="0" w:type="auto"/>
+            <w:tcMar>
+              <w:top w:w="150" w:type="dxa"/>
+              <w:left w:w="240" w:type="dxa"/>
+              <w:bottom w:w="150" w:type="dxa"/>
+              <w:right w:w="240" w:type="dxa"/>
+            </w:tcMar>
+            <w:vAlign w:val="center"/>
+            <w:hideMark/>
+          </w:tcPr>
+          <w:p>
+            <w:r/>
+            <w:r>
+              <w:rPr>
+                <w:rFonts w:ascii="Times New Roman" w:hAnsi="Times New Roman" w:eastAsia="Times New Roman" w:cs="Times New Roman"/>
+                <w:sz w:val="20"/>
+              </w:rPr>
+              <w:t>Значимый</w:t>
+            </w:r>
+          </w:p>
+        </w:tc>
+        <w:tc>
+          <w:tcPr>
+            <w:tcW w:w="0" w:type="auto"/>
+            <w:tcMar>
+              <w:top w:w="150" w:type="dxa"/>
+              <w:left w:w="240" w:type="dxa"/>
+              <w:bottom w:w="150" w:type="dxa"/>
+              <w:right w:w="240" w:type="dxa"/>
+            </w:tcMar>
+            <w:vAlign w:val="center"/>
+            <w:hideMark/>
+          </w:tcPr>
+          <w:p>
+            <w:r/>
+            <w:r>
+              <w:rPr>
+                <w:rFonts w:ascii="Times New Roman" w:hAnsi="Times New Roman" w:eastAsia="Times New Roman" w:cs="Times New Roman"/>
+                <w:sz w:val="20"/>
+              </w:rPr>
+              <w:t>32 бита (4 байта)</w:t>
+            </w:r>
+          </w:p>
+        </w:tc>
+        <w:tc>
+          <w:tcPr>
+            <w:tcW w:w="0" w:type="auto"/>
+            <w:tcMar>
+              <w:top w:w="150" w:type="dxa"/>
+              <w:left w:w="240" w:type="dxa"/>
+              <w:bottom w:w="150" w:type="dxa"/>
+              <w:right w:w="240" w:type="dxa"/>
+            </w:tcMar>
+            <w:vAlign w:val="center"/>
+            <w:hideMark/>
+          </w:tcPr>
+          <w:p>
+            <w:r/>
+            <w:r>
+              <w:rPr>
+                <w:rFonts w:ascii="Times New Roman" w:hAnsi="Times New Roman" w:eastAsia="Times New Roman" w:cs="Times New Roman"/>
+                <w:sz w:val="20"/>
+              </w:rPr>
+              <w:t>−2 147 483 648 … 2 147 483 647</w:t>
+            </w:r>
+          </w:p>
+        </w:tc>
+        <w:tc>
+          <w:tcPr>
+            <w:tcW w:w="0" w:type="auto"/>
+            <w:tcMar>
+              <w:top w:w="150" w:type="dxa"/>
+              <w:left w:w="240" w:type="dxa"/>
+              <w:bottom w:w="150" w:type="dxa"/>
+              <w:right w:w="240" w:type="dxa"/>
+            </w:tcMar>
+            <w:vAlign w:val="center"/>
+            <w:hideMark/>
+          </w:tcPr>
+          <w:p>
+            <w:r/>
+            <w:r>
+              <w:rPr>
+                <w:rFonts w:ascii="Times New Roman" w:hAnsi="Times New Roman" w:eastAsia="Times New Roman" w:cs="Times New Roman"/>
+                <w:sz w:val="20"/>
+              </w:rPr>
+              <w:t>int n = 10;</w:t>
+            </w:r>
           </w:p>
         </w:tc>
         <w:tc>
@@ -5806,13 +5785,14 @@
             <w:hideMark/>
           </w:tcPr>
           <w:p>
-            <w:pPr>
-              <w:rPr>
-                <w:rFonts w:ascii="Times New Roman" w:hAnsi="Times New Roman" w:cs="Times New Roman"/>
-                <w:sz w:val="24"/>
-                <w:szCs w:val="24"/>
-              </w:rPr>
-            </w:pPr>
+            <w:r/>
+            <w:r>
+              <w:rPr>
+                <w:rFonts w:ascii="Times New Roman" w:hAnsi="Times New Roman" w:eastAsia="Times New Roman" w:cs="Times New Roman"/>
+                <w:sz w:val="20"/>
+              </w:rPr>
+              <w:t>Нет</w:t>
+            </w:r>
           </w:p>
         </w:tc>
       </w:tr>
@@ -5830,111 +5810,106 @@
             <w:hideMark/>
           </w:tcPr>
           <w:p>
-            <w:pPr>
-              <w:rPr>
-                <w:rFonts w:ascii="Times New Roman" w:hAnsi="Times New Roman" w:cs="Times New Roman"/>
-                <w:sz w:val="24"/>
-                <w:szCs w:val="24"/>
-              </w:rPr>
-            </w:pPr>
-            <w:proofErr w:type="spellStart"/>
-            <w:r>
-              <w:rPr>
-                <w:rFonts w:ascii="Times New Roman" w:hAnsi="Times New Roman" w:cs="Times New Roman"/>
-                <w:sz w:val="24"/>
-                <w:szCs w:val="24"/>
+            <w:r/>
+            <w:r>
+              <w:rPr>
+                <w:rFonts w:ascii="Times New Roman" w:hAnsi="Times New Roman" w:eastAsia="Times New Roman" w:cs="Times New Roman"/>
+                <w:sz w:val="20"/>
               </w:rPr>
               <w:t>uint</w:t>
             </w:r>
-            <w:proofErr w:type="spellEnd"/>
-          </w:p>
-        </w:tc>
-        <w:tc>
-          <w:tcPr>
-            <w:tcW w:w="0" w:type="auto"/>
-            <w:tcMar>
-              <w:top w:w="150" w:type="dxa"/>
-              <w:left w:w="240" w:type="dxa"/>
-              <w:bottom w:w="150" w:type="dxa"/>
-              <w:right w:w="240" w:type="dxa"/>
-            </w:tcMar>
-            <w:vAlign w:val="center"/>
-            <w:hideMark/>
-          </w:tcPr>
-          <w:p>
-            <w:pPr>
-              <w:rPr>
-                <w:rFonts w:ascii="Times New Roman" w:hAnsi="Times New Roman" w:cs="Times New Roman"/>
-                <w:sz w:val="24"/>
-                <w:szCs w:val="24"/>
-              </w:rPr>
-            </w:pPr>
-          </w:p>
-        </w:tc>
-        <w:tc>
-          <w:tcPr>
-            <w:tcW w:w="0" w:type="auto"/>
-            <w:tcMar>
-              <w:top w:w="150" w:type="dxa"/>
-              <w:left w:w="240" w:type="dxa"/>
-              <w:bottom w:w="150" w:type="dxa"/>
-              <w:right w:w="240" w:type="dxa"/>
-            </w:tcMar>
-            <w:vAlign w:val="center"/>
-            <w:hideMark/>
-          </w:tcPr>
-          <w:p>
-            <w:pPr>
-              <w:rPr>
-                <w:rFonts w:ascii="Times New Roman" w:hAnsi="Times New Roman" w:cs="Times New Roman"/>
-                <w:sz w:val="24"/>
-                <w:szCs w:val="24"/>
-              </w:rPr>
-            </w:pPr>
-          </w:p>
-        </w:tc>
-        <w:tc>
-          <w:tcPr>
-            <w:tcW w:w="0" w:type="auto"/>
-            <w:tcMar>
-              <w:top w:w="150" w:type="dxa"/>
-              <w:left w:w="240" w:type="dxa"/>
-              <w:bottom w:w="150" w:type="dxa"/>
-              <w:right w:w="240" w:type="dxa"/>
-            </w:tcMar>
-            <w:vAlign w:val="center"/>
-            <w:hideMark/>
-          </w:tcPr>
-          <w:p>
-            <w:pPr>
-              <w:rPr>
-                <w:rFonts w:ascii="Times New Roman" w:hAnsi="Times New Roman" w:cs="Times New Roman"/>
-                <w:sz w:val="24"/>
-                <w:szCs w:val="24"/>
-              </w:rPr>
-            </w:pPr>
-          </w:p>
-        </w:tc>
-        <w:tc>
-          <w:tcPr>
-            <w:tcW w:w="0" w:type="auto"/>
-            <w:tcMar>
-              <w:top w:w="150" w:type="dxa"/>
-              <w:left w:w="240" w:type="dxa"/>
-              <w:bottom w:w="150" w:type="dxa"/>
-              <w:right w:w="240" w:type="dxa"/>
-            </w:tcMar>
-            <w:vAlign w:val="center"/>
-            <w:hideMark/>
-          </w:tcPr>
-          <w:p>
-            <w:pPr>
-              <w:rPr>
-                <w:rFonts w:ascii="Times New Roman" w:hAnsi="Times New Roman" w:cs="Times New Roman"/>
-                <w:sz w:val="24"/>
-                <w:szCs w:val="24"/>
-              </w:rPr>
-            </w:pPr>
+          </w:p>
+        </w:tc>
+        <w:tc>
+          <w:tcPr>
+            <w:tcW w:w="0" w:type="auto"/>
+            <w:tcMar>
+              <w:top w:w="150" w:type="dxa"/>
+              <w:left w:w="240" w:type="dxa"/>
+              <w:bottom w:w="150" w:type="dxa"/>
+              <w:right w:w="240" w:type="dxa"/>
+            </w:tcMar>
+            <w:vAlign w:val="center"/>
+            <w:hideMark/>
+          </w:tcPr>
+          <w:p>
+            <w:r/>
+            <w:r>
+              <w:rPr>
+                <w:rFonts w:ascii="Times New Roman" w:hAnsi="Times New Roman" w:eastAsia="Times New Roman" w:cs="Times New Roman"/>
+                <w:sz w:val="20"/>
+              </w:rPr>
+              <w:t>Значимый</w:t>
+            </w:r>
+          </w:p>
+        </w:tc>
+        <w:tc>
+          <w:tcPr>
+            <w:tcW w:w="0" w:type="auto"/>
+            <w:tcMar>
+              <w:top w:w="150" w:type="dxa"/>
+              <w:left w:w="240" w:type="dxa"/>
+              <w:bottom w:w="150" w:type="dxa"/>
+              <w:right w:w="240" w:type="dxa"/>
+            </w:tcMar>
+            <w:vAlign w:val="center"/>
+            <w:hideMark/>
+          </w:tcPr>
+          <w:p>
+            <w:r/>
+            <w:r>
+              <w:rPr>
+                <w:rFonts w:ascii="Times New Roman" w:hAnsi="Times New Roman" w:eastAsia="Times New Roman" w:cs="Times New Roman"/>
+                <w:sz w:val="20"/>
+              </w:rPr>
+              <w:t>32 бита (4 байта)</w:t>
+            </w:r>
+          </w:p>
+        </w:tc>
+        <w:tc>
+          <w:tcPr>
+            <w:tcW w:w="0" w:type="auto"/>
+            <w:tcMar>
+              <w:top w:w="150" w:type="dxa"/>
+              <w:left w:w="240" w:type="dxa"/>
+              <w:bottom w:w="150" w:type="dxa"/>
+              <w:right w:w="240" w:type="dxa"/>
+            </w:tcMar>
+            <w:vAlign w:val="center"/>
+            <w:hideMark/>
+          </w:tcPr>
+          <w:p>
+            <w:r/>
+            <w:r>
+              <w:rPr>
+                <w:rFonts w:ascii="Times New Roman" w:hAnsi="Times New Roman" w:eastAsia="Times New Roman" w:cs="Times New Roman"/>
+                <w:sz w:val="20"/>
+              </w:rPr>
+              <w:t>0 … 4 294 967 295</w:t>
+            </w:r>
+          </w:p>
+        </w:tc>
+        <w:tc>
+          <w:tcPr>
+            <w:tcW w:w="0" w:type="auto"/>
+            <w:tcMar>
+              <w:top w:w="150" w:type="dxa"/>
+              <w:left w:w="240" w:type="dxa"/>
+              <w:bottom w:w="150" w:type="dxa"/>
+              <w:right w:w="240" w:type="dxa"/>
+            </w:tcMar>
+            <w:vAlign w:val="center"/>
+            <w:hideMark/>
+          </w:tcPr>
+          <w:p>
+            <w:r/>
+            <w:r>
+              <w:rPr>
+                <w:rFonts w:ascii="Times New Roman" w:hAnsi="Times New Roman" w:eastAsia="Times New Roman" w:cs="Times New Roman"/>
+                <w:sz w:val="20"/>
+              </w:rPr>
+              <w:t>uint k = 10u;</w:t>
+            </w:r>
           </w:p>
         </w:tc>
         <w:tc>
@@ -5950,13 +5925,14 @@
             <w:hideMark/>
           </w:tcPr>
           <w:p>
-            <w:pPr>
-              <w:rPr>
-                <w:rFonts w:ascii="Times New Roman" w:hAnsi="Times New Roman" w:cs="Times New Roman"/>
-                <w:sz w:val="24"/>
-                <w:szCs w:val="24"/>
-              </w:rPr>
-            </w:pPr>
+            <w:r/>
+            <w:r>
+              <w:rPr>
+                <w:rFonts w:ascii="Times New Roman" w:hAnsi="Times New Roman" w:eastAsia="Times New Roman" w:cs="Times New Roman"/>
+                <w:sz w:val="20"/>
+              </w:rPr>
+              <w:t>u / U</w:t>
+            </w:r>
           </w:p>
         </w:tc>
       </w:tr>
@@ -5974,111 +5950,106 @@
             <w:hideMark/>
           </w:tcPr>
           <w:p>
-            <w:pPr>
-              <w:rPr>
-                <w:rFonts w:ascii="Times New Roman" w:hAnsi="Times New Roman" w:cs="Times New Roman"/>
-                <w:sz w:val="24"/>
-                <w:szCs w:val="24"/>
-              </w:rPr>
-            </w:pPr>
-            <w:proofErr w:type="spellStart"/>
-            <w:r>
-              <w:rPr>
-                <w:rFonts w:ascii="Times New Roman" w:hAnsi="Times New Roman" w:cs="Times New Roman"/>
-                <w:sz w:val="24"/>
-                <w:szCs w:val="24"/>
+            <w:r/>
+            <w:r>
+              <w:rPr>
+                <w:rFonts w:ascii="Times New Roman" w:hAnsi="Times New Roman" w:eastAsia="Times New Roman" w:cs="Times New Roman"/>
+                <w:sz w:val="20"/>
               </w:rPr>
               <w:t>long</w:t>
             </w:r>
-            <w:proofErr w:type="spellEnd"/>
-          </w:p>
-        </w:tc>
-        <w:tc>
-          <w:tcPr>
-            <w:tcW w:w="0" w:type="auto"/>
-            <w:tcMar>
-              <w:top w:w="150" w:type="dxa"/>
-              <w:left w:w="240" w:type="dxa"/>
-              <w:bottom w:w="150" w:type="dxa"/>
-              <w:right w:w="240" w:type="dxa"/>
-            </w:tcMar>
-            <w:vAlign w:val="center"/>
-            <w:hideMark/>
-          </w:tcPr>
-          <w:p>
-            <w:pPr>
-              <w:rPr>
-                <w:rFonts w:ascii="Times New Roman" w:hAnsi="Times New Roman" w:cs="Times New Roman"/>
-                <w:sz w:val="24"/>
-                <w:szCs w:val="24"/>
-              </w:rPr>
-            </w:pPr>
-          </w:p>
-        </w:tc>
-        <w:tc>
-          <w:tcPr>
-            <w:tcW w:w="0" w:type="auto"/>
-            <w:tcMar>
-              <w:top w:w="150" w:type="dxa"/>
-              <w:left w:w="240" w:type="dxa"/>
-              <w:bottom w:w="150" w:type="dxa"/>
-              <w:right w:w="240" w:type="dxa"/>
-            </w:tcMar>
-            <w:vAlign w:val="center"/>
-            <w:hideMark/>
-          </w:tcPr>
-          <w:p>
-            <w:pPr>
-              <w:rPr>
-                <w:rFonts w:ascii="Times New Roman" w:hAnsi="Times New Roman" w:cs="Times New Roman"/>
-                <w:sz w:val="24"/>
-                <w:szCs w:val="24"/>
-              </w:rPr>
-            </w:pPr>
-          </w:p>
-        </w:tc>
-        <w:tc>
-          <w:tcPr>
-            <w:tcW w:w="0" w:type="auto"/>
-            <w:tcMar>
-              <w:top w:w="150" w:type="dxa"/>
-              <w:left w:w="240" w:type="dxa"/>
-              <w:bottom w:w="150" w:type="dxa"/>
-              <w:right w:w="240" w:type="dxa"/>
-            </w:tcMar>
-            <w:vAlign w:val="center"/>
-            <w:hideMark/>
-          </w:tcPr>
-          <w:p>
-            <w:pPr>
-              <w:rPr>
-                <w:rFonts w:ascii="Times New Roman" w:hAnsi="Times New Roman" w:cs="Times New Roman"/>
-                <w:sz w:val="24"/>
-                <w:szCs w:val="24"/>
-              </w:rPr>
-            </w:pPr>
-          </w:p>
-        </w:tc>
-        <w:tc>
-          <w:tcPr>
-            <w:tcW w:w="0" w:type="auto"/>
-            <w:tcMar>
-              <w:top w:w="150" w:type="dxa"/>
-              <w:left w:w="240" w:type="dxa"/>
-              <w:bottom w:w="150" w:type="dxa"/>
-              <w:right w:w="240" w:type="dxa"/>
-            </w:tcMar>
-            <w:vAlign w:val="center"/>
-            <w:hideMark/>
-          </w:tcPr>
-          <w:p>
-            <w:pPr>
-              <w:rPr>
-                <w:rFonts w:ascii="Times New Roman" w:hAnsi="Times New Roman" w:cs="Times New Roman"/>
-                <w:sz w:val="24"/>
-                <w:szCs w:val="24"/>
-              </w:rPr>
-            </w:pPr>
+          </w:p>
+        </w:tc>
+        <w:tc>
+          <w:tcPr>
+            <w:tcW w:w="0" w:type="auto"/>
+            <w:tcMar>
+              <w:top w:w="150" w:type="dxa"/>
+              <w:left w:w="240" w:type="dxa"/>
+              <w:bottom w:w="150" w:type="dxa"/>
+              <w:right w:w="240" w:type="dxa"/>
+            </w:tcMar>
+            <w:vAlign w:val="center"/>
+            <w:hideMark/>
+          </w:tcPr>
+          <w:p>
+            <w:r/>
+            <w:r>
+              <w:rPr>
+                <w:rFonts w:ascii="Times New Roman" w:hAnsi="Times New Roman" w:eastAsia="Times New Roman" w:cs="Times New Roman"/>
+                <w:sz w:val="20"/>
+              </w:rPr>
+              <w:t>Значимый</w:t>
+            </w:r>
+          </w:p>
+        </w:tc>
+        <w:tc>
+          <w:tcPr>
+            <w:tcW w:w="0" w:type="auto"/>
+            <w:tcMar>
+              <w:top w:w="150" w:type="dxa"/>
+              <w:left w:w="240" w:type="dxa"/>
+              <w:bottom w:w="150" w:type="dxa"/>
+              <w:right w:w="240" w:type="dxa"/>
+            </w:tcMar>
+            <w:vAlign w:val="center"/>
+            <w:hideMark/>
+          </w:tcPr>
+          <w:p>
+            <w:r/>
+            <w:r>
+              <w:rPr>
+                <w:rFonts w:ascii="Times New Roman" w:hAnsi="Times New Roman" w:eastAsia="Times New Roman" w:cs="Times New Roman"/>
+                <w:sz w:val="20"/>
+              </w:rPr>
+              <w:t>64 бита (8 байт)</w:t>
+            </w:r>
+          </w:p>
+        </w:tc>
+        <w:tc>
+          <w:tcPr>
+            <w:tcW w:w="0" w:type="auto"/>
+            <w:tcMar>
+              <w:top w:w="150" w:type="dxa"/>
+              <w:left w:w="240" w:type="dxa"/>
+              <w:bottom w:w="150" w:type="dxa"/>
+              <w:right w:w="240" w:type="dxa"/>
+            </w:tcMar>
+            <w:vAlign w:val="center"/>
+            <w:hideMark/>
+          </w:tcPr>
+          <w:p>
+            <w:r/>
+            <w:r>
+              <w:rPr>
+                <w:rFonts w:ascii="Times New Roman" w:hAnsi="Times New Roman" w:eastAsia="Times New Roman" w:cs="Times New Roman"/>
+                <w:sz w:val="20"/>
+              </w:rPr>
+              <w:t>−9,22·10¹⁸ … 9,22·10¹⁸</w:t>
+            </w:r>
+          </w:p>
+        </w:tc>
+        <w:tc>
+          <w:tcPr>
+            <w:tcW w:w="0" w:type="auto"/>
+            <w:tcMar>
+              <w:top w:w="150" w:type="dxa"/>
+              <w:left w:w="240" w:type="dxa"/>
+              <w:bottom w:w="150" w:type="dxa"/>
+              <w:right w:w="240" w:type="dxa"/>
+            </w:tcMar>
+            <w:vAlign w:val="center"/>
+            <w:hideMark/>
+          </w:tcPr>
+          <w:p>
+            <w:r/>
+            <w:r>
+              <w:rPr>
+                <w:rFonts w:ascii="Times New Roman" w:hAnsi="Times New Roman" w:eastAsia="Times New Roman" w:cs="Times New Roman"/>
+                <w:sz w:val="20"/>
+              </w:rPr>
+              <w:t>long l = 10L;</w:t>
+            </w:r>
           </w:p>
         </w:tc>
         <w:tc>
@@ -6094,13 +6065,14 @@
             <w:hideMark/>
           </w:tcPr>
           <w:p>
-            <w:pPr>
-              <w:rPr>
-                <w:rFonts w:ascii="Times New Roman" w:hAnsi="Times New Roman" w:cs="Times New Roman"/>
-                <w:sz w:val="24"/>
-                <w:szCs w:val="24"/>
-              </w:rPr>
-            </w:pPr>
+            <w:r/>
+            <w:r>
+              <w:rPr>
+                <w:rFonts w:ascii="Times New Roman" w:hAnsi="Times New Roman" w:eastAsia="Times New Roman" w:cs="Times New Roman"/>
+                <w:sz w:val="20"/>
+              </w:rPr>
+              <w:t>l / L</w:t>
+            </w:r>
           </w:p>
         </w:tc>
       </w:tr>
@@ -6118,111 +6090,106 @@
             <w:hideMark/>
           </w:tcPr>
           <w:p>
-            <w:pPr>
-              <w:rPr>
-                <w:rFonts w:ascii="Times New Roman" w:hAnsi="Times New Roman" w:cs="Times New Roman"/>
-                <w:sz w:val="24"/>
-                <w:szCs w:val="24"/>
-              </w:rPr>
-            </w:pPr>
-            <w:proofErr w:type="spellStart"/>
-            <w:r>
-              <w:rPr>
-                <w:rFonts w:ascii="Times New Roman" w:hAnsi="Times New Roman" w:cs="Times New Roman"/>
-                <w:sz w:val="24"/>
-                <w:szCs w:val="24"/>
+            <w:r/>
+            <w:r>
+              <w:rPr>
+                <w:rFonts w:ascii="Times New Roman" w:hAnsi="Times New Roman" w:eastAsia="Times New Roman" w:cs="Times New Roman"/>
+                <w:sz w:val="20"/>
               </w:rPr>
               <w:t>ulong</w:t>
             </w:r>
-            <w:proofErr w:type="spellEnd"/>
-          </w:p>
-        </w:tc>
-        <w:tc>
-          <w:tcPr>
-            <w:tcW w:w="0" w:type="auto"/>
-            <w:tcMar>
-              <w:top w:w="150" w:type="dxa"/>
-              <w:left w:w="240" w:type="dxa"/>
-              <w:bottom w:w="150" w:type="dxa"/>
-              <w:right w:w="240" w:type="dxa"/>
-            </w:tcMar>
-            <w:vAlign w:val="center"/>
-            <w:hideMark/>
-          </w:tcPr>
-          <w:p>
-            <w:pPr>
-              <w:rPr>
-                <w:rFonts w:ascii="Times New Roman" w:hAnsi="Times New Roman" w:cs="Times New Roman"/>
-                <w:sz w:val="24"/>
-                <w:szCs w:val="24"/>
-              </w:rPr>
-            </w:pPr>
-          </w:p>
-        </w:tc>
-        <w:tc>
-          <w:tcPr>
-            <w:tcW w:w="0" w:type="auto"/>
-            <w:tcMar>
-              <w:top w:w="150" w:type="dxa"/>
-              <w:left w:w="240" w:type="dxa"/>
-              <w:bottom w:w="150" w:type="dxa"/>
-              <w:right w:w="240" w:type="dxa"/>
-            </w:tcMar>
-            <w:vAlign w:val="center"/>
-            <w:hideMark/>
-          </w:tcPr>
-          <w:p>
-            <w:pPr>
-              <w:rPr>
-                <w:rFonts w:ascii="Times New Roman" w:hAnsi="Times New Roman" w:cs="Times New Roman"/>
-                <w:sz w:val="24"/>
-                <w:szCs w:val="24"/>
-              </w:rPr>
-            </w:pPr>
-          </w:p>
-        </w:tc>
-        <w:tc>
-          <w:tcPr>
-            <w:tcW w:w="0" w:type="auto"/>
-            <w:tcMar>
-              <w:top w:w="150" w:type="dxa"/>
-              <w:left w:w="240" w:type="dxa"/>
-              <w:bottom w:w="150" w:type="dxa"/>
-              <w:right w:w="240" w:type="dxa"/>
-            </w:tcMar>
-            <w:vAlign w:val="center"/>
-            <w:hideMark/>
-          </w:tcPr>
-          <w:p>
-            <w:pPr>
-              <w:rPr>
-                <w:rFonts w:ascii="Times New Roman" w:hAnsi="Times New Roman" w:cs="Times New Roman"/>
-                <w:sz w:val="24"/>
-                <w:szCs w:val="24"/>
-              </w:rPr>
-            </w:pPr>
-          </w:p>
-        </w:tc>
-        <w:tc>
-          <w:tcPr>
-            <w:tcW w:w="0" w:type="auto"/>
-            <w:tcMar>
-              <w:top w:w="150" w:type="dxa"/>
-              <w:left w:w="240" w:type="dxa"/>
-              <w:bottom w:w="150" w:type="dxa"/>
-              <w:right w:w="240" w:type="dxa"/>
-            </w:tcMar>
-            <w:vAlign w:val="center"/>
-            <w:hideMark/>
-          </w:tcPr>
-          <w:p>
-            <w:pPr>
-              <w:rPr>
-                <w:rFonts w:ascii="Times New Roman" w:hAnsi="Times New Roman" w:cs="Times New Roman"/>
-                <w:sz w:val="24"/>
-                <w:szCs w:val="24"/>
-              </w:rPr>
-            </w:pPr>
+          </w:p>
+        </w:tc>
+        <w:tc>
+          <w:tcPr>
+            <w:tcW w:w="0" w:type="auto"/>
+            <w:tcMar>
+              <w:top w:w="150" w:type="dxa"/>
+              <w:left w:w="240" w:type="dxa"/>
+              <w:bottom w:w="150" w:type="dxa"/>
+              <w:right w:w="240" w:type="dxa"/>
+            </w:tcMar>
+            <w:vAlign w:val="center"/>
+            <w:hideMark/>
+          </w:tcPr>
+          <w:p>
+            <w:r/>
+            <w:r>
+              <w:rPr>
+                <w:rFonts w:ascii="Times New Roman" w:hAnsi="Times New Roman" w:eastAsia="Times New Roman" w:cs="Times New Roman"/>
+                <w:sz w:val="20"/>
+              </w:rPr>
+              <w:t>Значимый</w:t>
+            </w:r>
+          </w:p>
+        </w:tc>
+        <w:tc>
+          <w:tcPr>
+            <w:tcW w:w="0" w:type="auto"/>
+            <w:tcMar>
+              <w:top w:w="150" w:type="dxa"/>
+              <w:left w:w="240" w:type="dxa"/>
+              <w:bottom w:w="150" w:type="dxa"/>
+              <w:right w:w="240" w:type="dxa"/>
+            </w:tcMar>
+            <w:vAlign w:val="center"/>
+            <w:hideMark/>
+          </w:tcPr>
+          <w:p>
+            <w:r/>
+            <w:r>
+              <w:rPr>
+                <w:rFonts w:ascii="Times New Roman" w:hAnsi="Times New Roman" w:eastAsia="Times New Roman" w:cs="Times New Roman"/>
+                <w:sz w:val="20"/>
+              </w:rPr>
+              <w:t>64 бита (8 байт)</w:t>
+            </w:r>
+          </w:p>
+        </w:tc>
+        <w:tc>
+          <w:tcPr>
+            <w:tcW w:w="0" w:type="auto"/>
+            <w:tcMar>
+              <w:top w:w="150" w:type="dxa"/>
+              <w:left w:w="240" w:type="dxa"/>
+              <w:bottom w:w="150" w:type="dxa"/>
+              <w:right w:w="240" w:type="dxa"/>
+            </w:tcMar>
+            <w:vAlign w:val="center"/>
+            <w:hideMark/>
+          </w:tcPr>
+          <w:p>
+            <w:r/>
+            <w:r>
+              <w:rPr>
+                <w:rFonts w:ascii="Times New Roman" w:hAnsi="Times New Roman" w:eastAsia="Times New Roman" w:cs="Times New Roman"/>
+                <w:sz w:val="20"/>
+              </w:rPr>
+              <w:t>0 … 18,44·10¹⁸</w:t>
+            </w:r>
+          </w:p>
+        </w:tc>
+        <w:tc>
+          <w:tcPr>
+            <w:tcW w:w="0" w:type="auto"/>
+            <w:tcMar>
+              <w:top w:w="150" w:type="dxa"/>
+              <w:left w:w="240" w:type="dxa"/>
+              <w:bottom w:w="150" w:type="dxa"/>
+              <w:right w:w="240" w:type="dxa"/>
+            </w:tcMar>
+            <w:vAlign w:val="center"/>
+            <w:hideMark/>
+          </w:tcPr>
+          <w:p>
+            <w:r/>
+            <w:r>
+              <w:rPr>
+                <w:rFonts w:ascii="Times New Roman" w:hAnsi="Times New Roman" w:eastAsia="Times New Roman" w:cs="Times New Roman"/>
+                <w:sz w:val="20"/>
+              </w:rPr>
+              <w:t>ulong m = 10UL;</w:t>
+            </w:r>
           </w:p>
         </w:tc>
         <w:tc>
@@ -6238,13 +6205,14 @@
             <w:hideMark/>
           </w:tcPr>
           <w:p>
-            <w:pPr>
-              <w:rPr>
-                <w:rFonts w:ascii="Times New Roman" w:hAnsi="Times New Roman" w:cs="Times New Roman"/>
-                <w:sz w:val="24"/>
-                <w:szCs w:val="24"/>
-              </w:rPr>
-            </w:pPr>
+            <w:r/>
+            <w:r>
+              <w:rPr>
+                <w:rFonts w:ascii="Times New Roman" w:hAnsi="Times New Roman" w:eastAsia="Times New Roman" w:cs="Times New Roman"/>
+                <w:sz w:val="20"/>
+              </w:rPr>
+              <w:t>ul / UL</w:t>
+            </w:r>
           </w:p>
         </w:tc>
       </w:tr>
@@ -6262,111 +6230,106 @@
             <w:hideMark/>
           </w:tcPr>
           <w:p>
-            <w:pPr>
-              <w:rPr>
-                <w:rFonts w:ascii="Times New Roman" w:hAnsi="Times New Roman" w:cs="Times New Roman"/>
-                <w:sz w:val="24"/>
-                <w:szCs w:val="24"/>
-              </w:rPr>
-            </w:pPr>
-            <w:proofErr w:type="spellStart"/>
-            <w:r>
-              <w:rPr>
-                <w:rFonts w:ascii="Times New Roman" w:hAnsi="Times New Roman" w:cs="Times New Roman"/>
-                <w:sz w:val="24"/>
-                <w:szCs w:val="24"/>
+            <w:r/>
+            <w:r>
+              <w:rPr>
+                <w:rFonts w:ascii="Times New Roman" w:hAnsi="Times New Roman" w:eastAsia="Times New Roman" w:cs="Times New Roman"/>
+                <w:sz w:val="20"/>
               </w:rPr>
               <w:t>float</w:t>
             </w:r>
-            <w:proofErr w:type="spellEnd"/>
-          </w:p>
-        </w:tc>
-        <w:tc>
-          <w:tcPr>
-            <w:tcW w:w="0" w:type="auto"/>
-            <w:tcMar>
-              <w:top w:w="150" w:type="dxa"/>
-              <w:left w:w="240" w:type="dxa"/>
-              <w:bottom w:w="150" w:type="dxa"/>
-              <w:right w:w="240" w:type="dxa"/>
-            </w:tcMar>
-            <w:vAlign w:val="center"/>
-            <w:hideMark/>
-          </w:tcPr>
-          <w:p>
-            <w:pPr>
-              <w:rPr>
-                <w:rFonts w:ascii="Times New Roman" w:hAnsi="Times New Roman" w:cs="Times New Roman"/>
-                <w:sz w:val="24"/>
-                <w:szCs w:val="24"/>
-              </w:rPr>
-            </w:pPr>
-          </w:p>
-        </w:tc>
-        <w:tc>
-          <w:tcPr>
-            <w:tcW w:w="0" w:type="auto"/>
-            <w:tcMar>
-              <w:top w:w="150" w:type="dxa"/>
-              <w:left w:w="240" w:type="dxa"/>
-              <w:bottom w:w="150" w:type="dxa"/>
-              <w:right w:w="240" w:type="dxa"/>
-            </w:tcMar>
-            <w:vAlign w:val="center"/>
-            <w:hideMark/>
-          </w:tcPr>
-          <w:p>
-            <w:pPr>
-              <w:rPr>
-                <w:rFonts w:ascii="Times New Roman" w:hAnsi="Times New Roman" w:cs="Times New Roman"/>
-                <w:sz w:val="24"/>
-                <w:szCs w:val="24"/>
-              </w:rPr>
-            </w:pPr>
-          </w:p>
-        </w:tc>
-        <w:tc>
-          <w:tcPr>
-            <w:tcW w:w="0" w:type="auto"/>
-            <w:tcMar>
-              <w:top w:w="150" w:type="dxa"/>
-              <w:left w:w="240" w:type="dxa"/>
-              <w:bottom w:w="150" w:type="dxa"/>
-              <w:right w:w="240" w:type="dxa"/>
-            </w:tcMar>
-            <w:vAlign w:val="center"/>
-            <w:hideMark/>
-          </w:tcPr>
-          <w:p>
-            <w:pPr>
-              <w:rPr>
-                <w:rFonts w:ascii="Times New Roman" w:hAnsi="Times New Roman" w:cs="Times New Roman"/>
-                <w:sz w:val="24"/>
-                <w:szCs w:val="24"/>
-              </w:rPr>
-            </w:pPr>
-          </w:p>
-        </w:tc>
-        <w:tc>
-          <w:tcPr>
-            <w:tcW w:w="0" w:type="auto"/>
-            <w:tcMar>
-              <w:top w:w="150" w:type="dxa"/>
-              <w:left w:w="240" w:type="dxa"/>
-              <w:bottom w:w="150" w:type="dxa"/>
-              <w:right w:w="240" w:type="dxa"/>
-            </w:tcMar>
-            <w:vAlign w:val="center"/>
-            <w:hideMark/>
-          </w:tcPr>
-          <w:p>
-            <w:pPr>
-              <w:rPr>
-                <w:rFonts w:ascii="Times New Roman" w:hAnsi="Times New Roman" w:cs="Times New Roman"/>
-                <w:sz w:val="24"/>
-                <w:szCs w:val="24"/>
-              </w:rPr>
-            </w:pPr>
+          </w:p>
+        </w:tc>
+        <w:tc>
+          <w:tcPr>
+            <w:tcW w:w="0" w:type="auto"/>
+            <w:tcMar>
+              <w:top w:w="150" w:type="dxa"/>
+              <w:left w:w="240" w:type="dxa"/>
+              <w:bottom w:w="150" w:type="dxa"/>
+              <w:right w:w="240" w:type="dxa"/>
+            </w:tcMar>
+            <w:vAlign w:val="center"/>
+            <w:hideMark/>
+          </w:tcPr>
+          <w:p>
+            <w:r/>
+            <w:r>
+              <w:rPr>
+                <w:rFonts w:ascii="Times New Roman" w:hAnsi="Times New Roman" w:eastAsia="Times New Roman" w:cs="Times New Roman"/>
+                <w:sz w:val="20"/>
+              </w:rPr>
+              <w:t>Значимый</w:t>
+            </w:r>
+          </w:p>
+        </w:tc>
+        <w:tc>
+          <w:tcPr>
+            <w:tcW w:w="0" w:type="auto"/>
+            <w:tcMar>
+              <w:top w:w="150" w:type="dxa"/>
+              <w:left w:w="240" w:type="dxa"/>
+              <w:bottom w:w="150" w:type="dxa"/>
+              <w:right w:w="240" w:type="dxa"/>
+            </w:tcMar>
+            <w:vAlign w:val="center"/>
+            <w:hideMark/>
+          </w:tcPr>
+          <w:p>
+            <w:r/>
+            <w:r>
+              <w:rPr>
+                <w:rFonts w:ascii="Times New Roman" w:hAnsi="Times New Roman" w:eastAsia="Times New Roman" w:cs="Times New Roman"/>
+                <w:sz w:val="20"/>
+              </w:rPr>
+              <w:t>32 бита (4 байта)</w:t>
+            </w:r>
+          </w:p>
+        </w:tc>
+        <w:tc>
+          <w:tcPr>
+            <w:tcW w:w="0" w:type="auto"/>
+            <w:tcMar>
+              <w:top w:w="150" w:type="dxa"/>
+              <w:left w:w="240" w:type="dxa"/>
+              <w:bottom w:w="150" w:type="dxa"/>
+              <w:right w:w="240" w:type="dxa"/>
+            </w:tcMar>
+            <w:vAlign w:val="center"/>
+            <w:hideMark/>
+          </w:tcPr>
+          <w:p>
+            <w:r/>
+            <w:r>
+              <w:rPr>
+                <w:rFonts w:ascii="Times New Roman" w:hAnsi="Times New Roman" w:eastAsia="Times New Roman" w:cs="Times New Roman"/>
+                <w:sz w:val="20"/>
+              </w:rPr>
+              <w:t>±1,5·10⁻⁴⁵ … ±3,4·10³⁸, 7 знаков</w:t>
+            </w:r>
+          </w:p>
+        </w:tc>
+        <w:tc>
+          <w:tcPr>
+            <w:tcW w:w="0" w:type="auto"/>
+            <w:tcMar>
+              <w:top w:w="150" w:type="dxa"/>
+              <w:left w:w="240" w:type="dxa"/>
+              <w:bottom w:w="150" w:type="dxa"/>
+              <w:right w:w="240" w:type="dxa"/>
+            </w:tcMar>
+            <w:vAlign w:val="center"/>
+            <w:hideMark/>
+          </w:tcPr>
+          <w:p>
+            <w:r/>
+            <w:r>
+              <w:rPr>
+                <w:rFonts w:ascii="Times New Roman" w:hAnsi="Times New Roman" w:eastAsia="Times New Roman" w:cs="Times New Roman"/>
+                <w:sz w:val="20"/>
+              </w:rPr>
+              <w:t>float f = 1.5f;</w:t>
+            </w:r>
           </w:p>
         </w:tc>
         <w:tc>
@@ -6382,13 +6345,14 @@
             <w:hideMark/>
           </w:tcPr>
           <w:p>
-            <w:pPr>
-              <w:rPr>
-                <w:rFonts w:ascii="Times New Roman" w:hAnsi="Times New Roman" w:cs="Times New Roman"/>
-                <w:sz w:val="24"/>
-                <w:szCs w:val="24"/>
-              </w:rPr>
-            </w:pPr>
+            <w:r/>
+            <w:r>
+              <w:rPr>
+                <w:rFonts w:ascii="Times New Roman" w:hAnsi="Times New Roman" w:eastAsia="Times New Roman" w:cs="Times New Roman"/>
+                <w:sz w:val="20"/>
+              </w:rPr>
+              <w:t>f / F</w:t>
+            </w:r>
           </w:p>
         </w:tc>
       </w:tr>
@@ -6406,111 +6370,106 @@
             <w:hideMark/>
           </w:tcPr>
           <w:p>
-            <w:pPr>
-              <w:rPr>
-                <w:rFonts w:ascii="Times New Roman" w:hAnsi="Times New Roman" w:cs="Times New Roman"/>
-                <w:sz w:val="24"/>
-                <w:szCs w:val="24"/>
-              </w:rPr>
-            </w:pPr>
-            <w:proofErr w:type="spellStart"/>
-            <w:r>
-              <w:rPr>
-                <w:rFonts w:ascii="Times New Roman" w:hAnsi="Times New Roman" w:cs="Times New Roman"/>
-                <w:sz w:val="24"/>
-                <w:szCs w:val="24"/>
+            <w:r/>
+            <w:r>
+              <w:rPr>
+                <w:rFonts w:ascii="Times New Roman" w:hAnsi="Times New Roman" w:eastAsia="Times New Roman" w:cs="Times New Roman"/>
+                <w:sz w:val="20"/>
               </w:rPr>
               <w:t>double</w:t>
             </w:r>
-            <w:proofErr w:type="spellEnd"/>
-          </w:p>
-        </w:tc>
-        <w:tc>
-          <w:tcPr>
-            <w:tcW w:w="0" w:type="auto"/>
-            <w:tcMar>
-              <w:top w:w="150" w:type="dxa"/>
-              <w:left w:w="240" w:type="dxa"/>
-              <w:bottom w:w="150" w:type="dxa"/>
-              <w:right w:w="240" w:type="dxa"/>
-            </w:tcMar>
-            <w:vAlign w:val="center"/>
-            <w:hideMark/>
-          </w:tcPr>
-          <w:p>
-            <w:pPr>
-              <w:rPr>
-                <w:rFonts w:ascii="Times New Roman" w:hAnsi="Times New Roman" w:cs="Times New Roman"/>
-                <w:sz w:val="24"/>
-                <w:szCs w:val="24"/>
-              </w:rPr>
-            </w:pPr>
-          </w:p>
-        </w:tc>
-        <w:tc>
-          <w:tcPr>
-            <w:tcW w:w="0" w:type="auto"/>
-            <w:tcMar>
-              <w:top w:w="150" w:type="dxa"/>
-              <w:left w:w="240" w:type="dxa"/>
-              <w:bottom w:w="150" w:type="dxa"/>
-              <w:right w:w="240" w:type="dxa"/>
-            </w:tcMar>
-            <w:vAlign w:val="center"/>
-            <w:hideMark/>
-          </w:tcPr>
-          <w:p>
-            <w:pPr>
-              <w:rPr>
-                <w:rFonts w:ascii="Times New Roman" w:hAnsi="Times New Roman" w:cs="Times New Roman"/>
-                <w:sz w:val="24"/>
-                <w:szCs w:val="24"/>
-              </w:rPr>
-            </w:pPr>
-          </w:p>
-        </w:tc>
-        <w:tc>
-          <w:tcPr>
-            <w:tcW w:w="0" w:type="auto"/>
-            <w:tcMar>
-              <w:top w:w="150" w:type="dxa"/>
-              <w:left w:w="240" w:type="dxa"/>
-              <w:bottom w:w="150" w:type="dxa"/>
-              <w:right w:w="240" w:type="dxa"/>
-            </w:tcMar>
-            <w:vAlign w:val="center"/>
-            <w:hideMark/>
-          </w:tcPr>
-          <w:p>
-            <w:pPr>
-              <w:rPr>
-                <w:rFonts w:ascii="Times New Roman" w:hAnsi="Times New Roman" w:cs="Times New Roman"/>
-                <w:sz w:val="24"/>
-                <w:szCs w:val="24"/>
-              </w:rPr>
-            </w:pPr>
-          </w:p>
-        </w:tc>
-        <w:tc>
-          <w:tcPr>
-            <w:tcW w:w="0" w:type="auto"/>
-            <w:tcMar>
-              <w:top w:w="150" w:type="dxa"/>
-              <w:left w:w="240" w:type="dxa"/>
-              <w:bottom w:w="150" w:type="dxa"/>
-              <w:right w:w="240" w:type="dxa"/>
-            </w:tcMar>
-            <w:vAlign w:val="center"/>
-            <w:hideMark/>
-          </w:tcPr>
-          <w:p>
-            <w:pPr>
-              <w:rPr>
-                <w:rFonts w:ascii="Times New Roman" w:hAnsi="Times New Roman" w:cs="Times New Roman"/>
-                <w:sz w:val="24"/>
-                <w:szCs w:val="24"/>
-              </w:rPr>
-            </w:pPr>
+          </w:p>
+        </w:tc>
+        <w:tc>
+          <w:tcPr>
+            <w:tcW w:w="0" w:type="auto"/>
+            <w:tcMar>
+              <w:top w:w="150" w:type="dxa"/>
+              <w:left w:w="240" w:type="dxa"/>
+              <w:bottom w:w="150" w:type="dxa"/>
+              <w:right w:w="240" w:type="dxa"/>
+            </w:tcMar>
+            <w:vAlign w:val="center"/>
+            <w:hideMark/>
+          </w:tcPr>
+          <w:p>
+            <w:r/>
+            <w:r>
+              <w:rPr>
+                <w:rFonts w:ascii="Times New Roman" w:hAnsi="Times New Roman" w:eastAsia="Times New Roman" w:cs="Times New Roman"/>
+                <w:sz w:val="20"/>
+              </w:rPr>
+              <w:t>Значимый</w:t>
+            </w:r>
+          </w:p>
+        </w:tc>
+        <w:tc>
+          <w:tcPr>
+            <w:tcW w:w="0" w:type="auto"/>
+            <w:tcMar>
+              <w:top w:w="150" w:type="dxa"/>
+              <w:left w:w="240" w:type="dxa"/>
+              <w:bottom w:w="150" w:type="dxa"/>
+              <w:right w:w="240" w:type="dxa"/>
+            </w:tcMar>
+            <w:vAlign w:val="center"/>
+            <w:hideMark/>
+          </w:tcPr>
+          <w:p>
+            <w:r/>
+            <w:r>
+              <w:rPr>
+                <w:rFonts w:ascii="Times New Roman" w:hAnsi="Times New Roman" w:eastAsia="Times New Roman" w:cs="Times New Roman"/>
+                <w:sz w:val="20"/>
+              </w:rPr>
+              <w:t>64 бита (8 байт)</w:t>
+            </w:r>
+          </w:p>
+        </w:tc>
+        <w:tc>
+          <w:tcPr>
+            <w:tcW w:w="0" w:type="auto"/>
+            <w:tcMar>
+              <w:top w:w="150" w:type="dxa"/>
+              <w:left w:w="240" w:type="dxa"/>
+              <w:bottom w:w="150" w:type="dxa"/>
+              <w:right w:w="240" w:type="dxa"/>
+            </w:tcMar>
+            <w:vAlign w:val="center"/>
+            <w:hideMark/>
+          </w:tcPr>
+          <w:p>
+            <w:r/>
+            <w:r>
+              <w:rPr>
+                <w:rFonts w:ascii="Times New Roman" w:hAnsi="Times New Roman" w:eastAsia="Times New Roman" w:cs="Times New Roman"/>
+                <w:sz w:val="20"/>
+              </w:rPr>
+              <w:t>±5·10⁻³²⁴ … ±1,7·10³⁰⁸, 15–17 знаков</w:t>
+            </w:r>
+          </w:p>
+        </w:tc>
+        <w:tc>
+          <w:tcPr>
+            <w:tcW w:w="0" w:type="auto"/>
+            <w:tcMar>
+              <w:top w:w="150" w:type="dxa"/>
+              <w:left w:w="240" w:type="dxa"/>
+              <w:bottom w:w="150" w:type="dxa"/>
+              <w:right w:w="240" w:type="dxa"/>
+            </w:tcMar>
+            <w:vAlign w:val="center"/>
+            <w:hideMark/>
+          </w:tcPr>
+          <w:p>
+            <w:r/>
+            <w:r>
+              <w:rPr>
+                <w:rFonts w:ascii="Times New Roman" w:hAnsi="Times New Roman" w:eastAsia="Times New Roman" w:cs="Times New Roman"/>
+                <w:sz w:val="20"/>
+              </w:rPr>
+              <w:t>double d = 1.5;</w:t>
+            </w:r>
           </w:p>
         </w:tc>
         <w:tc>
@@ -6526,13 +6485,14 @@
             <w:hideMark/>
           </w:tcPr>
           <w:p>
-            <w:pPr>
-              <w:rPr>
-                <w:rFonts w:ascii="Times New Roman" w:hAnsi="Times New Roman" w:cs="Times New Roman"/>
-                <w:sz w:val="24"/>
-                <w:szCs w:val="24"/>
-              </w:rPr>
-            </w:pPr>
+            <w:r/>
+            <w:r>
+              <w:rPr>
+                <w:rFonts w:ascii="Times New Roman" w:hAnsi="Times New Roman" w:eastAsia="Times New Roman" w:cs="Times New Roman"/>
+                <w:sz w:val="20"/>
+              </w:rPr>
+              <w:t>d / D (необяз.)</w:t>
+            </w:r>
           </w:p>
         </w:tc>
       </w:tr>
@@ -6550,111 +6510,106 @@
             <w:hideMark/>
           </w:tcPr>
           <w:p>
-            <w:pPr>
-              <w:rPr>
-                <w:rFonts w:ascii="Times New Roman" w:hAnsi="Times New Roman" w:cs="Times New Roman"/>
-                <w:sz w:val="24"/>
-                <w:szCs w:val="24"/>
-              </w:rPr>
-            </w:pPr>
-            <w:proofErr w:type="spellStart"/>
-            <w:r>
-              <w:rPr>
-                <w:rFonts w:ascii="Times New Roman" w:hAnsi="Times New Roman" w:cs="Times New Roman"/>
-                <w:sz w:val="24"/>
-                <w:szCs w:val="24"/>
+            <w:r/>
+            <w:r>
+              <w:rPr>
+                <w:rFonts w:ascii="Times New Roman" w:hAnsi="Times New Roman" w:eastAsia="Times New Roman" w:cs="Times New Roman"/>
+                <w:sz w:val="20"/>
               </w:rPr>
               <w:t>decimal</w:t>
             </w:r>
-            <w:proofErr w:type="spellEnd"/>
-          </w:p>
-        </w:tc>
-        <w:tc>
-          <w:tcPr>
-            <w:tcW w:w="0" w:type="auto"/>
-            <w:tcMar>
-              <w:top w:w="150" w:type="dxa"/>
-              <w:left w:w="240" w:type="dxa"/>
-              <w:bottom w:w="150" w:type="dxa"/>
-              <w:right w:w="240" w:type="dxa"/>
-            </w:tcMar>
-            <w:vAlign w:val="center"/>
-            <w:hideMark/>
-          </w:tcPr>
-          <w:p>
-            <w:pPr>
-              <w:rPr>
-                <w:rFonts w:ascii="Times New Roman" w:hAnsi="Times New Roman" w:cs="Times New Roman"/>
-                <w:sz w:val="24"/>
-                <w:szCs w:val="24"/>
-              </w:rPr>
-            </w:pPr>
-          </w:p>
-        </w:tc>
-        <w:tc>
-          <w:tcPr>
-            <w:tcW w:w="0" w:type="auto"/>
-            <w:tcMar>
-              <w:top w:w="150" w:type="dxa"/>
-              <w:left w:w="240" w:type="dxa"/>
-              <w:bottom w:w="150" w:type="dxa"/>
-              <w:right w:w="240" w:type="dxa"/>
-            </w:tcMar>
-            <w:vAlign w:val="center"/>
-            <w:hideMark/>
-          </w:tcPr>
-          <w:p>
-            <w:pPr>
-              <w:rPr>
-                <w:rFonts w:ascii="Times New Roman" w:hAnsi="Times New Roman" w:cs="Times New Roman"/>
-                <w:sz w:val="24"/>
-                <w:szCs w:val="24"/>
-              </w:rPr>
-            </w:pPr>
-          </w:p>
-        </w:tc>
-        <w:tc>
-          <w:tcPr>
-            <w:tcW w:w="0" w:type="auto"/>
-            <w:tcMar>
-              <w:top w:w="150" w:type="dxa"/>
-              <w:left w:w="240" w:type="dxa"/>
-              <w:bottom w:w="150" w:type="dxa"/>
-              <w:right w:w="240" w:type="dxa"/>
-            </w:tcMar>
-            <w:vAlign w:val="center"/>
-            <w:hideMark/>
-          </w:tcPr>
-          <w:p>
-            <w:pPr>
-              <w:rPr>
-                <w:rFonts w:ascii="Times New Roman" w:hAnsi="Times New Roman" w:cs="Times New Roman"/>
-                <w:sz w:val="24"/>
-                <w:szCs w:val="24"/>
-              </w:rPr>
-            </w:pPr>
-          </w:p>
-        </w:tc>
-        <w:tc>
-          <w:tcPr>
-            <w:tcW w:w="0" w:type="auto"/>
-            <w:tcMar>
-              <w:top w:w="150" w:type="dxa"/>
-              <w:left w:w="240" w:type="dxa"/>
-              <w:bottom w:w="150" w:type="dxa"/>
-              <w:right w:w="240" w:type="dxa"/>
-            </w:tcMar>
-            <w:vAlign w:val="center"/>
-            <w:hideMark/>
-          </w:tcPr>
-          <w:p>
-            <w:pPr>
-              <w:rPr>
-                <w:rFonts w:ascii="Times New Roman" w:hAnsi="Times New Roman" w:cs="Times New Roman"/>
-                <w:sz w:val="24"/>
-                <w:szCs w:val="24"/>
-              </w:rPr>
-            </w:pPr>
+          </w:p>
+        </w:tc>
+        <w:tc>
+          <w:tcPr>
+            <w:tcW w:w="0" w:type="auto"/>
+            <w:tcMar>
+              <w:top w:w="150" w:type="dxa"/>
+              <w:left w:w="240" w:type="dxa"/>
+              <w:bottom w:w="150" w:type="dxa"/>
+              <w:right w:w="240" w:type="dxa"/>
+            </w:tcMar>
+            <w:vAlign w:val="center"/>
+            <w:hideMark/>
+          </w:tcPr>
+          <w:p>
+            <w:r/>
+            <w:r>
+              <w:rPr>
+                <w:rFonts w:ascii="Times New Roman" w:hAnsi="Times New Roman" w:eastAsia="Times New Roman" w:cs="Times New Roman"/>
+                <w:sz w:val="20"/>
+              </w:rPr>
+              <w:t>Значимый</w:t>
+            </w:r>
+          </w:p>
+        </w:tc>
+        <w:tc>
+          <w:tcPr>
+            <w:tcW w:w="0" w:type="auto"/>
+            <w:tcMar>
+              <w:top w:w="150" w:type="dxa"/>
+              <w:left w:w="240" w:type="dxa"/>
+              <w:bottom w:w="150" w:type="dxa"/>
+              <w:right w:w="240" w:type="dxa"/>
+            </w:tcMar>
+            <w:vAlign w:val="center"/>
+            <w:hideMark/>
+          </w:tcPr>
+          <w:p>
+            <w:r/>
+            <w:r>
+              <w:rPr>
+                <w:rFonts w:ascii="Times New Roman" w:hAnsi="Times New Roman" w:eastAsia="Times New Roman" w:cs="Times New Roman"/>
+                <w:sz w:val="20"/>
+              </w:rPr>
+              <w:t>128 бит (16 байт)</w:t>
+            </w:r>
+          </w:p>
+        </w:tc>
+        <w:tc>
+          <w:tcPr>
+            <w:tcW w:w="0" w:type="auto"/>
+            <w:tcMar>
+              <w:top w:w="150" w:type="dxa"/>
+              <w:left w:w="240" w:type="dxa"/>
+              <w:bottom w:w="150" w:type="dxa"/>
+              <w:right w:w="240" w:type="dxa"/>
+            </w:tcMar>
+            <w:vAlign w:val="center"/>
+            <w:hideMark/>
+          </w:tcPr>
+          <w:p>
+            <w:r/>
+            <w:r>
+              <w:rPr>
+                <w:rFonts w:ascii="Times New Roman" w:hAnsi="Times New Roman" w:eastAsia="Times New Roman" w:cs="Times New Roman"/>
+                <w:sz w:val="20"/>
+              </w:rPr>
+              <w:t>±1·10⁻²⁸ … ±7,9·10²⁸, 28–29 знаков</w:t>
+            </w:r>
+          </w:p>
+        </w:tc>
+        <w:tc>
+          <w:tcPr>
+            <w:tcW w:w="0" w:type="auto"/>
+            <w:tcMar>
+              <w:top w:w="150" w:type="dxa"/>
+              <w:left w:w="240" w:type="dxa"/>
+              <w:bottom w:w="150" w:type="dxa"/>
+              <w:right w:w="240" w:type="dxa"/>
+            </w:tcMar>
+            <w:vAlign w:val="center"/>
+            <w:hideMark/>
+          </w:tcPr>
+          <w:p>
+            <w:r/>
+            <w:r>
+              <w:rPr>
+                <w:rFonts w:ascii="Times New Roman" w:hAnsi="Times New Roman" w:eastAsia="Times New Roman" w:cs="Times New Roman"/>
+                <w:sz w:val="20"/>
+              </w:rPr>
+              <w:t>decimal m = 10.5m;</w:t>
+            </w:r>
           </w:p>
         </w:tc>
         <w:tc>
@@ -6670,13 +6625,14 @@
             <w:hideMark/>
           </w:tcPr>
           <w:p>
-            <w:pPr>
-              <w:rPr>
-                <w:rFonts w:ascii="Times New Roman" w:hAnsi="Times New Roman" w:cs="Times New Roman"/>
-                <w:sz w:val="24"/>
-                <w:szCs w:val="24"/>
-              </w:rPr>
-            </w:pPr>
+            <w:r/>
+            <w:r>
+              <w:rPr>
+                <w:rFonts w:ascii="Times New Roman" w:hAnsi="Times New Roman" w:eastAsia="Times New Roman" w:cs="Times New Roman"/>
+                <w:sz w:val="20"/>
+              </w:rPr>
+              <w:t>m / M</w:t>
+            </w:r>
           </w:p>
         </w:tc>
       </w:tr>
@@ -6694,111 +6650,106 @@
             <w:hideMark/>
           </w:tcPr>
           <w:p>
-            <w:pPr>
-              <w:rPr>
-                <w:rFonts w:ascii="Times New Roman" w:hAnsi="Times New Roman" w:cs="Times New Roman"/>
-                <w:sz w:val="24"/>
-                <w:szCs w:val="24"/>
-              </w:rPr>
-            </w:pPr>
-            <w:proofErr w:type="spellStart"/>
-            <w:r>
-              <w:rPr>
-                <w:rFonts w:ascii="Times New Roman" w:hAnsi="Times New Roman" w:cs="Times New Roman"/>
-                <w:sz w:val="24"/>
-                <w:szCs w:val="24"/>
+            <w:r/>
+            <w:r>
+              <w:rPr>
+                <w:rFonts w:ascii="Times New Roman" w:hAnsi="Times New Roman" w:eastAsia="Times New Roman" w:cs="Times New Roman"/>
+                <w:sz w:val="20"/>
               </w:rPr>
               <w:t>bool</w:t>
             </w:r>
-            <w:proofErr w:type="spellEnd"/>
-          </w:p>
-        </w:tc>
-        <w:tc>
-          <w:tcPr>
-            <w:tcW w:w="0" w:type="auto"/>
-            <w:tcMar>
-              <w:top w:w="150" w:type="dxa"/>
-              <w:left w:w="240" w:type="dxa"/>
-              <w:bottom w:w="150" w:type="dxa"/>
-              <w:right w:w="240" w:type="dxa"/>
-            </w:tcMar>
-            <w:vAlign w:val="center"/>
-            <w:hideMark/>
-          </w:tcPr>
-          <w:p>
-            <w:pPr>
-              <w:rPr>
-                <w:rFonts w:ascii="Times New Roman" w:hAnsi="Times New Roman" w:cs="Times New Roman"/>
-                <w:sz w:val="24"/>
-                <w:szCs w:val="24"/>
-              </w:rPr>
-            </w:pPr>
-          </w:p>
-        </w:tc>
-        <w:tc>
-          <w:tcPr>
-            <w:tcW w:w="0" w:type="auto"/>
-            <w:tcMar>
-              <w:top w:w="150" w:type="dxa"/>
-              <w:left w:w="240" w:type="dxa"/>
-              <w:bottom w:w="150" w:type="dxa"/>
-              <w:right w:w="240" w:type="dxa"/>
-            </w:tcMar>
-            <w:vAlign w:val="center"/>
-            <w:hideMark/>
-          </w:tcPr>
-          <w:p>
-            <w:pPr>
-              <w:rPr>
-                <w:rFonts w:ascii="Times New Roman" w:hAnsi="Times New Roman" w:cs="Times New Roman"/>
-                <w:sz w:val="24"/>
-                <w:szCs w:val="24"/>
-              </w:rPr>
-            </w:pPr>
-          </w:p>
-        </w:tc>
-        <w:tc>
-          <w:tcPr>
-            <w:tcW w:w="0" w:type="auto"/>
-            <w:tcMar>
-              <w:top w:w="150" w:type="dxa"/>
-              <w:left w:w="240" w:type="dxa"/>
-              <w:bottom w:w="150" w:type="dxa"/>
-              <w:right w:w="240" w:type="dxa"/>
-            </w:tcMar>
-            <w:vAlign w:val="center"/>
-            <w:hideMark/>
-          </w:tcPr>
-          <w:p>
-            <w:pPr>
-              <w:rPr>
-                <w:rFonts w:ascii="Times New Roman" w:hAnsi="Times New Roman" w:cs="Times New Roman"/>
-                <w:sz w:val="24"/>
-                <w:szCs w:val="24"/>
-              </w:rPr>
-            </w:pPr>
-          </w:p>
-        </w:tc>
-        <w:tc>
-          <w:tcPr>
-            <w:tcW w:w="0" w:type="auto"/>
-            <w:tcMar>
-              <w:top w:w="150" w:type="dxa"/>
-              <w:left w:w="240" w:type="dxa"/>
-              <w:bottom w:w="150" w:type="dxa"/>
-              <w:right w:w="240" w:type="dxa"/>
-            </w:tcMar>
-            <w:vAlign w:val="center"/>
-            <w:hideMark/>
-          </w:tcPr>
-          <w:p>
-            <w:pPr>
-              <w:rPr>
-                <w:rFonts w:ascii="Times New Roman" w:hAnsi="Times New Roman" w:cs="Times New Roman"/>
-                <w:sz w:val="24"/>
-                <w:szCs w:val="24"/>
-              </w:rPr>
-            </w:pPr>
+          </w:p>
+        </w:tc>
+        <w:tc>
+          <w:tcPr>
+            <w:tcW w:w="0" w:type="auto"/>
+            <w:tcMar>
+              <w:top w:w="150" w:type="dxa"/>
+              <w:left w:w="240" w:type="dxa"/>
+              <w:bottom w:w="150" w:type="dxa"/>
+              <w:right w:w="240" w:type="dxa"/>
+            </w:tcMar>
+            <w:vAlign w:val="center"/>
+            <w:hideMark/>
+          </w:tcPr>
+          <w:p>
+            <w:r/>
+            <w:r>
+              <w:rPr>
+                <w:rFonts w:ascii="Times New Roman" w:hAnsi="Times New Roman" w:eastAsia="Times New Roman" w:cs="Times New Roman"/>
+                <w:sz w:val="20"/>
+              </w:rPr>
+              <w:t>Значимый</w:t>
+            </w:r>
+          </w:p>
+        </w:tc>
+        <w:tc>
+          <w:tcPr>
+            <w:tcW w:w="0" w:type="auto"/>
+            <w:tcMar>
+              <w:top w:w="150" w:type="dxa"/>
+              <w:left w:w="240" w:type="dxa"/>
+              <w:bottom w:w="150" w:type="dxa"/>
+              <w:right w:w="240" w:type="dxa"/>
+            </w:tcMar>
+            <w:vAlign w:val="center"/>
+            <w:hideMark/>
+          </w:tcPr>
+          <w:p>
+            <w:r/>
+            <w:r>
+              <w:rPr>
+                <w:rFonts w:ascii="Times New Roman" w:hAnsi="Times New Roman" w:eastAsia="Times New Roman" w:cs="Times New Roman"/>
+                <w:sz w:val="20"/>
+              </w:rPr>
+              <w:t>1 байт</w:t>
+            </w:r>
+          </w:p>
+        </w:tc>
+        <w:tc>
+          <w:tcPr>
+            <w:tcW w:w="0" w:type="auto"/>
+            <w:tcMar>
+              <w:top w:w="150" w:type="dxa"/>
+              <w:left w:w="240" w:type="dxa"/>
+              <w:bottom w:w="150" w:type="dxa"/>
+              <w:right w:w="240" w:type="dxa"/>
+            </w:tcMar>
+            <w:vAlign w:val="center"/>
+            <w:hideMark/>
+          </w:tcPr>
+          <w:p>
+            <w:r/>
+            <w:r>
+              <w:rPr>
+                <w:rFonts w:ascii="Times New Roman" w:hAnsi="Times New Roman" w:eastAsia="Times New Roman" w:cs="Times New Roman"/>
+                <w:sz w:val="20"/>
+              </w:rPr>
+              <w:t>true / false</w:t>
+            </w:r>
+          </w:p>
+        </w:tc>
+        <w:tc>
+          <w:tcPr>
+            <w:tcW w:w="0" w:type="auto"/>
+            <w:tcMar>
+              <w:top w:w="150" w:type="dxa"/>
+              <w:left w:w="240" w:type="dxa"/>
+              <w:bottom w:w="150" w:type="dxa"/>
+              <w:right w:w="240" w:type="dxa"/>
+            </w:tcMar>
+            <w:vAlign w:val="center"/>
+            <w:hideMark/>
+          </w:tcPr>
+          <w:p>
+            <w:r/>
+            <w:r>
+              <w:rPr>
+                <w:rFonts w:ascii="Times New Roman" w:hAnsi="Times New Roman" w:eastAsia="Times New Roman" w:cs="Times New Roman"/>
+                <w:sz w:val="20"/>
+              </w:rPr>
+              <w:t>bool ok = true;</w:t>
+            </w:r>
           </w:p>
         </w:tc>
         <w:tc>
@@ -6814,13 +6765,14 @@
             <w:hideMark/>
           </w:tcPr>
           <w:p>
-            <w:pPr>
-              <w:rPr>
-                <w:rFonts w:ascii="Times New Roman" w:hAnsi="Times New Roman" w:cs="Times New Roman"/>
-                <w:sz w:val="24"/>
-                <w:szCs w:val="24"/>
-              </w:rPr>
-            </w:pPr>
+            <w:r/>
+            <w:r>
+              <w:rPr>
+                <w:rFonts w:ascii="Times New Roman" w:hAnsi="Times New Roman" w:eastAsia="Times New Roman" w:cs="Times New Roman"/>
+                <w:sz w:val="20"/>
+              </w:rPr>
+              <w:t>Нет</w:t>
+            </w:r>
           </w:p>
         </w:tc>
       </w:tr>
@@ -6838,111 +6790,106 @@
             <w:hideMark/>
           </w:tcPr>
           <w:p>
-            <w:pPr>
-              <w:rPr>
-                <w:rFonts w:ascii="Times New Roman" w:hAnsi="Times New Roman" w:cs="Times New Roman"/>
-                <w:sz w:val="24"/>
-                <w:szCs w:val="24"/>
-              </w:rPr>
-            </w:pPr>
-            <w:proofErr w:type="spellStart"/>
-            <w:r>
-              <w:rPr>
-                <w:rFonts w:ascii="Times New Roman" w:hAnsi="Times New Roman" w:cs="Times New Roman"/>
-                <w:sz w:val="24"/>
-                <w:szCs w:val="24"/>
+            <w:r/>
+            <w:r>
+              <w:rPr>
+                <w:rFonts w:ascii="Times New Roman" w:hAnsi="Times New Roman" w:eastAsia="Times New Roman" w:cs="Times New Roman"/>
+                <w:sz w:val="20"/>
               </w:rPr>
               <w:t>char</w:t>
             </w:r>
-            <w:proofErr w:type="spellEnd"/>
-          </w:p>
-        </w:tc>
-        <w:tc>
-          <w:tcPr>
-            <w:tcW w:w="0" w:type="auto"/>
-            <w:tcMar>
-              <w:top w:w="150" w:type="dxa"/>
-              <w:left w:w="240" w:type="dxa"/>
-              <w:bottom w:w="150" w:type="dxa"/>
-              <w:right w:w="240" w:type="dxa"/>
-            </w:tcMar>
-            <w:vAlign w:val="center"/>
-            <w:hideMark/>
-          </w:tcPr>
-          <w:p>
-            <w:pPr>
-              <w:rPr>
-                <w:rFonts w:ascii="Times New Roman" w:hAnsi="Times New Roman" w:cs="Times New Roman"/>
-                <w:sz w:val="24"/>
-                <w:szCs w:val="24"/>
-              </w:rPr>
-            </w:pPr>
-          </w:p>
-        </w:tc>
-        <w:tc>
-          <w:tcPr>
-            <w:tcW w:w="0" w:type="auto"/>
-            <w:tcMar>
-              <w:top w:w="150" w:type="dxa"/>
-              <w:left w:w="240" w:type="dxa"/>
-              <w:bottom w:w="150" w:type="dxa"/>
-              <w:right w:w="240" w:type="dxa"/>
-            </w:tcMar>
-            <w:vAlign w:val="center"/>
-            <w:hideMark/>
-          </w:tcPr>
-          <w:p>
-            <w:pPr>
-              <w:rPr>
-                <w:rFonts w:ascii="Times New Roman" w:hAnsi="Times New Roman" w:cs="Times New Roman"/>
-                <w:sz w:val="24"/>
-                <w:szCs w:val="24"/>
-              </w:rPr>
-            </w:pPr>
-          </w:p>
-        </w:tc>
-        <w:tc>
-          <w:tcPr>
-            <w:tcW w:w="0" w:type="auto"/>
-            <w:tcMar>
-              <w:top w:w="150" w:type="dxa"/>
-              <w:left w:w="240" w:type="dxa"/>
-              <w:bottom w:w="150" w:type="dxa"/>
-              <w:right w:w="240" w:type="dxa"/>
-            </w:tcMar>
-            <w:vAlign w:val="center"/>
-            <w:hideMark/>
-          </w:tcPr>
-          <w:p>
-            <w:pPr>
-              <w:rPr>
-                <w:rFonts w:ascii="Times New Roman" w:hAnsi="Times New Roman" w:cs="Times New Roman"/>
-                <w:sz w:val="24"/>
-                <w:szCs w:val="24"/>
-              </w:rPr>
-            </w:pPr>
-          </w:p>
-        </w:tc>
-        <w:tc>
-          <w:tcPr>
-            <w:tcW w:w="0" w:type="auto"/>
-            <w:tcMar>
-              <w:top w:w="150" w:type="dxa"/>
-              <w:left w:w="240" w:type="dxa"/>
-              <w:bottom w:w="150" w:type="dxa"/>
-              <w:right w:w="240" w:type="dxa"/>
-            </w:tcMar>
-            <w:vAlign w:val="center"/>
-            <w:hideMark/>
-          </w:tcPr>
-          <w:p>
-            <w:pPr>
-              <w:rPr>
-                <w:rFonts w:ascii="Times New Roman" w:hAnsi="Times New Roman" w:cs="Times New Roman"/>
-                <w:sz w:val="24"/>
-                <w:szCs w:val="24"/>
-              </w:rPr>
-            </w:pPr>
+          </w:p>
+        </w:tc>
+        <w:tc>
+          <w:tcPr>
+            <w:tcW w:w="0" w:type="auto"/>
+            <w:tcMar>
+              <w:top w:w="150" w:type="dxa"/>
+              <w:left w:w="240" w:type="dxa"/>
+              <w:bottom w:w="150" w:type="dxa"/>
+              <w:right w:w="240" w:type="dxa"/>
+            </w:tcMar>
+            <w:vAlign w:val="center"/>
+            <w:hideMark/>
+          </w:tcPr>
+          <w:p>
+            <w:r/>
+            <w:r>
+              <w:rPr>
+                <w:rFonts w:ascii="Times New Roman" w:hAnsi="Times New Roman" w:eastAsia="Times New Roman" w:cs="Times New Roman"/>
+                <w:sz w:val="20"/>
+              </w:rPr>
+              <w:t>Значимый</w:t>
+            </w:r>
+          </w:p>
+        </w:tc>
+        <w:tc>
+          <w:tcPr>
+            <w:tcW w:w="0" w:type="auto"/>
+            <w:tcMar>
+              <w:top w:w="150" w:type="dxa"/>
+              <w:left w:w="240" w:type="dxa"/>
+              <w:bottom w:w="150" w:type="dxa"/>
+              <w:right w:w="240" w:type="dxa"/>
+            </w:tcMar>
+            <w:vAlign w:val="center"/>
+            <w:hideMark/>
+          </w:tcPr>
+          <w:p>
+            <w:r/>
+            <w:r>
+              <w:rPr>
+                <w:rFonts w:ascii="Times New Roman" w:hAnsi="Times New Roman" w:eastAsia="Times New Roman" w:cs="Times New Roman"/>
+                <w:sz w:val="20"/>
+              </w:rPr>
+              <w:t>16 бит (2 байта)</w:t>
+            </w:r>
+          </w:p>
+        </w:tc>
+        <w:tc>
+          <w:tcPr>
+            <w:tcW w:w="0" w:type="auto"/>
+            <w:tcMar>
+              <w:top w:w="150" w:type="dxa"/>
+              <w:left w:w="240" w:type="dxa"/>
+              <w:bottom w:w="150" w:type="dxa"/>
+              <w:right w:w="240" w:type="dxa"/>
+            </w:tcMar>
+            <w:vAlign w:val="center"/>
+            <w:hideMark/>
+          </w:tcPr>
+          <w:p>
+            <w:r/>
+            <w:r>
+              <w:rPr>
+                <w:rFonts w:ascii="Times New Roman" w:hAnsi="Times New Roman" w:eastAsia="Times New Roman" w:cs="Times New Roman"/>
+                <w:sz w:val="20"/>
+              </w:rPr>
+              <w:t>Один символ UTF-16 (U+0000…U+FFFF)</w:t>
+            </w:r>
+          </w:p>
+        </w:tc>
+        <w:tc>
+          <w:tcPr>
+            <w:tcW w:w="0" w:type="auto"/>
+            <w:tcMar>
+              <w:top w:w="150" w:type="dxa"/>
+              <w:left w:w="240" w:type="dxa"/>
+              <w:bottom w:w="150" w:type="dxa"/>
+              <w:right w:w="240" w:type="dxa"/>
+            </w:tcMar>
+            <w:vAlign w:val="center"/>
+            <w:hideMark/>
+          </w:tcPr>
+          <w:p>
+            <w:r/>
+            <w:r>
+              <w:rPr>
+                <w:rFonts w:ascii="Times New Roman" w:hAnsi="Times New Roman" w:eastAsia="Times New Roman" w:cs="Times New Roman"/>
+                <w:sz w:val="20"/>
+              </w:rPr>
+              <w:t>char c = 'A';</w:t>
+            </w:r>
           </w:p>
         </w:tc>
         <w:tc>
@@ -6958,13 +6905,14 @@
             <w:hideMark/>
           </w:tcPr>
           <w:p>
-            <w:pPr>
-              <w:rPr>
-                <w:rFonts w:ascii="Times New Roman" w:hAnsi="Times New Roman" w:cs="Times New Roman"/>
-                <w:sz w:val="24"/>
-                <w:szCs w:val="24"/>
-              </w:rPr>
-            </w:pPr>
+            <w:r/>
+            <w:r>
+              <w:rPr>
+                <w:rFonts w:ascii="Times New Roman" w:hAnsi="Times New Roman" w:eastAsia="Times New Roman" w:cs="Times New Roman"/>
+                <w:sz w:val="20"/>
+              </w:rPr>
+              <w:t>Кавычки ' '</w:t>
+            </w:r>
           </w:p>
         </w:tc>
       </w:tr>
@@ -6982,111 +6930,106 @@
             <w:hideMark/>
           </w:tcPr>
           <w:p>
-            <w:pPr>
-              <w:rPr>
-                <w:rFonts w:ascii="Times New Roman" w:hAnsi="Times New Roman" w:cs="Times New Roman"/>
-                <w:sz w:val="24"/>
-                <w:szCs w:val="24"/>
-              </w:rPr>
-            </w:pPr>
-            <w:proofErr w:type="spellStart"/>
-            <w:r>
-              <w:rPr>
-                <w:rFonts w:ascii="Times New Roman" w:hAnsi="Times New Roman" w:cs="Times New Roman"/>
-                <w:sz w:val="24"/>
-                <w:szCs w:val="24"/>
+            <w:r/>
+            <w:r>
+              <w:rPr>
+                <w:rFonts w:ascii="Times New Roman" w:hAnsi="Times New Roman" w:eastAsia="Times New Roman" w:cs="Times New Roman"/>
+                <w:sz w:val="20"/>
               </w:rPr>
               <w:t>string</w:t>
             </w:r>
-            <w:proofErr w:type="spellEnd"/>
-          </w:p>
-        </w:tc>
-        <w:tc>
-          <w:tcPr>
-            <w:tcW w:w="0" w:type="auto"/>
-            <w:tcMar>
-              <w:top w:w="150" w:type="dxa"/>
-              <w:left w:w="240" w:type="dxa"/>
-              <w:bottom w:w="150" w:type="dxa"/>
-              <w:right w:w="240" w:type="dxa"/>
-            </w:tcMar>
-            <w:vAlign w:val="center"/>
-            <w:hideMark/>
-          </w:tcPr>
-          <w:p>
-            <w:pPr>
-              <w:rPr>
-                <w:rFonts w:ascii="Times New Roman" w:hAnsi="Times New Roman" w:cs="Times New Roman"/>
-                <w:sz w:val="24"/>
-                <w:szCs w:val="24"/>
-              </w:rPr>
-            </w:pPr>
-          </w:p>
-        </w:tc>
-        <w:tc>
-          <w:tcPr>
-            <w:tcW w:w="0" w:type="auto"/>
-            <w:tcMar>
-              <w:top w:w="150" w:type="dxa"/>
-              <w:left w:w="240" w:type="dxa"/>
-              <w:bottom w:w="150" w:type="dxa"/>
-              <w:right w:w="240" w:type="dxa"/>
-            </w:tcMar>
-            <w:vAlign w:val="center"/>
-            <w:hideMark/>
-          </w:tcPr>
-          <w:p>
-            <w:pPr>
-              <w:rPr>
-                <w:rFonts w:ascii="Times New Roman" w:hAnsi="Times New Roman" w:cs="Times New Roman"/>
-                <w:sz w:val="24"/>
-                <w:szCs w:val="24"/>
-              </w:rPr>
-            </w:pPr>
-          </w:p>
-        </w:tc>
-        <w:tc>
-          <w:tcPr>
-            <w:tcW w:w="0" w:type="auto"/>
-            <w:tcMar>
-              <w:top w:w="150" w:type="dxa"/>
-              <w:left w:w="240" w:type="dxa"/>
-              <w:bottom w:w="150" w:type="dxa"/>
-              <w:right w:w="240" w:type="dxa"/>
-            </w:tcMar>
-            <w:vAlign w:val="center"/>
-            <w:hideMark/>
-          </w:tcPr>
-          <w:p>
-            <w:pPr>
-              <w:rPr>
-                <w:rFonts w:ascii="Times New Roman" w:hAnsi="Times New Roman" w:cs="Times New Roman"/>
-                <w:sz w:val="24"/>
-                <w:szCs w:val="24"/>
-              </w:rPr>
-            </w:pPr>
-          </w:p>
-        </w:tc>
-        <w:tc>
-          <w:tcPr>
-            <w:tcW w:w="0" w:type="auto"/>
-            <w:tcMar>
-              <w:top w:w="150" w:type="dxa"/>
-              <w:left w:w="240" w:type="dxa"/>
-              <w:bottom w:w="150" w:type="dxa"/>
-              <w:right w:w="240" w:type="dxa"/>
-            </w:tcMar>
-            <w:vAlign w:val="center"/>
-            <w:hideMark/>
-          </w:tcPr>
-          <w:p>
-            <w:pPr>
-              <w:rPr>
-                <w:rFonts w:ascii="Times New Roman" w:hAnsi="Times New Roman" w:cs="Times New Roman"/>
-                <w:sz w:val="24"/>
-                <w:szCs w:val="24"/>
-              </w:rPr>
-            </w:pPr>
+          </w:p>
+        </w:tc>
+        <w:tc>
+          <w:tcPr>
+            <w:tcW w:w="0" w:type="auto"/>
+            <w:tcMar>
+              <w:top w:w="150" w:type="dxa"/>
+              <w:left w:w="240" w:type="dxa"/>
+              <w:bottom w:w="150" w:type="dxa"/>
+              <w:right w:w="240" w:type="dxa"/>
+            </w:tcMar>
+            <w:vAlign w:val="center"/>
+            <w:hideMark/>
+          </w:tcPr>
+          <w:p>
+            <w:r/>
+            <w:r>
+              <w:rPr>
+                <w:rFonts w:ascii="Times New Roman" w:hAnsi="Times New Roman" w:eastAsia="Times New Roman" w:cs="Times New Roman"/>
+                <w:sz w:val="20"/>
+              </w:rPr>
+              <w:t>Ссылочный</w:t>
+            </w:r>
+          </w:p>
+        </w:tc>
+        <w:tc>
+          <w:tcPr>
+            <w:tcW w:w="0" w:type="auto"/>
+            <w:tcMar>
+              <w:top w:w="150" w:type="dxa"/>
+              <w:left w:w="240" w:type="dxa"/>
+              <w:bottom w:w="150" w:type="dxa"/>
+              <w:right w:w="240" w:type="dxa"/>
+            </w:tcMar>
+            <w:vAlign w:val="center"/>
+            <w:hideMark/>
+          </w:tcPr>
+          <w:p>
+            <w:r/>
+            <w:r>
+              <w:rPr>
+                <w:rFonts w:ascii="Times New Roman" w:hAnsi="Times New Roman" w:eastAsia="Times New Roman" w:cs="Times New Roman"/>
+                <w:sz w:val="20"/>
+              </w:rPr>
+              <w:t>Ссылочный</w:t>
+            </w:r>
+          </w:p>
+        </w:tc>
+        <w:tc>
+          <w:tcPr>
+            <w:tcW w:w="0" w:type="auto"/>
+            <w:tcMar>
+              <w:top w:w="150" w:type="dxa"/>
+              <w:left w:w="240" w:type="dxa"/>
+              <w:bottom w:w="150" w:type="dxa"/>
+              <w:right w:w="240" w:type="dxa"/>
+            </w:tcMar>
+            <w:vAlign w:val="center"/>
+            <w:hideMark/>
+          </w:tcPr>
+          <w:p>
+            <w:r/>
+            <w:r>
+              <w:rPr>
+                <w:rFonts w:ascii="Times New Roman" w:hAnsi="Times New Roman" w:eastAsia="Times New Roman" w:cs="Times New Roman"/>
+                <w:sz w:val="20"/>
+              </w:rPr>
+              <w:t>Последовательность символов UTF-16</w:t>
+            </w:r>
+          </w:p>
+        </w:tc>
+        <w:tc>
+          <w:tcPr>
+            <w:tcW w:w="0" w:type="auto"/>
+            <w:tcMar>
+              <w:top w:w="150" w:type="dxa"/>
+              <w:left w:w="240" w:type="dxa"/>
+              <w:bottom w:w="150" w:type="dxa"/>
+              <w:right w:w="240" w:type="dxa"/>
+            </w:tcMar>
+            <w:vAlign w:val="center"/>
+            <w:hideMark/>
+          </w:tcPr>
+          <w:p>
+            <w:r/>
+            <w:r>
+              <w:rPr>
+                <w:rFonts w:ascii="Times New Roman" w:hAnsi="Times New Roman" w:eastAsia="Times New Roman" w:cs="Times New Roman"/>
+                <w:sz w:val="20"/>
+              </w:rPr>
+              <w:t>string s = "Hello";</w:t>
+            </w:r>
           </w:p>
         </w:tc>
         <w:tc>
@@ -7102,13 +7045,14 @@
             <w:hideMark/>
           </w:tcPr>
           <w:p>
-            <w:pPr>
-              <w:rPr>
-                <w:rFonts w:ascii="Times New Roman" w:hAnsi="Times New Roman" w:cs="Times New Roman"/>
-                <w:sz w:val="24"/>
-                <w:szCs w:val="24"/>
-              </w:rPr>
-            </w:pPr>
+            <w:r/>
+            <w:r>
+              <w:rPr>
+                <w:rFonts w:ascii="Times New Roman" w:hAnsi="Times New Roman" w:eastAsia="Times New Roman" w:cs="Times New Roman"/>
+                <w:sz w:val="20"/>
+              </w:rPr>
+              <w:t>Кавычки " "</w:t>
+            </w:r>
           </w:p>
         </w:tc>
       </w:tr>
@@ -7378,18 +7322,11 @@
             <w:hideMark/>
           </w:tcPr>
           <w:p>
-            <w:pPr>
-              <w:rPr>
-                <w:rFonts w:ascii="Times New Roman" w:hAnsi="Times New Roman" w:cs="Times New Roman"/>
-                <w:sz w:val="24"/>
-                <w:szCs w:val="24"/>
-              </w:rPr>
-            </w:pPr>
-            <w:r>
-              <w:rPr>
-                <w:rFonts w:ascii="Times New Roman" w:hAnsi="Times New Roman" w:cs="Times New Roman"/>
-                <w:sz w:val="24"/>
-                <w:szCs w:val="24"/>
+            <w:r/>
+            <w:r>
+              <w:rPr>
+                <w:rFonts w:ascii="Times New Roman" w:hAnsi="Times New Roman" w:eastAsia="Times New Roman" w:cs="Times New Roman"/>
+                <w:sz w:val="20"/>
               </w:rPr>
               <w:t>Размер</w:t>
             </w:r>
@@ -7408,35 +7345,37 @@
             <w:hideMark/>
           </w:tcPr>
           <w:p>
-            <w:pPr>
-              <w:rPr>
-                <w:rFonts w:ascii="Times New Roman" w:hAnsi="Times New Roman" w:cs="Times New Roman"/>
-                <w:sz w:val="24"/>
-                <w:szCs w:val="24"/>
-              </w:rPr>
-            </w:pPr>
-          </w:p>
-        </w:tc>
-        <w:tc>
-          <w:tcPr>
-            <w:tcW w:w="0" w:type="auto"/>
-            <w:tcMar>
-              <w:top w:w="150" w:type="dxa"/>
-              <w:left w:w="240" w:type="dxa"/>
-              <w:bottom w:w="150" w:type="dxa"/>
-              <w:right w:w="240" w:type="dxa"/>
-            </w:tcMar>
-            <w:vAlign w:val="center"/>
-            <w:hideMark/>
-          </w:tcPr>
-          <w:p>
-            <w:pPr>
-              <w:rPr>
-                <w:rFonts w:ascii="Times New Roman" w:hAnsi="Times New Roman" w:cs="Times New Roman"/>
-                <w:sz w:val="24"/>
-                <w:szCs w:val="24"/>
-              </w:rPr>
-            </w:pPr>
+            <w:r/>
+            <w:r>
+              <w:rPr>
+                <w:rFonts w:ascii="Times New Roman" w:hAnsi="Times New Roman" w:eastAsia="Times New Roman" w:cs="Times New Roman"/>
+                <w:sz w:val="20"/>
+              </w:rPr>
+              <w:t>32 бита (4 байта)</w:t>
+            </w:r>
+          </w:p>
+        </w:tc>
+        <w:tc>
+          <w:tcPr>
+            <w:tcW w:w="0" w:type="auto"/>
+            <w:tcMar>
+              <w:top w:w="150" w:type="dxa"/>
+              <w:left w:w="240" w:type="dxa"/>
+              <w:bottom w:w="150" w:type="dxa"/>
+              <w:right w:w="240" w:type="dxa"/>
+            </w:tcMar>
+            <w:vAlign w:val="center"/>
+            <w:hideMark/>
+          </w:tcPr>
+          <w:p>
+            <w:r/>
+            <w:r>
+              <w:rPr>
+                <w:rFonts w:ascii="Times New Roman" w:hAnsi="Times New Roman" w:eastAsia="Times New Roman" w:cs="Times New Roman"/>
+                <w:sz w:val="20"/>
+              </w:rPr>
+              <w:t>64 бита (8 байт)</w:t>
+            </w:r>
           </w:p>
         </w:tc>
         <w:tc>
@@ -7452,13 +7391,14 @@
             <w:hideMark/>
           </w:tcPr>
           <w:p>
-            <w:pPr>
-              <w:rPr>
-                <w:rFonts w:ascii="Times New Roman" w:hAnsi="Times New Roman" w:cs="Times New Roman"/>
-                <w:sz w:val="24"/>
-                <w:szCs w:val="24"/>
-              </w:rPr>
-            </w:pPr>
+            <w:r/>
+            <w:r>
+              <w:rPr>
+                <w:rFonts w:ascii="Times New Roman" w:hAnsi="Times New Roman" w:eastAsia="Times New Roman" w:cs="Times New Roman"/>
+                <w:sz w:val="20"/>
+              </w:rPr>
+              <w:t>128 бит (16 байт)</w:t>
+            </w:r>
           </w:p>
         </w:tc>
       </w:tr>
@@ -7476,18 +7416,11 @@
             <w:hideMark/>
           </w:tcPr>
           <w:p>
-            <w:pPr>
-              <w:rPr>
-                <w:rFonts w:ascii="Times New Roman" w:hAnsi="Times New Roman" w:cs="Times New Roman"/>
-                <w:sz w:val="24"/>
-                <w:szCs w:val="24"/>
-              </w:rPr>
-            </w:pPr>
-            <w:r>
-              <w:rPr>
-                <w:rFonts w:ascii="Times New Roman" w:hAnsi="Times New Roman" w:cs="Times New Roman"/>
-                <w:sz w:val="24"/>
-                <w:szCs w:val="24"/>
+            <w:r/>
+            <w:r>
+              <w:rPr>
+                <w:rFonts w:ascii="Times New Roman" w:hAnsi="Times New Roman" w:eastAsia="Times New Roman" w:cs="Times New Roman"/>
+                <w:sz w:val="20"/>
               </w:rPr>
               <w:t>Точность</w:t>
             </w:r>
@@ -7506,35 +7439,37 @@
             <w:hideMark/>
           </w:tcPr>
           <w:p>
-            <w:pPr>
-              <w:rPr>
-                <w:rFonts w:ascii="Times New Roman" w:hAnsi="Times New Roman" w:cs="Times New Roman"/>
-                <w:sz w:val="24"/>
-                <w:szCs w:val="24"/>
-              </w:rPr>
-            </w:pPr>
-          </w:p>
-        </w:tc>
-        <w:tc>
-          <w:tcPr>
-            <w:tcW w:w="0" w:type="auto"/>
-            <w:tcMar>
-              <w:top w:w="150" w:type="dxa"/>
-              <w:left w:w="240" w:type="dxa"/>
-              <w:bottom w:w="150" w:type="dxa"/>
-              <w:right w:w="240" w:type="dxa"/>
-            </w:tcMar>
-            <w:vAlign w:val="center"/>
-            <w:hideMark/>
-          </w:tcPr>
-          <w:p>
-            <w:pPr>
-              <w:rPr>
-                <w:rFonts w:ascii="Times New Roman" w:hAnsi="Times New Roman" w:cs="Times New Roman"/>
-                <w:sz w:val="24"/>
-                <w:szCs w:val="24"/>
-              </w:rPr>
-            </w:pPr>
+            <w:r/>
+            <w:r>
+              <w:rPr>
+                <w:rFonts w:ascii="Times New Roman" w:hAnsi="Times New Roman" w:eastAsia="Times New Roman" w:cs="Times New Roman"/>
+                <w:sz w:val="20"/>
+              </w:rPr>
+              <w:t>~6–9 знаков</w:t>
+            </w:r>
+          </w:p>
+        </w:tc>
+        <w:tc>
+          <w:tcPr>
+            <w:tcW w:w="0" w:type="auto"/>
+            <w:tcMar>
+              <w:top w:w="150" w:type="dxa"/>
+              <w:left w:w="240" w:type="dxa"/>
+              <w:bottom w:w="150" w:type="dxa"/>
+              <w:right w:w="240" w:type="dxa"/>
+            </w:tcMar>
+            <w:vAlign w:val="center"/>
+            <w:hideMark/>
+          </w:tcPr>
+          <w:p>
+            <w:r/>
+            <w:r>
+              <w:rPr>
+                <w:rFonts w:ascii="Times New Roman" w:hAnsi="Times New Roman" w:eastAsia="Times New Roman" w:cs="Times New Roman"/>
+                <w:sz w:val="20"/>
+              </w:rPr>
+              <w:t>15–17 знаков</w:t>
+            </w:r>
           </w:p>
         </w:tc>
         <w:tc>
@@ -7550,13 +7485,14 @@
             <w:hideMark/>
           </w:tcPr>
           <w:p>
-            <w:pPr>
-              <w:rPr>
-                <w:rFonts w:ascii="Times New Roman" w:hAnsi="Times New Roman" w:cs="Times New Roman"/>
-                <w:sz w:val="24"/>
-                <w:szCs w:val="24"/>
-              </w:rPr>
-            </w:pPr>
+            <w:r/>
+            <w:r>
+              <w:rPr>
+                <w:rFonts w:ascii="Times New Roman" w:hAnsi="Times New Roman" w:eastAsia="Times New Roman" w:cs="Times New Roman"/>
+                <w:sz w:val="20"/>
+              </w:rPr>
+              <w:t>28–29 знаков</w:t>
+            </w:r>
           </w:p>
         </w:tc>
       </w:tr>
@@ -7574,18 +7510,11 @@
             <w:hideMark/>
           </w:tcPr>
           <w:p>
-            <w:pPr>
-              <w:rPr>
-                <w:rFonts w:ascii="Times New Roman" w:hAnsi="Times New Roman" w:cs="Times New Roman"/>
-                <w:sz w:val="24"/>
-                <w:szCs w:val="24"/>
-              </w:rPr>
-            </w:pPr>
-            <w:r>
-              <w:rPr>
-                <w:rFonts w:ascii="Times New Roman" w:hAnsi="Times New Roman" w:cs="Times New Roman"/>
-                <w:sz w:val="24"/>
-                <w:szCs w:val="24"/>
+            <w:r/>
+            <w:r>
+              <w:rPr>
+                <w:rFonts w:ascii="Times New Roman" w:hAnsi="Times New Roman" w:eastAsia="Times New Roman" w:cs="Times New Roman"/>
+                <w:sz w:val="20"/>
               </w:rPr>
               <w:t>Диапазон</w:t>
             </w:r>
@@ -7604,35 +7533,37 @@
             <w:hideMark/>
           </w:tcPr>
           <w:p>
-            <w:pPr>
-              <w:rPr>
-                <w:rFonts w:ascii="Times New Roman" w:hAnsi="Times New Roman" w:cs="Times New Roman"/>
-                <w:sz w:val="24"/>
-                <w:szCs w:val="24"/>
-              </w:rPr>
-            </w:pPr>
-          </w:p>
-        </w:tc>
-        <w:tc>
-          <w:tcPr>
-            <w:tcW w:w="0" w:type="auto"/>
-            <w:tcMar>
-              <w:top w:w="150" w:type="dxa"/>
-              <w:left w:w="240" w:type="dxa"/>
-              <w:bottom w:w="150" w:type="dxa"/>
-              <w:right w:w="240" w:type="dxa"/>
-            </w:tcMar>
-            <w:vAlign w:val="center"/>
-            <w:hideMark/>
-          </w:tcPr>
-          <w:p>
-            <w:pPr>
-              <w:rPr>
-                <w:rFonts w:ascii="Times New Roman" w:hAnsi="Times New Roman" w:cs="Times New Roman"/>
-                <w:sz w:val="24"/>
-                <w:szCs w:val="24"/>
-              </w:rPr>
-            </w:pPr>
+            <w:r/>
+            <w:r>
+              <w:rPr>
+                <w:rFonts w:ascii="Times New Roman" w:hAnsi="Times New Roman" w:eastAsia="Times New Roman" w:cs="Times New Roman"/>
+                <w:sz w:val="20"/>
+              </w:rPr>
+              <w:t>±1,5·10⁻⁴⁵ … ±3,4·10³⁸</w:t>
+            </w:r>
+          </w:p>
+        </w:tc>
+        <w:tc>
+          <w:tcPr>
+            <w:tcW w:w="0" w:type="auto"/>
+            <w:tcMar>
+              <w:top w:w="150" w:type="dxa"/>
+              <w:left w:w="240" w:type="dxa"/>
+              <w:bottom w:w="150" w:type="dxa"/>
+              <w:right w:w="240" w:type="dxa"/>
+            </w:tcMar>
+            <w:vAlign w:val="center"/>
+            <w:hideMark/>
+          </w:tcPr>
+          <w:p>
+            <w:r/>
+            <w:r>
+              <w:rPr>
+                <w:rFonts w:ascii="Times New Roman" w:hAnsi="Times New Roman" w:eastAsia="Times New Roman" w:cs="Times New Roman"/>
+                <w:sz w:val="20"/>
+              </w:rPr>
+              <w:t>±5,0·10⁻³²⁴ … ±1,7·10³⁰⁸</w:t>
+            </w:r>
           </w:p>
         </w:tc>
         <w:tc>
@@ -7648,13 +7579,14 @@
             <w:hideMark/>
           </w:tcPr>
           <w:p>
-            <w:pPr>
-              <w:rPr>
-                <w:rFonts w:ascii="Times New Roman" w:hAnsi="Times New Roman" w:cs="Times New Roman"/>
-                <w:sz w:val="24"/>
-                <w:szCs w:val="24"/>
-              </w:rPr>
-            </w:pPr>
+            <w:r/>
+            <w:r>
+              <w:rPr>
+                <w:rFonts w:ascii="Times New Roman" w:hAnsi="Times New Roman" w:eastAsia="Times New Roman" w:cs="Times New Roman"/>
+                <w:sz w:val="20"/>
+              </w:rPr>
+              <w:t>±1,0·10⁻²⁸ … ±7,9·10²⁸</w:t>
+            </w:r>
           </w:p>
         </w:tc>
       </w:tr>
@@ -7672,18 +7604,11 @@
             <w:hideMark/>
           </w:tcPr>
           <w:p>
-            <w:pPr>
-              <w:rPr>
-                <w:rFonts w:ascii="Times New Roman" w:hAnsi="Times New Roman" w:cs="Times New Roman"/>
-                <w:sz w:val="24"/>
-                <w:szCs w:val="24"/>
-              </w:rPr>
-            </w:pPr>
-            <w:r>
-              <w:rPr>
-                <w:rFonts w:ascii="Times New Roman" w:hAnsi="Times New Roman" w:cs="Times New Roman"/>
-                <w:sz w:val="24"/>
-                <w:szCs w:val="24"/>
+            <w:r/>
+            <w:r>
+              <w:rPr>
+                <w:rFonts w:ascii="Times New Roman" w:hAnsi="Times New Roman" w:eastAsia="Times New Roman" w:cs="Times New Roman"/>
+                <w:sz w:val="20"/>
               </w:rPr>
               <w:t>Суффикс литерала</w:t>
             </w:r>
@@ -7702,35 +7627,37 @@
             <w:hideMark/>
           </w:tcPr>
           <w:p>
-            <w:pPr>
-              <w:rPr>
-                <w:rFonts w:ascii="Times New Roman" w:hAnsi="Times New Roman" w:cs="Times New Roman"/>
-                <w:sz w:val="24"/>
-                <w:szCs w:val="24"/>
-              </w:rPr>
-            </w:pPr>
-          </w:p>
-        </w:tc>
-        <w:tc>
-          <w:tcPr>
-            <w:tcW w:w="0" w:type="auto"/>
-            <w:tcMar>
-              <w:top w:w="150" w:type="dxa"/>
-              <w:left w:w="240" w:type="dxa"/>
-              <w:bottom w:w="150" w:type="dxa"/>
-              <w:right w:w="240" w:type="dxa"/>
-            </w:tcMar>
-            <w:vAlign w:val="center"/>
-            <w:hideMark/>
-          </w:tcPr>
-          <w:p>
-            <w:pPr>
-              <w:rPr>
-                <w:rFonts w:ascii="Times New Roman" w:hAnsi="Times New Roman" w:cs="Times New Roman"/>
-                <w:sz w:val="24"/>
-                <w:szCs w:val="24"/>
-              </w:rPr>
-            </w:pPr>
+            <w:r/>
+            <w:r>
+              <w:rPr>
+                <w:rFonts w:ascii="Times New Roman" w:hAnsi="Times New Roman" w:eastAsia="Times New Roman" w:cs="Times New Roman"/>
+                <w:sz w:val="20"/>
+              </w:rPr>
+              <w:t>f или F</w:t>
+            </w:r>
+          </w:p>
+        </w:tc>
+        <w:tc>
+          <w:tcPr>
+            <w:tcW w:w="0" w:type="auto"/>
+            <w:tcMar>
+              <w:top w:w="150" w:type="dxa"/>
+              <w:left w:w="240" w:type="dxa"/>
+              <w:bottom w:w="150" w:type="dxa"/>
+              <w:right w:w="240" w:type="dxa"/>
+            </w:tcMar>
+            <w:vAlign w:val="center"/>
+            <w:hideMark/>
+          </w:tcPr>
+          <w:p>
+            <w:r/>
+            <w:r>
+              <w:rPr>
+                <w:rFonts w:ascii="Times New Roman" w:hAnsi="Times New Roman" w:eastAsia="Times New Roman" w:cs="Times New Roman"/>
+                <w:sz w:val="20"/>
+              </w:rPr>
+              <w:t>d или D (необязателен)</w:t>
+            </w:r>
           </w:p>
         </w:tc>
         <w:tc>
@@ -7746,13 +7673,14 @@
             <w:hideMark/>
           </w:tcPr>
           <w:p>
-            <w:pPr>
-              <w:rPr>
-                <w:rFonts w:ascii="Times New Roman" w:hAnsi="Times New Roman" w:cs="Times New Roman"/>
-                <w:sz w:val="24"/>
-                <w:szCs w:val="24"/>
-              </w:rPr>
-            </w:pPr>
+            <w:r/>
+            <w:r>
+              <w:rPr>
+                <w:rFonts w:ascii="Times New Roman" w:hAnsi="Times New Roman" w:eastAsia="Times New Roman" w:cs="Times New Roman"/>
+                <w:sz w:val="20"/>
+              </w:rPr>
+              <w:t>m или M</w:t>
+            </w:r>
           </w:p>
         </w:tc>
       </w:tr>
@@ -7770,18 +7698,11 @@
             <w:hideMark/>
           </w:tcPr>
           <w:p>
-            <w:pPr>
-              <w:rPr>
-                <w:rFonts w:ascii="Times New Roman" w:hAnsi="Times New Roman" w:cs="Times New Roman"/>
-                <w:sz w:val="24"/>
-                <w:szCs w:val="24"/>
-              </w:rPr>
-            </w:pPr>
-            <w:r>
-              <w:rPr>
-                <w:rFonts w:ascii="Times New Roman" w:hAnsi="Times New Roman" w:cs="Times New Roman"/>
-                <w:sz w:val="24"/>
-                <w:szCs w:val="24"/>
+            <w:r/>
+            <w:r>
+              <w:rPr>
+                <w:rFonts w:ascii="Times New Roman" w:hAnsi="Times New Roman" w:eastAsia="Times New Roman" w:cs="Times New Roman"/>
+                <w:sz w:val="20"/>
               </w:rPr>
               <w:t>Для чего обычно используется</w:t>
             </w:r>
@@ -7800,35 +7721,37 @@
             <w:hideMark/>
           </w:tcPr>
           <w:p>
-            <w:pPr>
-              <w:rPr>
-                <w:rFonts w:ascii="Times New Roman" w:hAnsi="Times New Roman" w:cs="Times New Roman"/>
-                <w:sz w:val="24"/>
-                <w:szCs w:val="24"/>
-              </w:rPr>
-            </w:pPr>
-          </w:p>
-        </w:tc>
-        <w:tc>
-          <w:tcPr>
-            <w:tcW w:w="0" w:type="auto"/>
-            <w:tcMar>
-              <w:top w:w="150" w:type="dxa"/>
-              <w:left w:w="240" w:type="dxa"/>
-              <w:bottom w:w="150" w:type="dxa"/>
-              <w:right w:w="240" w:type="dxa"/>
-            </w:tcMar>
-            <w:vAlign w:val="center"/>
-            <w:hideMark/>
-          </w:tcPr>
-          <w:p>
-            <w:pPr>
-              <w:rPr>
-                <w:rFonts w:ascii="Times New Roman" w:hAnsi="Times New Roman" w:cs="Times New Roman"/>
-                <w:sz w:val="24"/>
-                <w:szCs w:val="24"/>
-              </w:rPr>
-            </w:pPr>
+            <w:r/>
+            <w:r>
+              <w:rPr>
+                <w:rFonts w:ascii="Times New Roman" w:hAnsi="Times New Roman" w:eastAsia="Times New Roman" w:cs="Times New Roman"/>
+                <w:sz w:val="20"/>
+              </w:rPr>
+              <w:t>Графика, игры, физика, датчики</w:t>
+            </w:r>
+          </w:p>
+        </w:tc>
+        <w:tc>
+          <w:tcPr>
+            <w:tcW w:w="0" w:type="auto"/>
+            <w:tcMar>
+              <w:top w:w="150" w:type="dxa"/>
+              <w:left w:w="240" w:type="dxa"/>
+              <w:bottom w:w="150" w:type="dxa"/>
+              <w:right w:w="240" w:type="dxa"/>
+            </w:tcMar>
+            <w:vAlign w:val="center"/>
+            <w:hideMark/>
+          </w:tcPr>
+          <w:p>
+            <w:r/>
+            <w:r>
+              <w:rPr>
+                <w:rFonts w:ascii="Times New Roman" w:hAnsi="Times New Roman" w:eastAsia="Times New Roman" w:cs="Times New Roman"/>
+                <w:sz w:val="20"/>
+              </w:rPr>
+              <w:t>Научные и инженерные расчёты</w:t>
+            </w:r>
           </w:p>
         </w:tc>
         <w:tc>
@@ -7844,13 +7767,14 @@
             <w:hideMark/>
           </w:tcPr>
           <w:p>
-            <w:pPr>
-              <w:rPr>
-                <w:rFonts w:ascii="Times New Roman" w:hAnsi="Times New Roman" w:cs="Times New Roman"/>
-                <w:sz w:val="24"/>
-                <w:szCs w:val="24"/>
-              </w:rPr>
-            </w:pPr>
+            <w:r/>
+            <w:r>
+              <w:rPr>
+                <w:rFonts w:ascii="Times New Roman" w:hAnsi="Times New Roman" w:eastAsia="Times New Roman" w:cs="Times New Roman"/>
+                <w:sz w:val="20"/>
+              </w:rPr>
+              <w:t>Финансовые и денежные расчёты</w:t>
+            </w:r>
           </w:p>
         </w:tc>
       </w:tr>
@@ -7868,18 +7792,11 @@
             <w:hideMark/>
           </w:tcPr>
           <w:p>
-            <w:pPr>
-              <w:rPr>
-                <w:rFonts w:ascii="Times New Roman" w:hAnsi="Times New Roman" w:cs="Times New Roman"/>
-                <w:sz w:val="24"/>
-                <w:szCs w:val="24"/>
-              </w:rPr>
-            </w:pPr>
-            <w:r>
-              <w:rPr>
-                <w:rFonts w:ascii="Times New Roman" w:hAnsi="Times New Roman" w:cs="Times New Roman"/>
-                <w:sz w:val="24"/>
-                <w:szCs w:val="24"/>
+            <w:r/>
+            <w:r>
+              <w:rPr>
+                <w:rFonts w:ascii="Times New Roman" w:hAnsi="Times New Roman" w:eastAsia="Times New Roman" w:cs="Times New Roman"/>
+                <w:sz w:val="20"/>
               </w:rPr>
               <w:t>Можно ли использовать для денег</w:t>
             </w:r>
@@ -7898,35 +7815,37 @@
             <w:hideMark/>
           </w:tcPr>
           <w:p>
-            <w:pPr>
-              <w:rPr>
-                <w:rFonts w:ascii="Times New Roman" w:hAnsi="Times New Roman" w:cs="Times New Roman"/>
-                <w:sz w:val="24"/>
-                <w:szCs w:val="24"/>
-              </w:rPr>
-            </w:pPr>
-          </w:p>
-        </w:tc>
-        <w:tc>
-          <w:tcPr>
-            <w:tcW w:w="0" w:type="auto"/>
-            <w:tcMar>
-              <w:top w:w="150" w:type="dxa"/>
-              <w:left w:w="240" w:type="dxa"/>
-              <w:bottom w:w="150" w:type="dxa"/>
-              <w:right w:w="240" w:type="dxa"/>
-            </w:tcMar>
-            <w:vAlign w:val="center"/>
-            <w:hideMark/>
-          </w:tcPr>
-          <w:p>
-            <w:pPr>
-              <w:rPr>
-                <w:rFonts w:ascii="Times New Roman" w:hAnsi="Times New Roman" w:cs="Times New Roman"/>
-                <w:sz w:val="24"/>
-                <w:szCs w:val="24"/>
-              </w:rPr>
-            </w:pPr>
+            <w:r/>
+            <w:r>
+              <w:rPr>
+                <w:rFonts w:ascii="Times New Roman" w:hAnsi="Times New Roman" w:eastAsia="Times New Roman" w:cs="Times New Roman"/>
+                <w:sz w:val="20"/>
+              </w:rPr>
+              <w:t>Нет (погрешность округления)</w:t>
+            </w:r>
+          </w:p>
+        </w:tc>
+        <w:tc>
+          <w:tcPr>
+            <w:tcW w:w="0" w:type="auto"/>
+            <w:tcMar>
+              <w:top w:w="150" w:type="dxa"/>
+              <w:left w:w="240" w:type="dxa"/>
+              <w:bottom w:w="150" w:type="dxa"/>
+              <w:right w:w="240" w:type="dxa"/>
+            </w:tcMar>
+            <w:vAlign w:val="center"/>
+            <w:hideMark/>
+          </w:tcPr>
+          <w:p>
+            <w:r/>
+            <w:r>
+              <w:rPr>
+                <w:rFonts w:ascii="Times New Roman" w:hAnsi="Times New Roman" w:eastAsia="Times New Roman" w:cs="Times New Roman"/>
+                <w:sz w:val="20"/>
+              </w:rPr>
+              <w:t>Нет (двоичная погрешность 0.1+0.2)</w:t>
+            </w:r>
           </w:p>
         </w:tc>
         <w:tc>
@@ -7942,13 +7861,14 @@
             <w:hideMark/>
           </w:tcPr>
           <w:p>
-            <w:pPr>
-              <w:rPr>
-                <w:rFonts w:ascii="Times New Roman" w:hAnsi="Times New Roman" w:cs="Times New Roman"/>
-                <w:sz w:val="24"/>
-                <w:szCs w:val="24"/>
-              </w:rPr>
-            </w:pPr>
+            <w:r/>
+            <w:r>
+              <w:rPr>
+                <w:rFonts w:ascii="Times New Roman" w:hAnsi="Times New Roman" w:eastAsia="Times New Roman" w:cs="Times New Roman"/>
+                <w:sz w:val="20"/>
+              </w:rPr>
+              <w:t>Да (точное десятичное хранение)</w:t>
+            </w:r>
           </w:p>
         </w:tc>
       </w:tr>
@@ -7966,18 +7886,11 @@
             <w:hideMark/>
           </w:tcPr>
           <w:p>
-            <w:pPr>
-              <w:rPr>
-                <w:rFonts w:ascii="Times New Roman" w:hAnsi="Times New Roman" w:cs="Times New Roman"/>
-                <w:sz w:val="24"/>
-                <w:szCs w:val="24"/>
-              </w:rPr>
-            </w:pPr>
-            <w:r>
-              <w:rPr>
-                <w:rFonts w:ascii="Times New Roman" w:hAnsi="Times New Roman" w:cs="Times New Roman"/>
-                <w:sz w:val="24"/>
-                <w:szCs w:val="24"/>
+            <w:r/>
+            <w:r>
+              <w:rPr>
+                <w:rFonts w:ascii="Times New Roman" w:hAnsi="Times New Roman" w:eastAsia="Times New Roman" w:cs="Times New Roman"/>
+                <w:sz w:val="20"/>
               </w:rPr>
               <w:t>Пример объявления</w:t>
             </w:r>
@@ -7996,35 +7909,37 @@
             <w:hideMark/>
           </w:tcPr>
           <w:p>
-            <w:pPr>
-              <w:rPr>
-                <w:rFonts w:ascii="Times New Roman" w:hAnsi="Times New Roman" w:cs="Times New Roman"/>
-                <w:sz w:val="24"/>
-                <w:szCs w:val="24"/>
-              </w:rPr>
-            </w:pPr>
-          </w:p>
-        </w:tc>
-        <w:tc>
-          <w:tcPr>
-            <w:tcW w:w="0" w:type="auto"/>
-            <w:tcMar>
-              <w:top w:w="150" w:type="dxa"/>
-              <w:left w:w="240" w:type="dxa"/>
-              <w:bottom w:w="150" w:type="dxa"/>
-              <w:right w:w="240" w:type="dxa"/>
-            </w:tcMar>
-            <w:vAlign w:val="center"/>
-            <w:hideMark/>
-          </w:tcPr>
-          <w:p>
-            <w:pPr>
-              <w:rPr>
-                <w:rFonts w:ascii="Times New Roman" w:hAnsi="Times New Roman" w:cs="Times New Roman"/>
-                <w:sz w:val="24"/>
-                <w:szCs w:val="24"/>
-              </w:rPr>
-            </w:pPr>
+            <w:r/>
+            <w:r>
+              <w:rPr>
+                <w:rFonts w:ascii="Times New Roman" w:hAnsi="Times New Roman" w:eastAsia="Times New Roman" w:cs="Times New Roman"/>
+                <w:sz w:val="20"/>
+              </w:rPr>
+              <w:t>float f = 1.5f;</w:t>
+            </w:r>
+          </w:p>
+        </w:tc>
+        <w:tc>
+          <w:tcPr>
+            <w:tcW w:w="0" w:type="auto"/>
+            <w:tcMar>
+              <w:top w:w="150" w:type="dxa"/>
+              <w:left w:w="240" w:type="dxa"/>
+              <w:bottom w:w="150" w:type="dxa"/>
+              <w:right w:w="240" w:type="dxa"/>
+            </w:tcMar>
+            <w:vAlign w:val="center"/>
+            <w:hideMark/>
+          </w:tcPr>
+          <w:p>
+            <w:r/>
+            <w:r>
+              <w:rPr>
+                <w:rFonts w:ascii="Times New Roman" w:hAnsi="Times New Roman" w:eastAsia="Times New Roman" w:cs="Times New Roman"/>
+                <w:sz w:val="20"/>
+              </w:rPr>
+              <w:t>double d = 1.75;</w:t>
+            </w:r>
           </w:p>
         </w:tc>
         <w:tc>
@@ -8040,13 +7955,14 @@
             <w:hideMark/>
           </w:tcPr>
           <w:p>
-            <w:pPr>
-              <w:rPr>
-                <w:rFonts w:ascii="Times New Roman" w:hAnsi="Times New Roman" w:cs="Times New Roman"/>
-                <w:sz w:val="24"/>
-                <w:szCs w:val="24"/>
-              </w:rPr>
-            </w:pPr>
+            <w:r/>
+            <w:r>
+              <w:rPr>
+                <w:rFonts w:ascii="Times New Roman" w:hAnsi="Times New Roman" w:eastAsia="Times New Roman" w:cs="Times New Roman"/>
+                <w:sz w:val="20"/>
+              </w:rPr>
+              <w:t>decimal price = 199.99m;</w:t>
+            </w:r>
           </w:p>
         </w:tc>
       </w:tr>
@@ -8337,18 +8253,11 @@
             <w:hideMark/>
           </w:tcPr>
           <w:p>
-            <w:pPr>
-              <w:rPr>
-                <w:rFonts w:ascii="Times New Roman" w:hAnsi="Times New Roman" w:cs="Times New Roman"/>
-                <w:sz w:val="24"/>
-                <w:szCs w:val="24"/>
-              </w:rPr>
-            </w:pPr>
-            <w:r>
-              <w:rPr>
-                <w:rFonts w:ascii="Times New Roman" w:hAnsi="Times New Roman" w:cs="Times New Roman"/>
-                <w:sz w:val="24"/>
-                <w:szCs w:val="24"/>
+            <w:r/>
+            <w:r>
+              <w:rPr>
+                <w:rFonts w:ascii="Times New Roman" w:hAnsi="Times New Roman" w:eastAsia="Times New Roman" w:cs="Times New Roman"/>
+                <w:sz w:val="20"/>
               </w:rPr>
               <w:t>1</w:t>
             </w:r>
@@ -8367,20 +8276,11 @@
             <w:hideMark/>
           </w:tcPr>
           <w:p>
-            <w:pPr>
-              <w:rPr>
-                <w:rFonts w:ascii="Times New Roman" w:hAnsi="Times New Roman" w:cs="Times New Roman"/>
-                <w:sz w:val="24"/>
-                <w:szCs w:val="24"/>
-                <w:lang w:val="en-US"/>
-              </w:rPr>
-            </w:pPr>
-            <w:r>
-              <w:rPr>
-                <w:rFonts w:ascii="Times New Roman" w:hAnsi="Times New Roman" w:cs="Times New Roman"/>
-                <w:sz w:val="24"/>
-                <w:szCs w:val="24"/>
-                <w:lang w:val="en-US"/>
+            <w:r/>
+            <w:r>
+              <w:rPr>
+                <w:rFonts w:ascii="Times New Roman" w:hAnsi="Times New Roman" w:eastAsia="Times New Roman" w:cs="Times New Roman"/>
+                <w:sz w:val="20"/>
               </w:rPr>
               <w:t>int a = 5; double b = a;</w:t>
             </w:r>
@@ -8399,37 +8299,37 @@
             <w:hideMark/>
           </w:tcPr>
           <w:p>
-            <w:pPr>
-              <w:rPr>
-                <w:rFonts w:ascii="Times New Roman" w:hAnsi="Times New Roman" w:cs="Times New Roman"/>
-                <w:sz w:val="24"/>
-                <w:szCs w:val="24"/>
-                <w:lang w:val="en-US"/>
-              </w:rPr>
-            </w:pPr>
-          </w:p>
-        </w:tc>
-        <w:tc>
-          <w:tcPr>
-            <w:tcW w:w="0" w:type="auto"/>
-            <w:tcMar>
-              <w:top w:w="150" w:type="dxa"/>
-              <w:left w:w="240" w:type="dxa"/>
-              <w:bottom w:w="150" w:type="dxa"/>
-              <w:right w:w="240" w:type="dxa"/>
-            </w:tcMar>
-            <w:vAlign w:val="center"/>
-            <w:hideMark/>
-          </w:tcPr>
-          <w:p>
-            <w:pPr>
-              <w:rPr>
-                <w:rFonts w:ascii="Times New Roman" w:hAnsi="Times New Roman" w:cs="Times New Roman"/>
-                <w:sz w:val="24"/>
-                <w:szCs w:val="24"/>
-                <w:lang w:val="en-US"/>
-              </w:rPr>
-            </w:pPr>
+            <w:r/>
+            <w:r>
+              <w:rPr>
+                <w:rFonts w:ascii="Times New Roman" w:hAnsi="Times New Roman" w:eastAsia="Times New Roman" w:cs="Times New Roman"/>
+                <w:sz w:val="20"/>
+              </w:rPr>
+              <w:t>b = 5.0</w:t>
+            </w:r>
+          </w:p>
+        </w:tc>
+        <w:tc>
+          <w:tcPr>
+            <w:tcW w:w="0" w:type="auto"/>
+            <w:tcMar>
+              <w:top w:w="150" w:type="dxa"/>
+              <w:left w:w="240" w:type="dxa"/>
+              <w:bottom w:w="150" w:type="dxa"/>
+              <w:right w:w="240" w:type="dxa"/>
+            </w:tcMar>
+            <w:vAlign w:val="center"/>
+            <w:hideMark/>
+          </w:tcPr>
+          <w:p>
+            <w:r/>
+            <w:r>
+              <w:rPr>
+                <w:rFonts w:ascii="Times New Roman" w:hAnsi="Times New Roman" w:eastAsia="Times New Roman" w:cs="Times New Roman"/>
+                <w:sz w:val="20"/>
+              </w:rPr>
+              <w:t>double</w:t>
+            </w:r>
           </w:p>
         </w:tc>
         <w:tc>
@@ -8445,14 +8345,14 @@
             <w:hideMark/>
           </w:tcPr>
           <w:p>
-            <w:pPr>
-              <w:rPr>
-                <w:rFonts w:ascii="Times New Roman" w:hAnsi="Times New Roman" w:cs="Times New Roman"/>
-                <w:sz w:val="24"/>
-                <w:szCs w:val="24"/>
-                <w:lang w:val="en-US"/>
-              </w:rPr>
-            </w:pPr>
+            <w:r/>
+            <w:r>
+              <w:rPr>
+                <w:rFonts w:ascii="Times New Roman" w:hAnsi="Times New Roman" w:eastAsia="Times New Roman" w:cs="Times New Roman"/>
+                <w:sz w:val="20"/>
+              </w:rPr>
+              <w:t>Неявное расширяющее преобразование int -&gt; double без потери данных</w:t>
+            </w:r>
           </w:p>
         </w:tc>
       </w:tr>
@@ -8470,18 +8370,11 @@
             <w:hideMark/>
           </w:tcPr>
           <w:p>
-            <w:pPr>
-              <w:rPr>
-                <w:rFonts w:ascii="Times New Roman" w:hAnsi="Times New Roman" w:cs="Times New Roman"/>
-                <w:sz w:val="24"/>
-                <w:szCs w:val="24"/>
-              </w:rPr>
-            </w:pPr>
-            <w:r>
-              <w:rPr>
-                <w:rFonts w:ascii="Times New Roman" w:hAnsi="Times New Roman" w:cs="Times New Roman"/>
-                <w:sz w:val="24"/>
-                <w:szCs w:val="24"/>
+            <w:r/>
+            <w:r>
+              <w:rPr>
+                <w:rFonts w:ascii="Times New Roman" w:hAnsi="Times New Roman" w:eastAsia="Times New Roman" w:cs="Times New Roman"/>
+                <w:sz w:val="20"/>
               </w:rPr>
               <w:t>2</w:t>
             </w:r>
@@ -8500,129 +8393,60 @@
             <w:hideMark/>
           </w:tcPr>
           <w:p>
-            <w:pPr>
-              <w:rPr>
-                <w:rFonts w:ascii="Times New Roman" w:hAnsi="Times New Roman" w:cs="Times New Roman"/>
-                <w:sz w:val="24"/>
-                <w:szCs w:val="24"/>
-                <w:lang w:val="en-US"/>
-              </w:rPr>
-            </w:pPr>
-            <w:r>
-              <w:rPr>
-                <w:rFonts w:ascii="Times New Roman" w:hAnsi="Times New Roman" w:cs="Times New Roman"/>
-                <w:sz w:val="24"/>
-                <w:szCs w:val="24"/>
-                <w:lang w:val="en-US"/>
-              </w:rPr>
-              <w:t xml:space="preserve">double d = 5.9; </w:t>
-            </w:r>
-            <w:proofErr w:type="spellStart"/>
-            <w:r>
-              <w:rPr>
-                <w:rFonts w:ascii="Times New Roman" w:hAnsi="Times New Roman" w:cs="Times New Roman"/>
-                <w:sz w:val="24"/>
-                <w:szCs w:val="24"/>
-                <w:lang w:val="en-US"/>
+            <w:r/>
+            <w:r>
+              <w:rPr>
+                <w:rFonts w:ascii="Times New Roman" w:hAnsi="Times New Roman" w:eastAsia="Times New Roman" w:cs="Times New Roman"/>
+                <w:sz w:val="20"/>
+              </w:rPr>
+              <w:t>double d = 5.9; int i = (int)d;</w:t>
+            </w:r>
+          </w:p>
+        </w:tc>
+        <w:tc>
+          <w:tcPr>
+            <w:tcW w:w="0" w:type="auto"/>
+            <w:tcMar>
+              <w:top w:w="150" w:type="dxa"/>
+              <w:left w:w="240" w:type="dxa"/>
+              <w:bottom w:w="150" w:type="dxa"/>
+              <w:right w:w="240" w:type="dxa"/>
+            </w:tcMar>
+            <w:vAlign w:val="center"/>
+            <w:hideMark/>
+          </w:tcPr>
+          <w:p>
+            <w:r/>
+            <w:r>
+              <w:rPr>
+                <w:rFonts w:ascii="Times New Roman" w:hAnsi="Times New Roman" w:eastAsia="Times New Roman" w:cs="Times New Roman"/>
+                <w:sz w:val="20"/>
+              </w:rPr>
+              <w:t>i = 5</w:t>
+            </w:r>
+          </w:p>
+        </w:tc>
+        <w:tc>
+          <w:tcPr>
+            <w:tcW w:w="0" w:type="auto"/>
+            <w:tcMar>
+              <w:top w:w="150" w:type="dxa"/>
+              <w:left w:w="240" w:type="dxa"/>
+              <w:bottom w:w="150" w:type="dxa"/>
+              <w:right w:w="240" w:type="dxa"/>
+            </w:tcMar>
+            <w:vAlign w:val="center"/>
+            <w:hideMark/>
+          </w:tcPr>
+          <w:p>
+            <w:r/>
+            <w:r>
+              <w:rPr>
+                <w:rFonts w:ascii="Times New Roman" w:hAnsi="Times New Roman" w:eastAsia="Times New Roman" w:cs="Times New Roman"/>
+                <w:sz w:val="20"/>
               </w:rPr>
               <w:t>int</w:t>
             </w:r>
-            <w:proofErr w:type="spellEnd"/>
-            <w:r>
-              <w:rPr>
-                <w:rFonts w:ascii="Times New Roman" w:hAnsi="Times New Roman" w:cs="Times New Roman"/>
-                <w:sz w:val="24"/>
-                <w:szCs w:val="24"/>
-                <w:lang w:val="en-US"/>
-              </w:rPr>
-              <w:t xml:space="preserve"> </w:t>
-            </w:r>
-            <w:proofErr w:type="spellStart"/>
-            <w:r>
-              <w:rPr>
-                <w:rFonts w:ascii="Times New Roman" w:hAnsi="Times New Roman" w:cs="Times New Roman"/>
-                <w:sz w:val="24"/>
-                <w:szCs w:val="24"/>
-                <w:lang w:val="en-US"/>
-              </w:rPr>
-              <w:t>i</w:t>
-            </w:r>
-            <w:proofErr w:type="spellEnd"/>
-            <w:r>
-              <w:rPr>
-                <w:rFonts w:ascii="Times New Roman" w:hAnsi="Times New Roman" w:cs="Times New Roman"/>
-                <w:sz w:val="24"/>
-                <w:szCs w:val="24"/>
-                <w:lang w:val="en-US"/>
-              </w:rPr>
-              <w:t xml:space="preserve"> = (</w:t>
-            </w:r>
-            <w:proofErr w:type="spellStart"/>
-            <w:r>
-              <w:rPr>
-                <w:rFonts w:ascii="Times New Roman" w:hAnsi="Times New Roman" w:cs="Times New Roman"/>
-                <w:sz w:val="24"/>
-                <w:szCs w:val="24"/>
-                <w:lang w:val="en-US"/>
-              </w:rPr>
-              <w:t>int</w:t>
-            </w:r>
-            <w:proofErr w:type="spellEnd"/>
-            <w:r>
-              <w:rPr>
-                <w:rFonts w:ascii="Times New Roman" w:hAnsi="Times New Roman" w:cs="Times New Roman"/>
-                <w:sz w:val="24"/>
-                <w:szCs w:val="24"/>
-                <w:lang w:val="en-US"/>
-              </w:rPr>
-              <w:t>)d;</w:t>
-            </w:r>
-          </w:p>
-        </w:tc>
-        <w:tc>
-          <w:tcPr>
-            <w:tcW w:w="0" w:type="auto"/>
-            <w:tcMar>
-              <w:top w:w="150" w:type="dxa"/>
-              <w:left w:w="240" w:type="dxa"/>
-              <w:bottom w:w="150" w:type="dxa"/>
-              <w:right w:w="240" w:type="dxa"/>
-            </w:tcMar>
-            <w:vAlign w:val="center"/>
-            <w:hideMark/>
-          </w:tcPr>
-          <w:p>
-            <w:pPr>
-              <w:rPr>
-                <w:rFonts w:ascii="Times New Roman" w:hAnsi="Times New Roman" w:cs="Times New Roman"/>
-                <w:sz w:val="24"/>
-                <w:szCs w:val="24"/>
-                <w:lang w:val="en-US"/>
-              </w:rPr>
-            </w:pPr>
-          </w:p>
-        </w:tc>
-        <w:tc>
-          <w:tcPr>
-            <w:tcW w:w="0" w:type="auto"/>
-            <w:tcMar>
-              <w:top w:w="150" w:type="dxa"/>
-              <w:left w:w="240" w:type="dxa"/>
-              <w:bottom w:w="150" w:type="dxa"/>
-              <w:right w:w="240" w:type="dxa"/>
-            </w:tcMar>
-            <w:vAlign w:val="center"/>
-            <w:hideMark/>
-          </w:tcPr>
-          <w:p>
-            <w:pPr>
-              <w:rPr>
-                <w:rFonts w:ascii="Times New Roman" w:hAnsi="Times New Roman" w:cs="Times New Roman"/>
-                <w:sz w:val="24"/>
-                <w:szCs w:val="24"/>
-                <w:lang w:val="en-US"/>
-              </w:rPr>
-            </w:pPr>
           </w:p>
         </w:tc>
         <w:tc>
@@ -8638,14 +8462,14 @@
             <w:hideMark/>
           </w:tcPr>
           <w:p>
-            <w:pPr>
-              <w:rPr>
-                <w:rFonts w:ascii="Times New Roman" w:hAnsi="Times New Roman" w:cs="Times New Roman"/>
-                <w:sz w:val="24"/>
-                <w:szCs w:val="24"/>
-                <w:lang w:val="en-US"/>
-              </w:rPr>
-            </w:pPr>
+            <w:r/>
+            <w:r>
+              <w:rPr>
+                <w:rFonts w:ascii="Times New Roman" w:hAnsi="Times New Roman" w:eastAsia="Times New Roman" w:cs="Times New Roman"/>
+                <w:sz w:val="20"/>
+              </w:rPr>
+              <w:t>Явное приведение: дробная часть .9 усекается (отбрасывается)</w:t>
+            </w:r>
           </w:p>
         </w:tc>
       </w:tr>
@@ -8663,18 +8487,11 @@
             <w:hideMark/>
           </w:tcPr>
           <w:p>
-            <w:pPr>
-              <w:rPr>
-                <w:rFonts w:ascii="Times New Roman" w:hAnsi="Times New Roman" w:cs="Times New Roman"/>
-                <w:sz w:val="24"/>
-                <w:szCs w:val="24"/>
-              </w:rPr>
-            </w:pPr>
-            <w:r>
-              <w:rPr>
-                <w:rFonts w:ascii="Times New Roman" w:hAnsi="Times New Roman" w:cs="Times New Roman"/>
-                <w:sz w:val="24"/>
-                <w:szCs w:val="24"/>
+            <w:r/>
+            <w:r>
+              <w:rPr>
+                <w:rFonts w:ascii="Times New Roman" w:hAnsi="Times New Roman" w:eastAsia="Times New Roman" w:cs="Times New Roman"/>
+                <w:sz w:val="20"/>
               </w:rPr>
               <w:t>3</w:t>
             </w:r>
@@ -8693,109 +8510,60 @@
             <w:hideMark/>
           </w:tcPr>
           <w:p>
-            <w:pPr>
-              <w:rPr>
-                <w:rFonts w:ascii="Times New Roman" w:hAnsi="Times New Roman" w:cs="Times New Roman"/>
-                <w:sz w:val="24"/>
-                <w:szCs w:val="24"/>
-                <w:lang w:val="en-US"/>
-              </w:rPr>
-            </w:pPr>
-            <w:r>
-              <w:rPr>
-                <w:rFonts w:ascii="Times New Roman" w:hAnsi="Times New Roman" w:cs="Times New Roman"/>
-                <w:sz w:val="24"/>
-                <w:szCs w:val="24"/>
-                <w:lang w:val="en-US"/>
-              </w:rPr>
-              <w:t xml:space="preserve">string s = "42"; </w:t>
-            </w:r>
-            <w:proofErr w:type="spellStart"/>
-            <w:r>
-              <w:rPr>
-                <w:rFonts w:ascii="Times New Roman" w:hAnsi="Times New Roman" w:cs="Times New Roman"/>
-                <w:sz w:val="24"/>
-                <w:szCs w:val="24"/>
-                <w:lang w:val="en-US"/>
+            <w:r/>
+            <w:r>
+              <w:rPr>
+                <w:rFonts w:ascii="Times New Roman" w:hAnsi="Times New Roman" w:eastAsia="Times New Roman" w:cs="Times New Roman"/>
+                <w:sz w:val="20"/>
+              </w:rPr>
+              <w:t>string s = "42"; int n = int.Parse(s);</w:t>
+            </w:r>
+          </w:p>
+        </w:tc>
+        <w:tc>
+          <w:tcPr>
+            <w:tcW w:w="0" w:type="auto"/>
+            <w:tcMar>
+              <w:top w:w="150" w:type="dxa"/>
+              <w:left w:w="240" w:type="dxa"/>
+              <w:bottom w:w="150" w:type="dxa"/>
+              <w:right w:w="240" w:type="dxa"/>
+            </w:tcMar>
+            <w:vAlign w:val="center"/>
+            <w:hideMark/>
+          </w:tcPr>
+          <w:p>
+            <w:r/>
+            <w:r>
+              <w:rPr>
+                <w:rFonts w:ascii="Times New Roman" w:hAnsi="Times New Roman" w:eastAsia="Times New Roman" w:cs="Times New Roman"/>
+                <w:sz w:val="20"/>
+              </w:rPr>
+              <w:t>n = 42</w:t>
+            </w:r>
+          </w:p>
+        </w:tc>
+        <w:tc>
+          <w:tcPr>
+            <w:tcW w:w="0" w:type="auto"/>
+            <w:tcMar>
+              <w:top w:w="150" w:type="dxa"/>
+              <w:left w:w="240" w:type="dxa"/>
+              <w:bottom w:w="150" w:type="dxa"/>
+              <w:right w:w="240" w:type="dxa"/>
+            </w:tcMar>
+            <w:vAlign w:val="center"/>
+            <w:hideMark/>
+          </w:tcPr>
+          <w:p>
+            <w:r/>
+            <w:r>
+              <w:rPr>
+                <w:rFonts w:ascii="Times New Roman" w:hAnsi="Times New Roman" w:eastAsia="Times New Roman" w:cs="Times New Roman"/>
+                <w:sz w:val="20"/>
               </w:rPr>
               <w:t>int</w:t>
             </w:r>
-            <w:proofErr w:type="spellEnd"/>
-            <w:r>
-              <w:rPr>
-                <w:rFonts w:ascii="Times New Roman" w:hAnsi="Times New Roman" w:cs="Times New Roman"/>
-                <w:sz w:val="24"/>
-                <w:szCs w:val="24"/>
-                <w:lang w:val="en-US"/>
-              </w:rPr>
-              <w:t xml:space="preserve"> n = </w:t>
-            </w:r>
-            <w:proofErr w:type="spellStart"/>
-            <w:r>
-              <w:rPr>
-                <w:rFonts w:ascii="Times New Roman" w:hAnsi="Times New Roman" w:cs="Times New Roman"/>
-                <w:sz w:val="24"/>
-                <w:szCs w:val="24"/>
-                <w:lang w:val="en-US"/>
-              </w:rPr>
-              <w:t>int.Parse</w:t>
-            </w:r>
-            <w:proofErr w:type="spellEnd"/>
-            <w:r>
-              <w:rPr>
-                <w:rFonts w:ascii="Times New Roman" w:hAnsi="Times New Roman" w:cs="Times New Roman"/>
-                <w:sz w:val="24"/>
-                <w:szCs w:val="24"/>
-                <w:lang w:val="en-US"/>
-              </w:rPr>
-              <w:t>(s);</w:t>
-            </w:r>
-          </w:p>
-        </w:tc>
-        <w:tc>
-          <w:tcPr>
-            <w:tcW w:w="0" w:type="auto"/>
-            <w:tcMar>
-              <w:top w:w="150" w:type="dxa"/>
-              <w:left w:w="240" w:type="dxa"/>
-              <w:bottom w:w="150" w:type="dxa"/>
-              <w:right w:w="240" w:type="dxa"/>
-            </w:tcMar>
-            <w:vAlign w:val="center"/>
-            <w:hideMark/>
-          </w:tcPr>
-          <w:p>
-            <w:pPr>
-              <w:rPr>
-                <w:rFonts w:ascii="Times New Roman" w:hAnsi="Times New Roman" w:cs="Times New Roman"/>
-                <w:sz w:val="24"/>
-                <w:szCs w:val="24"/>
-                <w:lang w:val="en-US"/>
-              </w:rPr>
-            </w:pPr>
-          </w:p>
-        </w:tc>
-        <w:tc>
-          <w:tcPr>
-            <w:tcW w:w="0" w:type="auto"/>
-            <w:tcMar>
-              <w:top w:w="150" w:type="dxa"/>
-              <w:left w:w="240" w:type="dxa"/>
-              <w:bottom w:w="150" w:type="dxa"/>
-              <w:right w:w="240" w:type="dxa"/>
-            </w:tcMar>
-            <w:vAlign w:val="center"/>
-            <w:hideMark/>
-          </w:tcPr>
-          <w:p>
-            <w:pPr>
-              <w:rPr>
-                <w:rFonts w:ascii="Times New Roman" w:hAnsi="Times New Roman" w:cs="Times New Roman"/>
-                <w:sz w:val="24"/>
-                <w:szCs w:val="24"/>
-                <w:lang w:val="en-US"/>
-              </w:rPr>
-            </w:pPr>
           </w:p>
         </w:tc>
         <w:tc>
@@ -8811,14 +8579,14 @@
             <w:hideMark/>
           </w:tcPr>
           <w:p>
-            <w:pPr>
-              <w:rPr>
-                <w:rFonts w:ascii="Times New Roman" w:hAnsi="Times New Roman" w:cs="Times New Roman"/>
-                <w:sz w:val="24"/>
-                <w:szCs w:val="24"/>
-                <w:lang w:val="en-US"/>
-              </w:rPr>
-            </w:pPr>
+            <w:r/>
+            <w:r>
+              <w:rPr>
+                <w:rFonts w:ascii="Times New Roman" w:hAnsi="Times New Roman" w:eastAsia="Times New Roman" w:cs="Times New Roman"/>
+                <w:sz w:val="20"/>
+              </w:rPr>
+              <w:t>Разбор строки "42" в целое число типа int</w:t>
+            </w:r>
           </w:p>
         </w:tc>
       </w:tr>
@@ -8836,18 +8604,11 @@
             <w:hideMark/>
           </w:tcPr>
           <w:p>
-            <w:pPr>
-              <w:rPr>
-                <w:rFonts w:ascii="Times New Roman" w:hAnsi="Times New Roman" w:cs="Times New Roman"/>
-                <w:sz w:val="24"/>
-                <w:szCs w:val="24"/>
-              </w:rPr>
-            </w:pPr>
-            <w:r>
-              <w:rPr>
-                <w:rFonts w:ascii="Times New Roman" w:hAnsi="Times New Roman" w:cs="Times New Roman"/>
-                <w:sz w:val="24"/>
-                <w:szCs w:val="24"/>
+            <w:r/>
+            <w:r>
+              <w:rPr>
+                <w:rFonts w:ascii="Times New Roman" w:hAnsi="Times New Roman" w:eastAsia="Times New Roman" w:cs="Times New Roman"/>
+                <w:sz w:val="20"/>
               </w:rPr>
               <w:t>4</w:t>
             </w:r>
@@ -8866,109 +8627,60 @@
             <w:hideMark/>
           </w:tcPr>
           <w:p>
-            <w:pPr>
-              <w:rPr>
-                <w:rFonts w:ascii="Times New Roman" w:hAnsi="Times New Roman" w:cs="Times New Roman"/>
-                <w:sz w:val="24"/>
-                <w:szCs w:val="24"/>
-                <w:lang w:val="en-US"/>
-              </w:rPr>
-            </w:pPr>
-            <w:r>
-              <w:rPr>
-                <w:rFonts w:ascii="Times New Roman" w:hAnsi="Times New Roman" w:cs="Times New Roman"/>
-                <w:sz w:val="24"/>
-                <w:szCs w:val="24"/>
-                <w:lang w:val="en-US"/>
-              </w:rPr>
-              <w:t xml:space="preserve">string s = "42.5"; bool ok = </w:t>
-            </w:r>
-            <w:proofErr w:type="spellStart"/>
-            <w:r>
-              <w:rPr>
-                <w:rFonts w:ascii="Times New Roman" w:hAnsi="Times New Roman" w:cs="Times New Roman"/>
-                <w:sz w:val="24"/>
-                <w:szCs w:val="24"/>
-                <w:lang w:val="en-US"/>
-              </w:rPr>
-              <w:t>int.TryParse</w:t>
-            </w:r>
-            <w:proofErr w:type="spellEnd"/>
-            <w:r>
-              <w:rPr>
-                <w:rFonts w:ascii="Times New Roman" w:hAnsi="Times New Roman" w:cs="Times New Roman"/>
-                <w:sz w:val="24"/>
-                <w:szCs w:val="24"/>
-                <w:lang w:val="en-US"/>
-              </w:rPr>
-              <w:t xml:space="preserve">(s, out </w:t>
-            </w:r>
-            <w:proofErr w:type="spellStart"/>
-            <w:r>
-              <w:rPr>
-                <w:rFonts w:ascii="Times New Roman" w:hAnsi="Times New Roman" w:cs="Times New Roman"/>
-                <w:sz w:val="24"/>
-                <w:szCs w:val="24"/>
-                <w:lang w:val="en-US"/>
-              </w:rPr>
-              <w:t>int</w:t>
-            </w:r>
-            <w:proofErr w:type="spellEnd"/>
-            <w:r>
-              <w:rPr>
-                <w:rFonts w:ascii="Times New Roman" w:hAnsi="Times New Roman" w:cs="Times New Roman"/>
-                <w:sz w:val="24"/>
-                <w:szCs w:val="24"/>
-                <w:lang w:val="en-US"/>
-              </w:rPr>
-              <w:t xml:space="preserve"> n);</w:t>
-            </w:r>
-          </w:p>
-        </w:tc>
-        <w:tc>
-          <w:tcPr>
-            <w:tcW w:w="0" w:type="auto"/>
-            <w:tcMar>
-              <w:top w:w="150" w:type="dxa"/>
-              <w:left w:w="240" w:type="dxa"/>
-              <w:bottom w:w="150" w:type="dxa"/>
-              <w:right w:w="240" w:type="dxa"/>
-            </w:tcMar>
-            <w:vAlign w:val="center"/>
-            <w:hideMark/>
-          </w:tcPr>
-          <w:p>
-            <w:pPr>
-              <w:rPr>
-                <w:rFonts w:ascii="Times New Roman" w:hAnsi="Times New Roman" w:cs="Times New Roman"/>
-                <w:sz w:val="24"/>
-                <w:szCs w:val="24"/>
-                <w:lang w:val="en-US"/>
-              </w:rPr>
-            </w:pPr>
-          </w:p>
-        </w:tc>
-        <w:tc>
-          <w:tcPr>
-            <w:tcW w:w="0" w:type="auto"/>
-            <w:tcMar>
-              <w:top w:w="150" w:type="dxa"/>
-              <w:left w:w="240" w:type="dxa"/>
-              <w:bottom w:w="150" w:type="dxa"/>
-              <w:right w:w="240" w:type="dxa"/>
-            </w:tcMar>
-            <w:vAlign w:val="center"/>
-            <w:hideMark/>
-          </w:tcPr>
-          <w:p>
-            <w:pPr>
-              <w:rPr>
-                <w:rFonts w:ascii="Times New Roman" w:hAnsi="Times New Roman" w:cs="Times New Roman"/>
-                <w:sz w:val="24"/>
-                <w:szCs w:val="24"/>
-                <w:lang w:val="en-US"/>
-              </w:rPr>
-            </w:pPr>
+            <w:r/>
+            <w:r>
+              <w:rPr>
+                <w:rFonts w:ascii="Times New Roman" w:hAnsi="Times New Roman" w:eastAsia="Times New Roman" w:cs="Times New Roman"/>
+                <w:sz w:val="20"/>
+              </w:rPr>
+              <w:t>string s = "42.5"; bool ok = int.TryParse(s, out int n);</w:t>
+            </w:r>
+          </w:p>
+        </w:tc>
+        <w:tc>
+          <w:tcPr>
+            <w:tcW w:w="0" w:type="auto"/>
+            <w:tcMar>
+              <w:top w:w="150" w:type="dxa"/>
+              <w:left w:w="240" w:type="dxa"/>
+              <w:bottom w:w="150" w:type="dxa"/>
+              <w:right w:w="240" w:type="dxa"/>
+            </w:tcMar>
+            <w:vAlign w:val="center"/>
+            <w:hideMark/>
+          </w:tcPr>
+          <w:p>
+            <w:r/>
+            <w:r>
+              <w:rPr>
+                <w:rFonts w:ascii="Times New Roman" w:hAnsi="Times New Roman" w:eastAsia="Times New Roman" w:cs="Times New Roman"/>
+                <w:sz w:val="20"/>
+              </w:rPr>
+              <w:t>ok = false, n = 0</w:t>
+            </w:r>
+          </w:p>
+        </w:tc>
+        <w:tc>
+          <w:tcPr>
+            <w:tcW w:w="0" w:type="auto"/>
+            <w:tcMar>
+              <w:top w:w="150" w:type="dxa"/>
+              <w:left w:w="240" w:type="dxa"/>
+              <w:bottom w:w="150" w:type="dxa"/>
+              <w:right w:w="240" w:type="dxa"/>
+            </w:tcMar>
+            <w:vAlign w:val="center"/>
+            <w:hideMark/>
+          </w:tcPr>
+          <w:p>
+            <w:r/>
+            <w:r>
+              <w:rPr>
+                <w:rFonts w:ascii="Times New Roman" w:hAnsi="Times New Roman" w:eastAsia="Times New Roman" w:cs="Times New Roman"/>
+                <w:sz w:val="20"/>
+              </w:rPr>
+              <w:t>bool (ok), int (n)</w:t>
+            </w:r>
           </w:p>
         </w:tc>
         <w:tc>
@@ -8984,14 +8696,14 @@
             <w:hideMark/>
           </w:tcPr>
           <w:p>
-            <w:pPr>
-              <w:rPr>
-                <w:rFonts w:ascii="Times New Roman" w:hAnsi="Times New Roman" w:cs="Times New Roman"/>
-                <w:sz w:val="24"/>
-                <w:szCs w:val="24"/>
-                <w:lang w:val="en-US"/>
-              </w:rPr>
-            </w:pPr>
+            <w:r/>
+            <w:r>
+              <w:rPr>
+                <w:rFonts w:ascii="Times New Roman" w:hAnsi="Times New Roman" w:eastAsia="Times New Roman" w:cs="Times New Roman"/>
+                <w:sz w:val="20"/>
+              </w:rPr>
+              <w:t>Строка "42.5" не целое число: TryParse возвращает false, n = 0</w:t>
+            </w:r>
           </w:p>
         </w:tc>
       </w:tr>
@@ -9009,18 +8721,11 @@
             <w:hideMark/>
           </w:tcPr>
           <w:p>
-            <w:pPr>
-              <w:rPr>
-                <w:rFonts w:ascii="Times New Roman" w:hAnsi="Times New Roman" w:cs="Times New Roman"/>
-                <w:sz w:val="24"/>
-                <w:szCs w:val="24"/>
-              </w:rPr>
-            </w:pPr>
-            <w:r>
-              <w:rPr>
-                <w:rFonts w:ascii="Times New Roman" w:hAnsi="Times New Roman" w:cs="Times New Roman"/>
-                <w:sz w:val="24"/>
-                <w:szCs w:val="24"/>
+            <w:r/>
+            <w:r>
+              <w:rPr>
+                <w:rFonts w:ascii="Times New Roman" w:hAnsi="Times New Roman" w:eastAsia="Times New Roman" w:cs="Times New Roman"/>
+                <w:sz w:val="20"/>
               </w:rPr>
               <w:t>5</w:t>
             </w:r>
@@ -9039,75 +8744,60 @@
             <w:hideMark/>
           </w:tcPr>
           <w:p>
-            <w:pPr>
-              <w:rPr>
-                <w:rFonts w:ascii="Times New Roman" w:hAnsi="Times New Roman" w:cs="Times New Roman"/>
-                <w:sz w:val="24"/>
-                <w:szCs w:val="24"/>
-              </w:rPr>
-            </w:pPr>
-            <w:proofErr w:type="spellStart"/>
-            <w:r>
-              <w:rPr>
-                <w:rFonts w:ascii="Times New Roman" w:hAnsi="Times New Roman" w:cs="Times New Roman"/>
-                <w:sz w:val="24"/>
-                <w:szCs w:val="24"/>
+            <w:r/>
+            <w:r>
+              <w:rPr>
+                <w:rFonts w:ascii="Times New Roman" w:hAnsi="Times New Roman" w:eastAsia="Times New Roman" w:cs="Times New Roman"/>
+                <w:sz w:val="20"/>
+              </w:rPr>
+              <w:t>int n = Convert.ToInt32("123");</w:t>
+            </w:r>
+          </w:p>
+        </w:tc>
+        <w:tc>
+          <w:tcPr>
+            <w:tcW w:w="0" w:type="auto"/>
+            <w:tcMar>
+              <w:top w:w="150" w:type="dxa"/>
+              <w:left w:w="240" w:type="dxa"/>
+              <w:bottom w:w="150" w:type="dxa"/>
+              <w:right w:w="240" w:type="dxa"/>
+            </w:tcMar>
+            <w:vAlign w:val="center"/>
+            <w:hideMark/>
+          </w:tcPr>
+          <w:p>
+            <w:r/>
+            <w:r>
+              <w:rPr>
+                <w:rFonts w:ascii="Times New Roman" w:hAnsi="Times New Roman" w:eastAsia="Times New Roman" w:cs="Times New Roman"/>
+                <w:sz w:val="20"/>
+              </w:rPr>
+              <w:t>n = 123</w:t>
+            </w:r>
+          </w:p>
+        </w:tc>
+        <w:tc>
+          <w:tcPr>
+            <w:tcW w:w="0" w:type="auto"/>
+            <w:tcMar>
+              <w:top w:w="150" w:type="dxa"/>
+              <w:left w:w="240" w:type="dxa"/>
+              <w:bottom w:w="150" w:type="dxa"/>
+              <w:right w:w="240" w:type="dxa"/>
+            </w:tcMar>
+            <w:vAlign w:val="center"/>
+            <w:hideMark/>
+          </w:tcPr>
+          <w:p>
+            <w:r/>
+            <w:r>
+              <w:rPr>
+                <w:rFonts w:ascii="Times New Roman" w:hAnsi="Times New Roman" w:eastAsia="Times New Roman" w:cs="Times New Roman"/>
+                <w:sz w:val="20"/>
               </w:rPr>
               <w:t>int</w:t>
             </w:r>
-            <w:proofErr w:type="spellEnd"/>
-            <w:r>
-              <w:rPr>
-                <w:rFonts w:ascii="Times New Roman" w:hAnsi="Times New Roman" w:cs="Times New Roman"/>
-                <w:sz w:val="24"/>
-                <w:szCs w:val="24"/>
-              </w:rPr>
-              <w:t xml:space="preserve"> n = Convert.ToInt32("123");</w:t>
-            </w:r>
-          </w:p>
-        </w:tc>
-        <w:tc>
-          <w:tcPr>
-            <w:tcW w:w="0" w:type="auto"/>
-            <w:tcMar>
-              <w:top w:w="150" w:type="dxa"/>
-              <w:left w:w="240" w:type="dxa"/>
-              <w:bottom w:w="150" w:type="dxa"/>
-              <w:right w:w="240" w:type="dxa"/>
-            </w:tcMar>
-            <w:vAlign w:val="center"/>
-            <w:hideMark/>
-          </w:tcPr>
-          <w:p>
-            <w:pPr>
-              <w:rPr>
-                <w:rFonts w:ascii="Times New Roman" w:hAnsi="Times New Roman" w:cs="Times New Roman"/>
-                <w:sz w:val="24"/>
-                <w:szCs w:val="24"/>
-              </w:rPr>
-            </w:pPr>
-          </w:p>
-        </w:tc>
-        <w:tc>
-          <w:tcPr>
-            <w:tcW w:w="0" w:type="auto"/>
-            <w:tcMar>
-              <w:top w:w="150" w:type="dxa"/>
-              <w:left w:w="240" w:type="dxa"/>
-              <w:bottom w:w="150" w:type="dxa"/>
-              <w:right w:w="240" w:type="dxa"/>
-            </w:tcMar>
-            <w:vAlign w:val="center"/>
-            <w:hideMark/>
-          </w:tcPr>
-          <w:p>
-            <w:pPr>
-              <w:rPr>
-                <w:rFonts w:ascii="Times New Roman" w:hAnsi="Times New Roman" w:cs="Times New Roman"/>
-                <w:sz w:val="24"/>
-                <w:szCs w:val="24"/>
-              </w:rPr>
-            </w:pPr>
           </w:p>
         </w:tc>
         <w:tc>
@@ -9123,13 +8813,14 @@
             <w:hideMark/>
           </w:tcPr>
           <w:p>
-            <w:pPr>
-              <w:rPr>
-                <w:rFonts w:ascii="Times New Roman" w:hAnsi="Times New Roman" w:cs="Times New Roman"/>
-                <w:sz w:val="24"/>
-                <w:szCs w:val="24"/>
-              </w:rPr>
-            </w:pPr>
+            <w:r/>
+            <w:r>
+              <w:rPr>
+                <w:rFonts w:ascii="Times New Roman" w:hAnsi="Times New Roman" w:eastAsia="Times New Roman" w:cs="Times New Roman"/>
+                <w:sz w:val="20"/>
+              </w:rPr>
+              <w:t>Преобразование строки "123" в 32-битное целое int</w:t>
+            </w:r>
           </w:p>
         </w:tc>
       </w:tr>
@@ -9147,18 +8838,11 @@
             <w:hideMark/>
           </w:tcPr>
           <w:p>
-            <w:pPr>
-              <w:rPr>
-                <w:rFonts w:ascii="Times New Roman" w:hAnsi="Times New Roman" w:cs="Times New Roman"/>
-                <w:sz w:val="24"/>
-                <w:szCs w:val="24"/>
-              </w:rPr>
-            </w:pPr>
-            <w:r>
-              <w:rPr>
-                <w:rFonts w:ascii="Times New Roman" w:hAnsi="Times New Roman" w:cs="Times New Roman"/>
-                <w:sz w:val="24"/>
-                <w:szCs w:val="24"/>
+            <w:r/>
+            <w:r>
+              <w:rPr>
+                <w:rFonts w:ascii="Times New Roman" w:hAnsi="Times New Roman" w:eastAsia="Times New Roman" w:cs="Times New Roman"/>
+                <w:sz w:val="20"/>
               </w:rPr>
               <w:t>6</w:t>
             </w:r>
@@ -9177,20 +8861,11 @@
             <w:hideMark/>
           </w:tcPr>
           <w:p>
-            <w:pPr>
-              <w:rPr>
-                <w:rFonts w:ascii="Times New Roman" w:hAnsi="Times New Roman" w:cs="Times New Roman"/>
-                <w:sz w:val="24"/>
-                <w:szCs w:val="24"/>
-                <w:lang w:val="en-US"/>
-              </w:rPr>
-            </w:pPr>
-            <w:r>
-              <w:rPr>
-                <w:rFonts w:ascii="Times New Roman" w:hAnsi="Times New Roman" w:cs="Times New Roman"/>
-                <w:sz w:val="24"/>
-                <w:szCs w:val="24"/>
-                <w:lang w:val="en-US"/>
+            <w:r/>
+            <w:r>
+              <w:rPr>
+                <w:rFonts w:ascii="Times New Roman" w:hAnsi="Times New Roman" w:eastAsia="Times New Roman" w:cs="Times New Roman"/>
+                <w:sz w:val="20"/>
               </w:rPr>
               <w:t>char c = 'A'; int code = c;</w:t>
             </w:r>
@@ -9209,37 +8884,37 @@
             <w:hideMark/>
           </w:tcPr>
           <w:p>
-            <w:pPr>
-              <w:rPr>
-                <w:rFonts w:ascii="Times New Roman" w:hAnsi="Times New Roman" w:cs="Times New Roman"/>
-                <w:sz w:val="24"/>
-                <w:szCs w:val="24"/>
-                <w:lang w:val="en-US"/>
-              </w:rPr>
-            </w:pPr>
-          </w:p>
-        </w:tc>
-        <w:tc>
-          <w:tcPr>
-            <w:tcW w:w="0" w:type="auto"/>
-            <w:tcMar>
-              <w:top w:w="150" w:type="dxa"/>
-              <w:left w:w="240" w:type="dxa"/>
-              <w:bottom w:w="150" w:type="dxa"/>
-              <w:right w:w="240" w:type="dxa"/>
-            </w:tcMar>
-            <w:vAlign w:val="center"/>
-            <w:hideMark/>
-          </w:tcPr>
-          <w:p>
-            <w:pPr>
-              <w:rPr>
-                <w:rFonts w:ascii="Times New Roman" w:hAnsi="Times New Roman" w:cs="Times New Roman"/>
-                <w:sz w:val="24"/>
-                <w:szCs w:val="24"/>
-                <w:lang w:val="en-US"/>
-              </w:rPr>
-            </w:pPr>
+            <w:r/>
+            <w:r>
+              <w:rPr>
+                <w:rFonts w:ascii="Times New Roman" w:hAnsi="Times New Roman" w:eastAsia="Times New Roman" w:cs="Times New Roman"/>
+                <w:sz w:val="20"/>
+              </w:rPr>
+              <w:t>code = 65</w:t>
+            </w:r>
+          </w:p>
+        </w:tc>
+        <w:tc>
+          <w:tcPr>
+            <w:tcW w:w="0" w:type="auto"/>
+            <w:tcMar>
+              <w:top w:w="150" w:type="dxa"/>
+              <w:left w:w="240" w:type="dxa"/>
+              <w:bottom w:w="150" w:type="dxa"/>
+              <w:right w:w="240" w:type="dxa"/>
+            </w:tcMar>
+            <w:vAlign w:val="center"/>
+            <w:hideMark/>
+          </w:tcPr>
+          <w:p>
+            <w:r/>
+            <w:r>
+              <w:rPr>
+                <w:rFonts w:ascii="Times New Roman" w:hAnsi="Times New Roman" w:eastAsia="Times New Roman" w:cs="Times New Roman"/>
+                <w:sz w:val="20"/>
+              </w:rPr>
+              <w:t>int</w:t>
+            </w:r>
           </w:p>
         </w:tc>
         <w:tc>
@@ -9255,14 +8930,14 @@
             <w:hideMark/>
           </w:tcPr>
           <w:p>
-            <w:pPr>
-              <w:rPr>
-                <w:rFonts w:ascii="Times New Roman" w:hAnsi="Times New Roman" w:cs="Times New Roman"/>
-                <w:sz w:val="24"/>
-                <w:szCs w:val="24"/>
-                <w:lang w:val="en-US"/>
-              </w:rPr>
-            </w:pPr>
+            <w:r/>
+            <w:r>
+              <w:rPr>
+                <w:rFonts w:ascii="Times New Roman" w:hAnsi="Times New Roman" w:eastAsia="Times New Roman" w:cs="Times New Roman"/>
+                <w:sz w:val="20"/>
+              </w:rPr>
+              <w:t>Неявное преобразование char в код символа ASCII/UTF-16 ('A' = 65)</w:t>
+            </w:r>
           </w:p>
         </w:tc>
       </w:tr>
@@ -9280,18 +8955,11 @@
             <w:hideMark/>
           </w:tcPr>
           <w:p>
-            <w:pPr>
-              <w:rPr>
-                <w:rFonts w:ascii="Times New Roman" w:hAnsi="Times New Roman" w:cs="Times New Roman"/>
-                <w:sz w:val="24"/>
-                <w:szCs w:val="24"/>
-              </w:rPr>
-            </w:pPr>
-            <w:r>
-              <w:rPr>
-                <w:rFonts w:ascii="Times New Roman" w:hAnsi="Times New Roman" w:cs="Times New Roman"/>
-                <w:sz w:val="24"/>
-                <w:szCs w:val="24"/>
+            <w:r/>
+            <w:r>
+              <w:rPr>
+                <w:rFonts w:ascii="Times New Roman" w:hAnsi="Times New Roman" w:eastAsia="Times New Roman" w:cs="Times New Roman"/>
+                <w:sz w:val="20"/>
               </w:rPr>
               <w:t>7</w:t>
             </w:r>
@@ -9310,20 +8978,11 @@
             <w:hideMark/>
           </w:tcPr>
           <w:p>
-            <w:pPr>
-              <w:rPr>
-                <w:rFonts w:ascii="Times New Roman" w:hAnsi="Times New Roman" w:cs="Times New Roman"/>
-                <w:sz w:val="24"/>
-                <w:szCs w:val="24"/>
-                <w:lang w:val="en-US"/>
-              </w:rPr>
-            </w:pPr>
-            <w:r>
-              <w:rPr>
-                <w:rFonts w:ascii="Times New Roman" w:hAnsi="Times New Roman" w:cs="Times New Roman"/>
-                <w:sz w:val="24"/>
-                <w:szCs w:val="24"/>
-                <w:lang w:val="en-US"/>
+            <w:r/>
+            <w:r>
+              <w:rPr>
+                <w:rFonts w:ascii="Times New Roman" w:hAnsi="Times New Roman" w:eastAsia="Times New Roman" w:cs="Times New Roman"/>
+                <w:sz w:val="20"/>
               </w:rPr>
               <w:t>int x = 300; byte y = (byte)x;</w:t>
             </w:r>
@@ -9342,37 +9001,37 @@
             <w:hideMark/>
           </w:tcPr>
           <w:p>
-            <w:pPr>
-              <w:rPr>
-                <w:rFonts w:ascii="Times New Roman" w:hAnsi="Times New Roman" w:cs="Times New Roman"/>
-                <w:sz w:val="24"/>
-                <w:szCs w:val="24"/>
-                <w:lang w:val="en-US"/>
-              </w:rPr>
-            </w:pPr>
-          </w:p>
-        </w:tc>
-        <w:tc>
-          <w:tcPr>
-            <w:tcW w:w="0" w:type="auto"/>
-            <w:tcMar>
-              <w:top w:w="150" w:type="dxa"/>
-              <w:left w:w="240" w:type="dxa"/>
-              <w:bottom w:w="150" w:type="dxa"/>
-              <w:right w:w="240" w:type="dxa"/>
-            </w:tcMar>
-            <w:vAlign w:val="center"/>
-            <w:hideMark/>
-          </w:tcPr>
-          <w:p>
-            <w:pPr>
-              <w:rPr>
-                <w:rFonts w:ascii="Times New Roman" w:hAnsi="Times New Roman" w:cs="Times New Roman"/>
-                <w:sz w:val="24"/>
-                <w:szCs w:val="24"/>
-                <w:lang w:val="en-US"/>
-              </w:rPr>
-            </w:pPr>
+            <w:r/>
+            <w:r>
+              <w:rPr>
+                <w:rFonts w:ascii="Times New Roman" w:hAnsi="Times New Roman" w:eastAsia="Times New Roman" w:cs="Times New Roman"/>
+                <w:sz w:val="20"/>
+              </w:rPr>
+              <w:t>y = 44</w:t>
+            </w:r>
+          </w:p>
+        </w:tc>
+        <w:tc>
+          <w:tcPr>
+            <w:tcW w:w="0" w:type="auto"/>
+            <w:tcMar>
+              <w:top w:w="150" w:type="dxa"/>
+              <w:left w:w="240" w:type="dxa"/>
+              <w:bottom w:w="150" w:type="dxa"/>
+              <w:right w:w="240" w:type="dxa"/>
+            </w:tcMar>
+            <w:vAlign w:val="center"/>
+            <w:hideMark/>
+          </w:tcPr>
+          <w:p>
+            <w:r/>
+            <w:r>
+              <w:rPr>
+                <w:rFonts w:ascii="Times New Roman" w:hAnsi="Times New Roman" w:eastAsia="Times New Roman" w:cs="Times New Roman"/>
+                <w:sz w:val="20"/>
+              </w:rPr>
+              <w:t>byte</w:t>
+            </w:r>
           </w:p>
         </w:tc>
         <w:tc>
@@ -9388,14 +9047,14 @@
             <w:hideMark/>
           </w:tcPr>
           <w:p>
-            <w:pPr>
-              <w:rPr>
-                <w:rFonts w:ascii="Times New Roman" w:hAnsi="Times New Roman" w:cs="Times New Roman"/>
-                <w:sz w:val="24"/>
-                <w:szCs w:val="24"/>
-                <w:lang w:val="en-US"/>
-              </w:rPr>
-            </w:pPr>
+            <w:r/>
+            <w:r>
+              <w:rPr>
+                <w:rFonts w:ascii="Times New Roman" w:hAnsi="Times New Roman" w:eastAsia="Times New Roman" w:cs="Times New Roman"/>
+                <w:sz w:val="20"/>
+              </w:rPr>
+              <w:t>Явное сужение в unchecked: 300 mod 256 = 44 (переполнение byte)</w:t>
+            </w:r>
           </w:p>
         </w:tc>
       </w:tr>
@@ -9413,20 +9072,12 @@
             <w:hideMark/>
           </w:tcPr>
           <w:p>
-            <w:pPr>
-              <w:rPr>
-                <w:rFonts w:ascii="Times New Roman" w:hAnsi="Times New Roman" w:cs="Times New Roman"/>
-                <w:sz w:val="24"/>
-                <w:szCs w:val="24"/>
-              </w:rPr>
-            </w:pPr>
-            <w:r>
-              <w:rPr>
-                <w:rFonts w:ascii="Times New Roman" w:hAnsi="Times New Roman" w:cs="Times New Roman"/>
-                <w:sz w:val="24"/>
-                <w:szCs w:val="24"/>
-              </w:rPr>
-              <w:lastRenderedPageBreak/>
+            <w:r/>
+            <w:r>
+              <w:rPr>
+                <w:rFonts w:ascii="Times New Roman" w:hAnsi="Times New Roman" w:eastAsia="Times New Roman" w:cs="Times New Roman"/>
+                <w:sz w:val="20"/>
+              </w:rPr>
               <w:t>8</w:t>
             </w:r>
           </w:p>
@@ -9444,20 +9095,11 @@
             <w:hideMark/>
           </w:tcPr>
           <w:p>
-            <w:pPr>
-              <w:rPr>
-                <w:rFonts w:ascii="Times New Roman" w:hAnsi="Times New Roman" w:cs="Times New Roman"/>
-                <w:sz w:val="24"/>
-                <w:szCs w:val="24"/>
-                <w:lang w:val="en-US"/>
-              </w:rPr>
-            </w:pPr>
-            <w:r>
-              <w:rPr>
-                <w:rFonts w:ascii="Times New Roman" w:hAnsi="Times New Roman" w:cs="Times New Roman"/>
-                <w:sz w:val="24"/>
-                <w:szCs w:val="24"/>
-                <w:lang w:val="en-US"/>
+            <w:r/>
+            <w:r>
+              <w:rPr>
+                <w:rFonts w:ascii="Times New Roman" w:hAnsi="Times New Roman" w:eastAsia="Times New Roman" w:cs="Times New Roman"/>
+                <w:sz w:val="20"/>
               </w:rPr>
               <w:t>decimal m = 10.5m; double d = (double)m;</w:t>
             </w:r>
@@ -9476,37 +9118,37 @@
             <w:hideMark/>
           </w:tcPr>
           <w:p>
-            <w:pPr>
-              <w:rPr>
-                <w:rFonts w:ascii="Times New Roman" w:hAnsi="Times New Roman" w:cs="Times New Roman"/>
-                <w:sz w:val="24"/>
-                <w:szCs w:val="24"/>
-                <w:lang w:val="en-US"/>
-              </w:rPr>
-            </w:pPr>
-          </w:p>
-        </w:tc>
-        <w:tc>
-          <w:tcPr>
-            <w:tcW w:w="0" w:type="auto"/>
-            <w:tcMar>
-              <w:top w:w="150" w:type="dxa"/>
-              <w:left w:w="240" w:type="dxa"/>
-              <w:bottom w:w="150" w:type="dxa"/>
-              <w:right w:w="240" w:type="dxa"/>
-            </w:tcMar>
-            <w:vAlign w:val="center"/>
-            <w:hideMark/>
-          </w:tcPr>
-          <w:p>
-            <w:pPr>
-              <w:rPr>
-                <w:rFonts w:ascii="Times New Roman" w:hAnsi="Times New Roman" w:cs="Times New Roman"/>
-                <w:sz w:val="24"/>
-                <w:szCs w:val="24"/>
-                <w:lang w:val="en-US"/>
-              </w:rPr>
-            </w:pPr>
+            <w:r/>
+            <w:r>
+              <w:rPr>
+                <w:rFonts w:ascii="Times New Roman" w:hAnsi="Times New Roman" w:eastAsia="Times New Roman" w:cs="Times New Roman"/>
+                <w:sz w:val="20"/>
+              </w:rPr>
+              <w:t>d = 10.5</w:t>
+            </w:r>
+          </w:p>
+        </w:tc>
+        <w:tc>
+          <w:tcPr>
+            <w:tcW w:w="0" w:type="auto"/>
+            <w:tcMar>
+              <w:top w:w="150" w:type="dxa"/>
+              <w:left w:w="240" w:type="dxa"/>
+              <w:bottom w:w="150" w:type="dxa"/>
+              <w:right w:w="240" w:type="dxa"/>
+            </w:tcMar>
+            <w:vAlign w:val="center"/>
+            <w:hideMark/>
+          </w:tcPr>
+          <w:p>
+            <w:r/>
+            <w:r>
+              <w:rPr>
+                <w:rFonts w:ascii="Times New Roman" w:hAnsi="Times New Roman" w:eastAsia="Times New Roman" w:cs="Times New Roman"/>
+                <w:sz w:val="20"/>
+              </w:rPr>
+              <w:t>double</w:t>
+            </w:r>
           </w:p>
         </w:tc>
         <w:tc>
@@ -9522,14 +9164,14 @@
             <w:hideMark/>
           </w:tcPr>
           <w:p>
-            <w:pPr>
-              <w:rPr>
-                <w:rFonts w:ascii="Times New Roman" w:hAnsi="Times New Roman" w:cs="Times New Roman"/>
-                <w:sz w:val="24"/>
-                <w:szCs w:val="24"/>
-                <w:lang w:val="en-US"/>
-              </w:rPr>
-            </w:pPr>
+            <w:r/>
+            <w:r>
+              <w:rPr>
+                <w:rFonts w:ascii="Times New Roman" w:hAnsi="Times New Roman" w:eastAsia="Times New Roman" w:cs="Times New Roman"/>
+                <w:sz w:val="20"/>
+              </w:rPr>
+              <w:t>Явное преобразование из десятичного decimal в двоичный double</w:t>
+            </w:r>
           </w:p>
         </w:tc>
       </w:tr>
@@ -9776,18 +9418,11 @@
             <w:hideMark/>
           </w:tcPr>
           <w:p>
-            <w:pPr>
-              <w:rPr>
-                <w:rFonts w:ascii="Times New Roman" w:hAnsi="Times New Roman" w:cs="Times New Roman"/>
-                <w:sz w:val="24"/>
-                <w:szCs w:val="24"/>
-              </w:rPr>
-            </w:pPr>
-            <w:r>
-              <w:rPr>
-                <w:rFonts w:ascii="Times New Roman" w:hAnsi="Times New Roman" w:cs="Times New Roman"/>
-                <w:sz w:val="24"/>
-                <w:szCs w:val="24"/>
+            <w:r/>
+            <w:r>
+              <w:rPr>
+                <w:rFonts w:ascii="Times New Roman" w:hAnsi="Times New Roman" w:eastAsia="Times New Roman" w:cs="Times New Roman"/>
+                <w:sz w:val="20"/>
               </w:rPr>
               <w:t>Арифметические</w:t>
             </w:r>
@@ -9806,57 +9441,60 @@
             <w:hideMark/>
           </w:tcPr>
           <w:p>
-            <w:pPr>
-              <w:rPr>
-                <w:rFonts w:ascii="Times New Roman" w:hAnsi="Times New Roman" w:cs="Times New Roman"/>
-                <w:sz w:val="24"/>
-                <w:szCs w:val="24"/>
-              </w:rPr>
-            </w:pPr>
-          </w:p>
-        </w:tc>
-        <w:tc>
-          <w:tcPr>
-            <w:tcW w:w="0" w:type="auto"/>
-            <w:tcMar>
-              <w:top w:w="150" w:type="dxa"/>
-              <w:left w:w="240" w:type="dxa"/>
-              <w:bottom w:w="150" w:type="dxa"/>
-              <w:right w:w="240" w:type="dxa"/>
-            </w:tcMar>
-            <w:vAlign w:val="center"/>
-            <w:hideMark/>
-          </w:tcPr>
-          <w:p>
-            <w:pPr>
-              <w:rPr>
-                <w:rFonts w:ascii="Times New Roman" w:hAnsi="Times New Roman" w:cs="Times New Roman"/>
-                <w:sz w:val="24"/>
-                <w:szCs w:val="24"/>
-              </w:rPr>
-            </w:pPr>
-          </w:p>
-        </w:tc>
-        <w:tc>
-          <w:tcPr>
-            <w:tcW w:w="0" w:type="auto"/>
-            <w:tcMar>
-              <w:top w:w="150" w:type="dxa"/>
-              <w:left w:w="240" w:type="dxa"/>
-              <w:bottom w:w="150" w:type="dxa"/>
-              <w:right w:w="240" w:type="dxa"/>
-            </w:tcMar>
-            <w:vAlign w:val="center"/>
-            <w:hideMark/>
-          </w:tcPr>
-          <w:p>
-            <w:pPr>
-              <w:rPr>
-                <w:rFonts w:ascii="Times New Roman" w:hAnsi="Times New Roman" w:cs="Times New Roman"/>
-                <w:sz w:val="24"/>
-                <w:szCs w:val="24"/>
-              </w:rPr>
-            </w:pPr>
+            <w:r/>
+            <w:r>
+              <w:rPr>
+                <w:rFonts w:ascii="Times New Roman" w:hAnsi="Times New Roman" w:eastAsia="Times New Roman" w:cs="Times New Roman"/>
+                <w:sz w:val="20"/>
+              </w:rPr>
+              <w:t>+, -, *, /, %</w:t>
+            </w:r>
+          </w:p>
+        </w:tc>
+        <w:tc>
+          <w:tcPr>
+            <w:tcW w:w="0" w:type="auto"/>
+            <w:tcMar>
+              <w:top w:w="150" w:type="dxa"/>
+              <w:left w:w="240" w:type="dxa"/>
+              <w:bottom w:w="150" w:type="dxa"/>
+              <w:right w:w="240" w:type="dxa"/>
+            </w:tcMar>
+            <w:vAlign w:val="center"/>
+            <w:hideMark/>
+          </w:tcPr>
+          <w:p>
+            <w:r/>
+            <w:r>
+              <w:rPr>
+                <w:rFonts w:ascii="Times New Roman" w:hAnsi="Times New Roman" w:eastAsia="Times New Roman" w:cs="Times New Roman"/>
+                <w:sz w:val="20"/>
+              </w:rPr>
+              <w:t>Математические вычисления</w:t>
+            </w:r>
+          </w:p>
+        </w:tc>
+        <w:tc>
+          <w:tcPr>
+            <w:tcW w:w="0" w:type="auto"/>
+            <w:tcMar>
+              <w:top w:w="150" w:type="dxa"/>
+              <w:left w:w="240" w:type="dxa"/>
+              <w:bottom w:w="150" w:type="dxa"/>
+              <w:right w:w="240" w:type="dxa"/>
+            </w:tcMar>
+            <w:vAlign w:val="center"/>
+            <w:hideMark/>
+          </w:tcPr>
+          <w:p>
+            <w:r/>
+            <w:r>
+              <w:rPr>
+                <w:rFonts w:ascii="Times New Roman" w:hAnsi="Times New Roman" w:eastAsia="Times New Roman" w:cs="Times New Roman"/>
+                <w:sz w:val="20"/>
+              </w:rPr>
+              <w:t>17 % 5</w:t>
+            </w:r>
           </w:p>
         </w:tc>
         <w:tc>
@@ -9872,13 +9510,14 @@
             <w:hideMark/>
           </w:tcPr>
           <w:p>
-            <w:pPr>
-              <w:rPr>
-                <w:rFonts w:ascii="Times New Roman" w:hAnsi="Times New Roman" w:cs="Times New Roman"/>
-                <w:sz w:val="24"/>
-                <w:szCs w:val="24"/>
-              </w:rPr>
-            </w:pPr>
+            <w:r/>
+            <w:r>
+              <w:rPr>
+                <w:rFonts w:ascii="Times New Roman" w:hAnsi="Times New Roman" w:eastAsia="Times New Roman" w:cs="Times New Roman"/>
+                <w:sz w:val="20"/>
+              </w:rPr>
+              <w:t>2</w:t>
+            </w:r>
           </w:p>
         </w:tc>
       </w:tr>
@@ -9896,18 +9535,11 @@
             <w:hideMark/>
           </w:tcPr>
           <w:p>
-            <w:pPr>
-              <w:rPr>
-                <w:rFonts w:ascii="Times New Roman" w:hAnsi="Times New Roman" w:cs="Times New Roman"/>
-                <w:sz w:val="24"/>
-                <w:szCs w:val="24"/>
-              </w:rPr>
-            </w:pPr>
-            <w:r>
-              <w:rPr>
-                <w:rFonts w:ascii="Times New Roman" w:hAnsi="Times New Roman" w:cs="Times New Roman"/>
-                <w:sz w:val="24"/>
-                <w:szCs w:val="24"/>
+            <w:r/>
+            <w:r>
+              <w:rPr>
+                <w:rFonts w:ascii="Times New Roman" w:hAnsi="Times New Roman" w:eastAsia="Times New Roman" w:cs="Times New Roman"/>
+                <w:sz w:val="20"/>
               </w:rPr>
               <w:t>Сравнения</w:t>
             </w:r>
@@ -9926,57 +9558,60 @@
             <w:hideMark/>
           </w:tcPr>
           <w:p>
-            <w:pPr>
-              <w:rPr>
-                <w:rFonts w:ascii="Times New Roman" w:hAnsi="Times New Roman" w:cs="Times New Roman"/>
-                <w:sz w:val="24"/>
-                <w:szCs w:val="24"/>
-              </w:rPr>
-            </w:pPr>
-          </w:p>
-        </w:tc>
-        <w:tc>
-          <w:tcPr>
-            <w:tcW w:w="0" w:type="auto"/>
-            <w:tcMar>
-              <w:top w:w="150" w:type="dxa"/>
-              <w:left w:w="240" w:type="dxa"/>
-              <w:bottom w:w="150" w:type="dxa"/>
-              <w:right w:w="240" w:type="dxa"/>
-            </w:tcMar>
-            <w:vAlign w:val="center"/>
-            <w:hideMark/>
-          </w:tcPr>
-          <w:p>
-            <w:pPr>
-              <w:rPr>
-                <w:rFonts w:ascii="Times New Roman" w:hAnsi="Times New Roman" w:cs="Times New Roman"/>
-                <w:sz w:val="24"/>
-                <w:szCs w:val="24"/>
-              </w:rPr>
-            </w:pPr>
-          </w:p>
-        </w:tc>
-        <w:tc>
-          <w:tcPr>
-            <w:tcW w:w="0" w:type="auto"/>
-            <w:tcMar>
-              <w:top w:w="150" w:type="dxa"/>
-              <w:left w:w="240" w:type="dxa"/>
-              <w:bottom w:w="150" w:type="dxa"/>
-              <w:right w:w="240" w:type="dxa"/>
-            </w:tcMar>
-            <w:vAlign w:val="center"/>
-            <w:hideMark/>
-          </w:tcPr>
-          <w:p>
-            <w:pPr>
-              <w:rPr>
-                <w:rFonts w:ascii="Times New Roman" w:hAnsi="Times New Roman" w:cs="Times New Roman"/>
-                <w:sz w:val="24"/>
-                <w:szCs w:val="24"/>
-              </w:rPr>
-            </w:pPr>
+            <w:r/>
+            <w:r>
+              <w:rPr>
+                <w:rFonts w:ascii="Times New Roman" w:hAnsi="Times New Roman" w:eastAsia="Times New Roman" w:cs="Times New Roman"/>
+                <w:sz w:val="20"/>
+              </w:rPr>
+              <w:t>==, !=, &gt;, &lt;, &gt;=, &lt;=</w:t>
+            </w:r>
+          </w:p>
+        </w:tc>
+        <w:tc>
+          <w:tcPr>
+            <w:tcW w:w="0" w:type="auto"/>
+            <w:tcMar>
+              <w:top w:w="150" w:type="dxa"/>
+              <w:left w:w="240" w:type="dxa"/>
+              <w:bottom w:w="150" w:type="dxa"/>
+              <w:right w:w="240" w:type="dxa"/>
+            </w:tcMar>
+            <w:vAlign w:val="center"/>
+            <w:hideMark/>
+          </w:tcPr>
+          <w:p>
+            <w:r/>
+            <w:r>
+              <w:rPr>
+                <w:rFonts w:ascii="Times New Roman" w:hAnsi="Times New Roman" w:eastAsia="Times New Roman" w:cs="Times New Roman"/>
+                <w:sz w:val="20"/>
+              </w:rPr>
+              <w:t>Сравнение двух значений</w:t>
+            </w:r>
+          </w:p>
+        </w:tc>
+        <w:tc>
+          <w:tcPr>
+            <w:tcW w:w="0" w:type="auto"/>
+            <w:tcMar>
+              <w:top w:w="150" w:type="dxa"/>
+              <w:left w:w="240" w:type="dxa"/>
+              <w:bottom w:w="150" w:type="dxa"/>
+              <w:right w:w="240" w:type="dxa"/>
+            </w:tcMar>
+            <w:vAlign w:val="center"/>
+            <w:hideMark/>
+          </w:tcPr>
+          <w:p>
+            <w:r/>
+            <w:r>
+              <w:rPr>
+                <w:rFonts w:ascii="Times New Roman" w:hAnsi="Times New Roman" w:eastAsia="Times New Roman" w:cs="Times New Roman"/>
+                <w:sz w:val="20"/>
+              </w:rPr>
+              <w:t>10 &gt; 7</w:t>
+            </w:r>
           </w:p>
         </w:tc>
         <w:tc>
@@ -9992,13 +9627,14 @@
             <w:hideMark/>
           </w:tcPr>
           <w:p>
-            <w:pPr>
-              <w:rPr>
-                <w:rFonts w:ascii="Times New Roman" w:hAnsi="Times New Roman" w:cs="Times New Roman"/>
-                <w:sz w:val="24"/>
-                <w:szCs w:val="24"/>
-              </w:rPr>
-            </w:pPr>
+            <w:r/>
+            <w:r>
+              <w:rPr>
+                <w:rFonts w:ascii="Times New Roman" w:hAnsi="Times New Roman" w:eastAsia="Times New Roman" w:cs="Times New Roman"/>
+                <w:sz w:val="20"/>
+              </w:rPr>
+              <w:t>true</w:t>
+            </w:r>
           </w:p>
         </w:tc>
       </w:tr>
@@ -10016,18 +9652,11 @@
             <w:hideMark/>
           </w:tcPr>
           <w:p>
-            <w:pPr>
-              <w:rPr>
-                <w:rFonts w:ascii="Times New Roman" w:hAnsi="Times New Roman" w:cs="Times New Roman"/>
-                <w:sz w:val="24"/>
-                <w:szCs w:val="24"/>
-              </w:rPr>
-            </w:pPr>
-            <w:r>
-              <w:rPr>
-                <w:rFonts w:ascii="Times New Roman" w:hAnsi="Times New Roman" w:cs="Times New Roman"/>
-                <w:sz w:val="24"/>
-                <w:szCs w:val="24"/>
+            <w:r/>
+            <w:r>
+              <w:rPr>
+                <w:rFonts w:ascii="Times New Roman" w:hAnsi="Times New Roman" w:eastAsia="Times New Roman" w:cs="Times New Roman"/>
+                <w:sz w:val="20"/>
               </w:rPr>
               <w:t>Логические</w:t>
             </w:r>
@@ -10046,57 +9675,60 @@
             <w:hideMark/>
           </w:tcPr>
           <w:p>
-            <w:pPr>
-              <w:rPr>
-                <w:rFonts w:ascii="Times New Roman" w:hAnsi="Times New Roman" w:cs="Times New Roman"/>
-                <w:sz w:val="24"/>
-                <w:szCs w:val="24"/>
-              </w:rPr>
-            </w:pPr>
-          </w:p>
-        </w:tc>
-        <w:tc>
-          <w:tcPr>
-            <w:tcW w:w="0" w:type="auto"/>
-            <w:tcMar>
-              <w:top w:w="150" w:type="dxa"/>
-              <w:left w:w="240" w:type="dxa"/>
-              <w:bottom w:w="150" w:type="dxa"/>
-              <w:right w:w="240" w:type="dxa"/>
-            </w:tcMar>
-            <w:vAlign w:val="center"/>
-            <w:hideMark/>
-          </w:tcPr>
-          <w:p>
-            <w:pPr>
-              <w:rPr>
-                <w:rFonts w:ascii="Times New Roman" w:hAnsi="Times New Roman" w:cs="Times New Roman"/>
-                <w:sz w:val="24"/>
-                <w:szCs w:val="24"/>
-              </w:rPr>
-            </w:pPr>
-          </w:p>
-        </w:tc>
-        <w:tc>
-          <w:tcPr>
-            <w:tcW w:w="0" w:type="auto"/>
-            <w:tcMar>
-              <w:top w:w="150" w:type="dxa"/>
-              <w:left w:w="240" w:type="dxa"/>
-              <w:bottom w:w="150" w:type="dxa"/>
-              <w:right w:w="240" w:type="dxa"/>
-            </w:tcMar>
-            <w:vAlign w:val="center"/>
-            <w:hideMark/>
-          </w:tcPr>
-          <w:p>
-            <w:pPr>
-              <w:rPr>
-                <w:rFonts w:ascii="Times New Roman" w:hAnsi="Times New Roman" w:cs="Times New Roman"/>
-                <w:sz w:val="24"/>
-                <w:szCs w:val="24"/>
-              </w:rPr>
-            </w:pPr>
+            <w:r/>
+            <w:r>
+              <w:rPr>
+                <w:rFonts w:ascii="Times New Roman" w:hAnsi="Times New Roman" w:eastAsia="Times New Roman" w:cs="Times New Roman"/>
+                <w:sz w:val="20"/>
+              </w:rPr>
+              <w:t>&amp;&amp;, ||, !</w:t>
+            </w:r>
+          </w:p>
+        </w:tc>
+        <w:tc>
+          <w:tcPr>
+            <w:tcW w:w="0" w:type="auto"/>
+            <w:tcMar>
+              <w:top w:w="150" w:type="dxa"/>
+              <w:left w:w="240" w:type="dxa"/>
+              <w:bottom w:w="150" w:type="dxa"/>
+              <w:right w:w="240" w:type="dxa"/>
+            </w:tcMar>
+            <w:vAlign w:val="center"/>
+            <w:hideMark/>
+          </w:tcPr>
+          <w:p>
+            <w:r/>
+            <w:r>
+              <w:rPr>
+                <w:rFonts w:ascii="Times New Roman" w:hAnsi="Times New Roman" w:eastAsia="Times New Roman" w:cs="Times New Roman"/>
+                <w:sz w:val="20"/>
+              </w:rPr>
+              <w:t>Логические операции И, ИЛИ, НЕ</w:t>
+            </w:r>
+          </w:p>
+        </w:tc>
+        <w:tc>
+          <w:tcPr>
+            <w:tcW w:w="0" w:type="auto"/>
+            <w:tcMar>
+              <w:top w:w="150" w:type="dxa"/>
+              <w:left w:w="240" w:type="dxa"/>
+              <w:bottom w:w="150" w:type="dxa"/>
+              <w:right w:w="240" w:type="dxa"/>
+            </w:tcMar>
+            <w:vAlign w:val="center"/>
+            <w:hideMark/>
+          </w:tcPr>
+          <w:p>
+            <w:r/>
+            <w:r>
+              <w:rPr>
+                <w:rFonts w:ascii="Times New Roman" w:hAnsi="Times New Roman" w:eastAsia="Times New Roman" w:cs="Times New Roman"/>
+                <w:sz w:val="20"/>
+              </w:rPr>
+              <w:t>true &amp;&amp; false</w:t>
+            </w:r>
           </w:p>
         </w:tc>
         <w:tc>
@@ -10112,13 +9744,14 @@
             <w:hideMark/>
           </w:tcPr>
           <w:p>
-            <w:pPr>
-              <w:rPr>
-                <w:rFonts w:ascii="Times New Roman" w:hAnsi="Times New Roman" w:cs="Times New Roman"/>
-                <w:sz w:val="24"/>
-                <w:szCs w:val="24"/>
-              </w:rPr>
-            </w:pPr>
+            <w:r/>
+            <w:r>
+              <w:rPr>
+                <w:rFonts w:ascii="Times New Roman" w:hAnsi="Times New Roman" w:eastAsia="Times New Roman" w:cs="Times New Roman"/>
+                <w:sz w:val="20"/>
+              </w:rPr>
+              <w:t>false</w:t>
+            </w:r>
           </w:p>
         </w:tc>
       </w:tr>
@@ -10136,18 +9769,11 @@
             <w:hideMark/>
           </w:tcPr>
           <w:p>
-            <w:pPr>
-              <w:rPr>
-                <w:rFonts w:ascii="Times New Roman" w:hAnsi="Times New Roman" w:cs="Times New Roman"/>
-                <w:sz w:val="24"/>
-                <w:szCs w:val="24"/>
-              </w:rPr>
-            </w:pPr>
-            <w:r>
-              <w:rPr>
-                <w:rFonts w:ascii="Times New Roman" w:hAnsi="Times New Roman" w:cs="Times New Roman"/>
-                <w:sz w:val="24"/>
-                <w:szCs w:val="24"/>
+            <w:r/>
+            <w:r>
+              <w:rPr>
+                <w:rFonts w:ascii="Times New Roman" w:hAnsi="Times New Roman" w:eastAsia="Times New Roman" w:cs="Times New Roman"/>
+                <w:sz w:val="20"/>
               </w:rPr>
               <w:t>Присваивания</w:t>
             </w:r>
@@ -10166,57 +9792,60 @@
             <w:hideMark/>
           </w:tcPr>
           <w:p>
-            <w:pPr>
-              <w:rPr>
-                <w:rFonts w:ascii="Times New Roman" w:hAnsi="Times New Roman" w:cs="Times New Roman"/>
-                <w:sz w:val="24"/>
-                <w:szCs w:val="24"/>
-              </w:rPr>
-            </w:pPr>
-          </w:p>
-        </w:tc>
-        <w:tc>
-          <w:tcPr>
-            <w:tcW w:w="0" w:type="auto"/>
-            <w:tcMar>
-              <w:top w:w="150" w:type="dxa"/>
-              <w:left w:w="240" w:type="dxa"/>
-              <w:bottom w:w="150" w:type="dxa"/>
-              <w:right w:w="240" w:type="dxa"/>
-            </w:tcMar>
-            <w:vAlign w:val="center"/>
-            <w:hideMark/>
-          </w:tcPr>
-          <w:p>
-            <w:pPr>
-              <w:rPr>
-                <w:rFonts w:ascii="Times New Roman" w:hAnsi="Times New Roman" w:cs="Times New Roman"/>
-                <w:sz w:val="24"/>
-                <w:szCs w:val="24"/>
-              </w:rPr>
-            </w:pPr>
-          </w:p>
-        </w:tc>
-        <w:tc>
-          <w:tcPr>
-            <w:tcW w:w="0" w:type="auto"/>
-            <w:tcMar>
-              <w:top w:w="150" w:type="dxa"/>
-              <w:left w:w="240" w:type="dxa"/>
-              <w:bottom w:w="150" w:type="dxa"/>
-              <w:right w:w="240" w:type="dxa"/>
-            </w:tcMar>
-            <w:vAlign w:val="center"/>
-            <w:hideMark/>
-          </w:tcPr>
-          <w:p>
-            <w:pPr>
-              <w:rPr>
-                <w:rFonts w:ascii="Times New Roman" w:hAnsi="Times New Roman" w:cs="Times New Roman"/>
-                <w:sz w:val="24"/>
-                <w:szCs w:val="24"/>
-              </w:rPr>
-            </w:pPr>
+            <w:r/>
+            <w:r>
+              <w:rPr>
+                <w:rFonts w:ascii="Times New Roman" w:hAnsi="Times New Roman" w:eastAsia="Times New Roman" w:cs="Times New Roman"/>
+                <w:sz w:val="20"/>
+              </w:rPr>
+              <w:t>=, +=, -=, *=, /=, %=</w:t>
+            </w:r>
+          </w:p>
+        </w:tc>
+        <w:tc>
+          <w:tcPr>
+            <w:tcW w:w="0" w:type="auto"/>
+            <w:tcMar>
+              <w:top w:w="150" w:type="dxa"/>
+              <w:left w:w="240" w:type="dxa"/>
+              <w:bottom w:w="150" w:type="dxa"/>
+              <w:right w:w="240" w:type="dxa"/>
+            </w:tcMar>
+            <w:vAlign w:val="center"/>
+            <w:hideMark/>
+          </w:tcPr>
+          <w:p>
+            <w:r/>
+            <w:r>
+              <w:rPr>
+                <w:rFonts w:ascii="Times New Roman" w:hAnsi="Times New Roman" w:eastAsia="Times New Roman" w:cs="Times New Roman"/>
+                <w:sz w:val="20"/>
+              </w:rPr>
+              <w:t>Запись и изменение значения переменной</w:t>
+            </w:r>
+          </w:p>
+        </w:tc>
+        <w:tc>
+          <w:tcPr>
+            <w:tcW w:w="0" w:type="auto"/>
+            <w:tcMar>
+              <w:top w:w="150" w:type="dxa"/>
+              <w:left w:w="240" w:type="dxa"/>
+              <w:bottom w:w="150" w:type="dxa"/>
+              <w:right w:w="240" w:type="dxa"/>
+            </w:tcMar>
+            <w:vAlign w:val="center"/>
+            <w:hideMark/>
+          </w:tcPr>
+          <w:p>
+            <w:r/>
+            <w:r>
+              <w:rPr>
+                <w:rFonts w:ascii="Times New Roman" w:hAnsi="Times New Roman" w:eastAsia="Times New Roman" w:cs="Times New Roman"/>
+                <w:sz w:val="20"/>
+              </w:rPr>
+              <w:t>int x = 10; x += 5;</w:t>
+            </w:r>
           </w:p>
         </w:tc>
         <w:tc>
@@ -10232,13 +9861,14 @@
             <w:hideMark/>
           </w:tcPr>
           <w:p>
-            <w:pPr>
-              <w:rPr>
-                <w:rFonts w:ascii="Times New Roman" w:hAnsi="Times New Roman" w:cs="Times New Roman"/>
-                <w:sz w:val="24"/>
-                <w:szCs w:val="24"/>
-              </w:rPr>
-            </w:pPr>
+            <w:r/>
+            <w:r>
+              <w:rPr>
+                <w:rFonts w:ascii="Times New Roman" w:hAnsi="Times New Roman" w:eastAsia="Times New Roman" w:cs="Times New Roman"/>
+                <w:sz w:val="20"/>
+              </w:rPr>
+              <w:t>15</w:t>
+            </w:r>
           </w:p>
         </w:tc>
       </w:tr>
@@ -10256,18 +9886,11 @@
             <w:hideMark/>
           </w:tcPr>
           <w:p>
-            <w:pPr>
-              <w:rPr>
-                <w:rFonts w:ascii="Times New Roman" w:hAnsi="Times New Roman" w:cs="Times New Roman"/>
-                <w:sz w:val="24"/>
-                <w:szCs w:val="24"/>
-              </w:rPr>
-            </w:pPr>
-            <w:r>
-              <w:rPr>
-                <w:rFonts w:ascii="Times New Roman" w:hAnsi="Times New Roman" w:cs="Times New Roman"/>
-                <w:sz w:val="24"/>
-                <w:szCs w:val="24"/>
+            <w:r/>
+            <w:r>
+              <w:rPr>
+                <w:rFonts w:ascii="Times New Roman" w:hAnsi="Times New Roman" w:eastAsia="Times New Roman" w:cs="Times New Roman"/>
+                <w:sz w:val="20"/>
               </w:rPr>
               <w:t>Инкремент/декремент</w:t>
             </w:r>
@@ -10286,57 +9909,60 @@
             <w:hideMark/>
           </w:tcPr>
           <w:p>
-            <w:pPr>
-              <w:rPr>
-                <w:rFonts w:ascii="Times New Roman" w:hAnsi="Times New Roman" w:cs="Times New Roman"/>
-                <w:sz w:val="24"/>
-                <w:szCs w:val="24"/>
-              </w:rPr>
-            </w:pPr>
-          </w:p>
-        </w:tc>
-        <w:tc>
-          <w:tcPr>
-            <w:tcW w:w="0" w:type="auto"/>
-            <w:tcMar>
-              <w:top w:w="150" w:type="dxa"/>
-              <w:left w:w="240" w:type="dxa"/>
-              <w:bottom w:w="150" w:type="dxa"/>
-              <w:right w:w="240" w:type="dxa"/>
-            </w:tcMar>
-            <w:vAlign w:val="center"/>
-            <w:hideMark/>
-          </w:tcPr>
-          <w:p>
-            <w:pPr>
-              <w:rPr>
-                <w:rFonts w:ascii="Times New Roman" w:hAnsi="Times New Roman" w:cs="Times New Roman"/>
-                <w:sz w:val="24"/>
-                <w:szCs w:val="24"/>
-              </w:rPr>
-            </w:pPr>
-          </w:p>
-        </w:tc>
-        <w:tc>
-          <w:tcPr>
-            <w:tcW w:w="0" w:type="auto"/>
-            <w:tcMar>
-              <w:top w:w="150" w:type="dxa"/>
-              <w:left w:w="240" w:type="dxa"/>
-              <w:bottom w:w="150" w:type="dxa"/>
-              <w:right w:w="240" w:type="dxa"/>
-            </w:tcMar>
-            <w:vAlign w:val="center"/>
-            <w:hideMark/>
-          </w:tcPr>
-          <w:p>
-            <w:pPr>
-              <w:rPr>
-                <w:rFonts w:ascii="Times New Roman" w:hAnsi="Times New Roman" w:cs="Times New Roman"/>
-                <w:sz w:val="24"/>
-                <w:szCs w:val="24"/>
-              </w:rPr>
-            </w:pPr>
+            <w:r/>
+            <w:r>
+              <w:rPr>
+                <w:rFonts w:ascii="Times New Roman" w:hAnsi="Times New Roman" w:eastAsia="Times New Roman" w:cs="Times New Roman"/>
+                <w:sz w:val="20"/>
+              </w:rPr>
+              <w:t>++, --</w:t>
+            </w:r>
+          </w:p>
+        </w:tc>
+        <w:tc>
+          <w:tcPr>
+            <w:tcW w:w="0" w:type="auto"/>
+            <w:tcMar>
+              <w:top w:w="150" w:type="dxa"/>
+              <w:left w:w="240" w:type="dxa"/>
+              <w:bottom w:w="150" w:type="dxa"/>
+              <w:right w:w="240" w:type="dxa"/>
+            </w:tcMar>
+            <w:vAlign w:val="center"/>
+            <w:hideMark/>
+          </w:tcPr>
+          <w:p>
+            <w:r/>
+            <w:r>
+              <w:rPr>
+                <w:rFonts w:ascii="Times New Roman" w:hAnsi="Times New Roman" w:eastAsia="Times New Roman" w:cs="Times New Roman"/>
+                <w:sz w:val="20"/>
+              </w:rPr>
+              <w:t>Увеличение или уменьшение на 1</w:t>
+            </w:r>
+          </w:p>
+        </w:tc>
+        <w:tc>
+          <w:tcPr>
+            <w:tcW w:w="0" w:type="auto"/>
+            <w:tcMar>
+              <w:top w:w="150" w:type="dxa"/>
+              <w:left w:w="240" w:type="dxa"/>
+              <w:bottom w:w="150" w:type="dxa"/>
+              <w:right w:w="240" w:type="dxa"/>
+            </w:tcMar>
+            <w:vAlign w:val="center"/>
+            <w:hideMark/>
+          </w:tcPr>
+          <w:p>
+            <w:r/>
+            <w:r>
+              <w:rPr>
+                <w:rFonts w:ascii="Times New Roman" w:hAnsi="Times New Roman" w:eastAsia="Times New Roman" w:cs="Times New Roman"/>
+                <w:sz w:val="20"/>
+              </w:rPr>
+              <w:t>int a = 5; ++a;</w:t>
+            </w:r>
           </w:p>
         </w:tc>
         <w:tc>
@@ -10352,13 +9978,14 @@
             <w:hideMark/>
           </w:tcPr>
           <w:p>
-            <w:pPr>
-              <w:rPr>
-                <w:rFonts w:ascii="Times New Roman" w:hAnsi="Times New Roman" w:cs="Times New Roman"/>
-                <w:sz w:val="24"/>
-                <w:szCs w:val="24"/>
-              </w:rPr>
-            </w:pPr>
+            <w:r/>
+            <w:r>
+              <w:rPr>
+                <w:rFonts w:ascii="Times New Roman" w:hAnsi="Times New Roman" w:eastAsia="Times New Roman" w:cs="Times New Roman"/>
+                <w:sz w:val="20"/>
+              </w:rPr>
+              <w:t>6</w:t>
+            </w:r>
           </w:p>
         </w:tc>
       </w:tr>
@@ -10376,18 +10003,11 @@
             <w:hideMark/>
           </w:tcPr>
           <w:p>
-            <w:pPr>
-              <w:rPr>
-                <w:rFonts w:ascii="Times New Roman" w:hAnsi="Times New Roman" w:cs="Times New Roman"/>
-                <w:sz w:val="24"/>
-                <w:szCs w:val="24"/>
-              </w:rPr>
-            </w:pPr>
-            <w:r>
-              <w:rPr>
-                <w:rFonts w:ascii="Times New Roman" w:hAnsi="Times New Roman" w:cs="Times New Roman"/>
-                <w:sz w:val="24"/>
-                <w:szCs w:val="24"/>
+            <w:r/>
+            <w:r>
+              <w:rPr>
+                <w:rFonts w:ascii="Times New Roman" w:hAnsi="Times New Roman" w:eastAsia="Times New Roman" w:cs="Times New Roman"/>
+                <w:sz w:val="20"/>
               </w:rPr>
               <w:t>Тернарный</w:t>
             </w:r>
@@ -10406,57 +10026,60 @@
             <w:hideMark/>
           </w:tcPr>
           <w:p>
-            <w:pPr>
-              <w:rPr>
-                <w:rFonts w:ascii="Times New Roman" w:hAnsi="Times New Roman" w:cs="Times New Roman"/>
-                <w:sz w:val="24"/>
-                <w:szCs w:val="24"/>
-              </w:rPr>
-            </w:pPr>
-          </w:p>
-        </w:tc>
-        <w:tc>
-          <w:tcPr>
-            <w:tcW w:w="0" w:type="auto"/>
-            <w:tcMar>
-              <w:top w:w="150" w:type="dxa"/>
-              <w:left w:w="240" w:type="dxa"/>
-              <w:bottom w:w="150" w:type="dxa"/>
-              <w:right w:w="240" w:type="dxa"/>
-            </w:tcMar>
-            <w:vAlign w:val="center"/>
-            <w:hideMark/>
-          </w:tcPr>
-          <w:p>
-            <w:pPr>
-              <w:rPr>
-                <w:rFonts w:ascii="Times New Roman" w:hAnsi="Times New Roman" w:cs="Times New Roman"/>
-                <w:sz w:val="24"/>
-                <w:szCs w:val="24"/>
-              </w:rPr>
-            </w:pPr>
-          </w:p>
-        </w:tc>
-        <w:tc>
-          <w:tcPr>
-            <w:tcW w:w="0" w:type="auto"/>
-            <w:tcMar>
-              <w:top w:w="150" w:type="dxa"/>
-              <w:left w:w="240" w:type="dxa"/>
-              <w:bottom w:w="150" w:type="dxa"/>
-              <w:right w:w="240" w:type="dxa"/>
-            </w:tcMar>
-            <w:vAlign w:val="center"/>
-            <w:hideMark/>
-          </w:tcPr>
-          <w:p>
-            <w:pPr>
-              <w:rPr>
-                <w:rFonts w:ascii="Times New Roman" w:hAnsi="Times New Roman" w:cs="Times New Roman"/>
-                <w:sz w:val="24"/>
-                <w:szCs w:val="24"/>
-              </w:rPr>
-            </w:pPr>
+            <w:r/>
+            <w:r>
+              <w:rPr>
+                <w:rFonts w:ascii="Times New Roman" w:hAnsi="Times New Roman" w:eastAsia="Times New Roman" w:cs="Times New Roman"/>
+                <w:sz w:val="20"/>
+              </w:rPr>
+              <w:t>? :</w:t>
+            </w:r>
+          </w:p>
+        </w:tc>
+        <w:tc>
+          <w:tcPr>
+            <w:tcW w:w="0" w:type="auto"/>
+            <w:tcMar>
+              <w:top w:w="150" w:type="dxa"/>
+              <w:left w:w="240" w:type="dxa"/>
+              <w:bottom w:w="150" w:type="dxa"/>
+              <w:right w:w="240" w:type="dxa"/>
+            </w:tcMar>
+            <w:vAlign w:val="center"/>
+            <w:hideMark/>
+          </w:tcPr>
+          <w:p>
+            <w:r/>
+            <w:r>
+              <w:rPr>
+                <w:rFonts w:ascii="Times New Roman" w:hAnsi="Times New Roman" w:eastAsia="Times New Roman" w:cs="Times New Roman"/>
+                <w:sz w:val="20"/>
+              </w:rPr>
+              <w:t>Условный выбор из двух выражений</w:t>
+            </w:r>
+          </w:p>
+        </w:tc>
+        <w:tc>
+          <w:tcPr>
+            <w:tcW w:w="0" w:type="auto"/>
+            <w:tcMar>
+              <w:top w:w="150" w:type="dxa"/>
+              <w:left w:w="240" w:type="dxa"/>
+              <w:bottom w:w="150" w:type="dxa"/>
+              <w:right w:w="240" w:type="dxa"/>
+            </w:tcMar>
+            <w:vAlign w:val="center"/>
+            <w:hideMark/>
+          </w:tcPr>
+          <w:p>
+            <w:r/>
+            <w:r>
+              <w:rPr>
+                <w:rFonts w:ascii="Times New Roman" w:hAnsi="Times New Roman" w:eastAsia="Times New Roman" w:cs="Times New Roman"/>
+                <w:sz w:val="20"/>
+              </w:rPr>
+              <w:t>5 &gt; 3 ? 10 : 20</w:t>
+            </w:r>
           </w:p>
         </w:tc>
         <w:tc>
@@ -10472,13 +10095,14 @@
             <w:hideMark/>
           </w:tcPr>
           <w:p>
-            <w:pPr>
-              <w:rPr>
-                <w:rFonts w:ascii="Times New Roman" w:hAnsi="Times New Roman" w:cs="Times New Roman"/>
-                <w:sz w:val="24"/>
-                <w:szCs w:val="24"/>
-              </w:rPr>
-            </w:pPr>
+            <w:r/>
+            <w:r>
+              <w:rPr>
+                <w:rFonts w:ascii="Times New Roman" w:hAnsi="Times New Roman" w:eastAsia="Times New Roman" w:cs="Times New Roman"/>
+                <w:sz w:val="20"/>
+              </w:rPr>
+              <w:t>10</w:t>
+            </w:r>
           </w:p>
         </w:tc>
       </w:tr>
@@ -10496,18 +10120,11 @@
             <w:hideMark/>
           </w:tcPr>
           <w:p>
-            <w:pPr>
-              <w:rPr>
-                <w:rFonts w:ascii="Times New Roman" w:hAnsi="Times New Roman" w:cs="Times New Roman"/>
-                <w:sz w:val="24"/>
-                <w:szCs w:val="24"/>
-              </w:rPr>
-            </w:pPr>
-            <w:r>
-              <w:rPr>
-                <w:rFonts w:ascii="Times New Roman" w:hAnsi="Times New Roman" w:cs="Times New Roman"/>
-                <w:sz w:val="24"/>
-                <w:szCs w:val="24"/>
+            <w:r/>
+            <w:r>
+              <w:rPr>
+                <w:rFonts w:ascii="Times New Roman" w:hAnsi="Times New Roman" w:eastAsia="Times New Roman" w:cs="Times New Roman"/>
+                <w:sz w:val="20"/>
               </w:rPr>
               <w:t>Побитовые</w:t>
             </w:r>
@@ -10526,57 +10143,60 @@
             <w:hideMark/>
           </w:tcPr>
           <w:p>
-            <w:pPr>
-              <w:rPr>
-                <w:rFonts w:ascii="Times New Roman" w:hAnsi="Times New Roman" w:cs="Times New Roman"/>
-                <w:sz w:val="24"/>
-                <w:szCs w:val="24"/>
-              </w:rPr>
-            </w:pPr>
-          </w:p>
-        </w:tc>
-        <w:tc>
-          <w:tcPr>
-            <w:tcW w:w="0" w:type="auto"/>
-            <w:tcMar>
-              <w:top w:w="150" w:type="dxa"/>
-              <w:left w:w="240" w:type="dxa"/>
-              <w:bottom w:w="150" w:type="dxa"/>
-              <w:right w:w="240" w:type="dxa"/>
-            </w:tcMar>
-            <w:vAlign w:val="center"/>
-            <w:hideMark/>
-          </w:tcPr>
-          <w:p>
-            <w:pPr>
-              <w:rPr>
-                <w:rFonts w:ascii="Times New Roman" w:hAnsi="Times New Roman" w:cs="Times New Roman"/>
-                <w:sz w:val="24"/>
-                <w:szCs w:val="24"/>
-              </w:rPr>
-            </w:pPr>
-          </w:p>
-        </w:tc>
-        <w:tc>
-          <w:tcPr>
-            <w:tcW w:w="0" w:type="auto"/>
-            <w:tcMar>
-              <w:top w:w="150" w:type="dxa"/>
-              <w:left w:w="240" w:type="dxa"/>
-              <w:bottom w:w="150" w:type="dxa"/>
-              <w:right w:w="240" w:type="dxa"/>
-            </w:tcMar>
-            <w:vAlign w:val="center"/>
-            <w:hideMark/>
-          </w:tcPr>
-          <w:p>
-            <w:pPr>
-              <w:rPr>
-                <w:rFonts w:ascii="Times New Roman" w:hAnsi="Times New Roman" w:cs="Times New Roman"/>
-                <w:sz w:val="24"/>
-                <w:szCs w:val="24"/>
-              </w:rPr>
-            </w:pPr>
+            <w:r/>
+            <w:r>
+              <w:rPr>
+                <w:rFonts w:ascii="Times New Roman" w:hAnsi="Times New Roman" w:eastAsia="Times New Roman" w:cs="Times New Roman"/>
+                <w:sz w:val="20"/>
+              </w:rPr>
+              <w:t>&amp;, |, ^, ~, &lt;&lt;, &gt;&gt;</w:t>
+            </w:r>
+          </w:p>
+        </w:tc>
+        <w:tc>
+          <w:tcPr>
+            <w:tcW w:w="0" w:type="auto"/>
+            <w:tcMar>
+              <w:top w:w="150" w:type="dxa"/>
+              <w:left w:w="240" w:type="dxa"/>
+              <w:bottom w:w="150" w:type="dxa"/>
+              <w:right w:w="240" w:type="dxa"/>
+            </w:tcMar>
+            <w:vAlign w:val="center"/>
+            <w:hideMark/>
+          </w:tcPr>
+          <w:p>
+            <w:r/>
+            <w:r>
+              <w:rPr>
+                <w:rFonts w:ascii="Times New Roman" w:hAnsi="Times New Roman" w:eastAsia="Times New Roman" w:cs="Times New Roman"/>
+                <w:sz w:val="20"/>
+              </w:rPr>
+              <w:t>Поразрядные операции над битами</w:t>
+            </w:r>
+          </w:p>
+        </w:tc>
+        <w:tc>
+          <w:tcPr>
+            <w:tcW w:w="0" w:type="auto"/>
+            <w:tcMar>
+              <w:top w:w="150" w:type="dxa"/>
+              <w:left w:w="240" w:type="dxa"/>
+              <w:bottom w:w="150" w:type="dxa"/>
+              <w:right w:w="240" w:type="dxa"/>
+            </w:tcMar>
+            <w:vAlign w:val="center"/>
+            <w:hideMark/>
+          </w:tcPr>
+          <w:p>
+            <w:r/>
+            <w:r>
+              <w:rPr>
+                <w:rFonts w:ascii="Times New Roman" w:hAnsi="Times New Roman" w:eastAsia="Times New Roman" w:cs="Times New Roman"/>
+                <w:sz w:val="20"/>
+              </w:rPr>
+              <w:t>3 &lt;&lt; 2</w:t>
+            </w:r>
           </w:p>
         </w:tc>
         <w:tc>
@@ -10592,13 +10212,14 @@
             <w:hideMark/>
           </w:tcPr>
           <w:p>
-            <w:pPr>
-              <w:rPr>
-                <w:rFonts w:ascii="Times New Roman" w:hAnsi="Times New Roman" w:cs="Times New Roman"/>
-                <w:sz w:val="24"/>
-                <w:szCs w:val="24"/>
-              </w:rPr>
-            </w:pPr>
+            <w:r/>
+            <w:r>
+              <w:rPr>
+                <w:rFonts w:ascii="Times New Roman" w:hAnsi="Times New Roman" w:eastAsia="Times New Roman" w:cs="Times New Roman"/>
+                <w:sz w:val="20"/>
+              </w:rPr>
+              <w:t>12</w:t>
+            </w:r>
           </w:p>
         </w:tc>
       </w:tr>
@@ -10616,97 +10237,83 @@
             <w:hideMark/>
           </w:tcPr>
           <w:p>
-            <w:pPr>
-              <w:rPr>
-                <w:rFonts w:ascii="Times New Roman" w:hAnsi="Times New Roman" w:cs="Times New Roman"/>
-                <w:sz w:val="24"/>
-                <w:szCs w:val="24"/>
-              </w:rPr>
-            </w:pPr>
-            <w:proofErr w:type="spellStart"/>
-            <w:r>
-              <w:rPr>
-                <w:rFonts w:ascii="Times New Roman" w:hAnsi="Times New Roman" w:cs="Times New Roman"/>
-                <w:sz w:val="24"/>
-                <w:szCs w:val="24"/>
-              </w:rPr>
-              <w:t>Null</w:t>
-            </w:r>
-            <w:proofErr w:type="spellEnd"/>
-            <w:r>
-              <w:rPr>
-                <w:rFonts w:ascii="Times New Roman" w:hAnsi="Times New Roman" w:cs="Times New Roman"/>
-                <w:sz w:val="24"/>
-                <w:szCs w:val="24"/>
-              </w:rPr>
-              <w:t>-операторы</w:t>
-            </w:r>
-          </w:p>
-        </w:tc>
-        <w:tc>
-          <w:tcPr>
-            <w:tcW w:w="0" w:type="auto"/>
-            <w:tcMar>
-              <w:top w:w="150" w:type="dxa"/>
-              <w:left w:w="240" w:type="dxa"/>
-              <w:bottom w:w="150" w:type="dxa"/>
-              <w:right w:w="240" w:type="dxa"/>
-            </w:tcMar>
-            <w:vAlign w:val="center"/>
-            <w:hideMark/>
-          </w:tcPr>
-          <w:p>
-            <w:pPr>
-              <w:rPr>
-                <w:rFonts w:ascii="Times New Roman" w:hAnsi="Times New Roman" w:cs="Times New Roman"/>
-                <w:sz w:val="24"/>
-                <w:szCs w:val="24"/>
-              </w:rPr>
-            </w:pPr>
-          </w:p>
-        </w:tc>
-        <w:tc>
-          <w:tcPr>
-            <w:tcW w:w="0" w:type="auto"/>
-            <w:tcMar>
-              <w:top w:w="150" w:type="dxa"/>
-              <w:left w:w="240" w:type="dxa"/>
-              <w:bottom w:w="150" w:type="dxa"/>
-              <w:right w:w="240" w:type="dxa"/>
-            </w:tcMar>
-            <w:vAlign w:val="center"/>
-            <w:hideMark/>
-          </w:tcPr>
-          <w:p>
-            <w:pPr>
-              <w:rPr>
-                <w:rFonts w:ascii="Times New Roman" w:hAnsi="Times New Roman" w:cs="Times New Roman"/>
-                <w:sz w:val="24"/>
-                <w:szCs w:val="24"/>
-              </w:rPr>
-            </w:pPr>
-          </w:p>
-        </w:tc>
-        <w:tc>
-          <w:tcPr>
-            <w:tcW w:w="0" w:type="auto"/>
-            <w:tcMar>
-              <w:top w:w="150" w:type="dxa"/>
-              <w:left w:w="240" w:type="dxa"/>
-              <w:bottom w:w="150" w:type="dxa"/>
-              <w:right w:w="240" w:type="dxa"/>
-            </w:tcMar>
-            <w:vAlign w:val="center"/>
-            <w:hideMark/>
-          </w:tcPr>
-          <w:p>
-            <w:pPr>
-              <w:rPr>
-                <w:rFonts w:ascii="Times New Roman" w:hAnsi="Times New Roman" w:cs="Times New Roman"/>
-                <w:sz w:val="24"/>
-                <w:szCs w:val="24"/>
-              </w:rPr>
-            </w:pPr>
+            <w:r/>
+            <w:r>
+              <w:rPr>
+                <w:rFonts w:ascii="Times New Roman" w:hAnsi="Times New Roman" w:eastAsia="Times New Roman" w:cs="Times New Roman"/>
+                <w:sz w:val="20"/>
+              </w:rPr>
+              <w:t>Null-операторы</w:t>
+            </w:r>
+          </w:p>
+        </w:tc>
+        <w:tc>
+          <w:tcPr>
+            <w:tcW w:w="0" w:type="auto"/>
+            <w:tcMar>
+              <w:top w:w="150" w:type="dxa"/>
+              <w:left w:w="240" w:type="dxa"/>
+              <w:bottom w:w="150" w:type="dxa"/>
+              <w:right w:w="240" w:type="dxa"/>
+            </w:tcMar>
+            <w:vAlign w:val="center"/>
+            <w:hideMark/>
+          </w:tcPr>
+          <w:p>
+            <w:r/>
+            <w:r>
+              <w:rPr>
+                <w:rFonts w:ascii="Times New Roman" w:hAnsi="Times New Roman" w:eastAsia="Times New Roman" w:cs="Times New Roman"/>
+                <w:sz w:val="20"/>
+              </w:rPr>
+              <w:t>??, ?., ??=</w:t>
+            </w:r>
+          </w:p>
+        </w:tc>
+        <w:tc>
+          <w:tcPr>
+            <w:tcW w:w="0" w:type="auto"/>
+            <w:tcMar>
+              <w:top w:w="150" w:type="dxa"/>
+              <w:left w:w="240" w:type="dxa"/>
+              <w:bottom w:w="150" w:type="dxa"/>
+              <w:right w:w="240" w:type="dxa"/>
+            </w:tcMar>
+            <w:vAlign w:val="center"/>
+            <w:hideMark/>
+          </w:tcPr>
+          <w:p>
+            <w:r/>
+            <w:r>
+              <w:rPr>
+                <w:rFonts w:ascii="Times New Roman" w:hAnsi="Times New Roman" w:eastAsia="Times New Roman" w:cs="Times New Roman"/>
+                <w:sz w:val="20"/>
+              </w:rPr>
+              <w:t>Проверка на null и значение по умолчанию</w:t>
+            </w:r>
+          </w:p>
+        </w:tc>
+        <w:tc>
+          <w:tcPr>
+            <w:tcW w:w="0" w:type="auto"/>
+            <w:tcMar>
+              <w:top w:w="150" w:type="dxa"/>
+              <w:left w:w="240" w:type="dxa"/>
+              <w:bottom w:w="150" w:type="dxa"/>
+              <w:right w:w="240" w:type="dxa"/>
+            </w:tcMar>
+            <w:vAlign w:val="center"/>
+            <w:hideMark/>
+          </w:tcPr>
+          <w:p>
+            <w:r/>
+            <w:r>
+              <w:rPr>
+                <w:rFonts w:ascii="Times New Roman" w:hAnsi="Times New Roman" w:eastAsia="Times New Roman" w:cs="Times New Roman"/>
+                <w:sz w:val="20"/>
+              </w:rPr>
+              <w:t>int? q = null; q ?? 0</w:t>
+            </w:r>
           </w:p>
         </w:tc>
         <w:tc>
@@ -10722,13 +10329,14 @@
             <w:hideMark/>
           </w:tcPr>
           <w:p>
-            <w:pPr>
-              <w:rPr>
-                <w:rFonts w:ascii="Times New Roman" w:hAnsi="Times New Roman" w:cs="Times New Roman"/>
-                <w:sz w:val="24"/>
-                <w:szCs w:val="24"/>
-              </w:rPr>
-            </w:pPr>
+            <w:r/>
+            <w:r>
+              <w:rPr>
+                <w:rFonts w:ascii="Times New Roman" w:hAnsi="Times New Roman" w:eastAsia="Times New Roman" w:cs="Times New Roman"/>
+                <w:sz w:val="20"/>
+              </w:rPr>
+              <w:t>0</w:t>
+            </w:r>
           </w:p>
         </w:tc>
       </w:tr>
@@ -12902,67 +12510,60 @@
             <w:hideMark/>
           </w:tcPr>
           <w:p>
-            <w:pPr>
-              <w:rPr>
-                <w:rFonts w:ascii="Times New Roman" w:hAnsi="Times New Roman" w:cs="Times New Roman"/>
-                <w:sz w:val="24"/>
-                <w:szCs w:val="24"/>
-              </w:rPr>
-            </w:pPr>
-            <w:proofErr w:type="spellStart"/>
-            <w:r>
-              <w:rPr>
-                <w:rFonts w:ascii="Times New Roman" w:hAnsi="Times New Roman" w:cs="Times New Roman"/>
-                <w:sz w:val="24"/>
-                <w:szCs w:val="24"/>
+            <w:r/>
+            <w:r>
+              <w:rPr>
+                <w:rFonts w:ascii="Times New Roman" w:hAnsi="Times New Roman" w:eastAsia="Times New Roman" w:cs="Times New Roman"/>
+                <w:sz w:val="20"/>
               </w:rPr>
               <w:t>if</w:t>
             </w:r>
-            <w:proofErr w:type="spellEnd"/>
-          </w:p>
-        </w:tc>
-        <w:tc>
-          <w:tcPr>
-            <w:tcW w:w="0" w:type="auto"/>
-            <w:tcMar>
-              <w:top w:w="150" w:type="dxa"/>
-              <w:left w:w="240" w:type="dxa"/>
-              <w:bottom w:w="150" w:type="dxa"/>
-              <w:right w:w="240" w:type="dxa"/>
-            </w:tcMar>
-            <w:vAlign w:val="center"/>
-            <w:hideMark/>
-          </w:tcPr>
-          <w:p>
-            <w:pPr>
-              <w:rPr>
-                <w:rFonts w:ascii="Times New Roman" w:hAnsi="Times New Roman" w:cs="Times New Roman"/>
-                <w:sz w:val="24"/>
-                <w:szCs w:val="24"/>
-              </w:rPr>
-            </w:pPr>
-          </w:p>
-        </w:tc>
-        <w:tc>
-          <w:tcPr>
-            <w:tcW w:w="0" w:type="auto"/>
-            <w:tcMar>
-              <w:top w:w="150" w:type="dxa"/>
-              <w:left w:w="240" w:type="dxa"/>
-              <w:bottom w:w="150" w:type="dxa"/>
-              <w:right w:w="240" w:type="dxa"/>
-            </w:tcMar>
-            <w:vAlign w:val="center"/>
-            <w:hideMark/>
-          </w:tcPr>
-          <w:p>
-            <w:pPr>
-              <w:rPr>
-                <w:rFonts w:ascii="Times New Roman" w:hAnsi="Times New Roman" w:cs="Times New Roman"/>
-                <w:sz w:val="24"/>
-                <w:szCs w:val="24"/>
-              </w:rPr>
-            </w:pPr>
+          </w:p>
+        </w:tc>
+        <w:tc>
+          <w:tcPr>
+            <w:tcW w:w="0" w:type="auto"/>
+            <w:tcMar>
+              <w:top w:w="150" w:type="dxa"/>
+              <w:left w:w="240" w:type="dxa"/>
+              <w:bottom w:w="150" w:type="dxa"/>
+              <w:right w:w="240" w:type="dxa"/>
+            </w:tcMar>
+            <w:vAlign w:val="center"/>
+            <w:hideMark/>
+          </w:tcPr>
+          <w:p>
+            <w:r/>
+            <w:r>
+              <w:rPr>
+                <w:rFonts w:ascii="Times New Roman" w:hAnsi="Times New Roman" w:eastAsia="Times New Roman" w:cs="Times New Roman"/>
+                <w:sz w:val="20"/>
+              </w:rPr>
+              <w:t>Выполнение блока при истинности условия</w:t>
+            </w:r>
+          </w:p>
+        </w:tc>
+        <w:tc>
+          <w:tcPr>
+            <w:tcW w:w="0" w:type="auto"/>
+            <w:tcMar>
+              <w:top w:w="150" w:type="dxa"/>
+              <w:left w:w="240" w:type="dxa"/>
+              <w:bottom w:w="150" w:type="dxa"/>
+              <w:right w:w="240" w:type="dxa"/>
+            </w:tcMar>
+            <w:vAlign w:val="center"/>
+            <w:hideMark/>
+          </w:tcPr>
+          <w:p>
+            <w:r/>
+            <w:r>
+              <w:rPr>
+                <w:rFonts w:ascii="Times New Roman" w:hAnsi="Times New Roman" w:eastAsia="Times New Roman" w:cs="Times New Roman"/>
+                <w:sz w:val="20"/>
+              </w:rPr>
+              <w:t>if (x &gt; 0) Console.WriteLine(x);</w:t>
+            </w:r>
           </w:p>
         </w:tc>
         <w:tc>
@@ -12978,13 +12579,14 @@
             <w:hideMark/>
           </w:tcPr>
           <w:p>
-            <w:pPr>
-              <w:rPr>
-                <w:rFonts w:ascii="Times New Roman" w:hAnsi="Times New Roman" w:cs="Times New Roman"/>
-                <w:sz w:val="24"/>
-                <w:szCs w:val="24"/>
-              </w:rPr>
-            </w:pPr>
+            <w:r/>
+            <w:r>
+              <w:rPr>
+                <w:rFonts w:ascii="Times New Roman" w:hAnsi="Times New Roman" w:eastAsia="Times New Roman" w:cs="Times New Roman"/>
+                <w:sz w:val="20"/>
+              </w:rPr>
+              <w:t>Условие должно иметь тип bool</w:t>
+            </w:r>
           </w:p>
         </w:tc>
       </w:tr>
@@ -13002,121 +12604,60 @@
             <w:hideMark/>
           </w:tcPr>
           <w:p>
-            <w:pPr>
-              <w:rPr>
-                <w:rFonts w:ascii="Times New Roman" w:hAnsi="Times New Roman" w:cs="Times New Roman"/>
-                <w:sz w:val="24"/>
-                <w:szCs w:val="24"/>
-              </w:rPr>
-            </w:pPr>
-            <w:proofErr w:type="spellStart"/>
-            <w:r>
-              <w:rPr>
-                <w:rFonts w:ascii="Times New Roman" w:hAnsi="Times New Roman" w:cs="Times New Roman"/>
-                <w:sz w:val="24"/>
-                <w:szCs w:val="24"/>
-              </w:rPr>
-              <w:t>if</w:t>
-            </w:r>
-            <w:proofErr w:type="spellEnd"/>
-            <w:r>
-              <w:rPr>
-                <w:rFonts w:ascii="Times New Roman" w:hAnsi="Times New Roman" w:cs="Times New Roman"/>
-                <w:sz w:val="24"/>
-                <w:szCs w:val="24"/>
-              </w:rPr>
-              <w:t xml:space="preserve"> / </w:t>
-            </w:r>
-            <w:proofErr w:type="spellStart"/>
-            <w:r>
-              <w:rPr>
-                <w:rFonts w:ascii="Times New Roman" w:hAnsi="Times New Roman" w:cs="Times New Roman"/>
-                <w:sz w:val="24"/>
-                <w:szCs w:val="24"/>
-              </w:rPr>
-              <w:t>else</w:t>
-            </w:r>
-            <w:proofErr w:type="spellEnd"/>
-            <w:r>
-              <w:rPr>
-                <w:rFonts w:ascii="Times New Roman" w:hAnsi="Times New Roman" w:cs="Times New Roman"/>
-                <w:sz w:val="24"/>
-                <w:szCs w:val="24"/>
-              </w:rPr>
-              <w:t xml:space="preserve"> </w:t>
-            </w:r>
-            <w:proofErr w:type="spellStart"/>
-            <w:r>
-              <w:rPr>
-                <w:rFonts w:ascii="Times New Roman" w:hAnsi="Times New Roman" w:cs="Times New Roman"/>
-                <w:sz w:val="24"/>
-                <w:szCs w:val="24"/>
-              </w:rPr>
-              <w:t>if</w:t>
-            </w:r>
-            <w:proofErr w:type="spellEnd"/>
-            <w:r>
-              <w:rPr>
-                <w:rFonts w:ascii="Times New Roman" w:hAnsi="Times New Roman" w:cs="Times New Roman"/>
-                <w:sz w:val="24"/>
-                <w:szCs w:val="24"/>
-              </w:rPr>
-              <w:t xml:space="preserve"> / </w:t>
-            </w:r>
-            <w:proofErr w:type="spellStart"/>
-            <w:r>
-              <w:rPr>
-                <w:rFonts w:ascii="Times New Roman" w:hAnsi="Times New Roman" w:cs="Times New Roman"/>
-                <w:sz w:val="24"/>
-                <w:szCs w:val="24"/>
-              </w:rPr>
-              <w:t>else</w:t>
-            </w:r>
-            <w:proofErr w:type="spellEnd"/>
-          </w:p>
-        </w:tc>
-        <w:tc>
-          <w:tcPr>
-            <w:tcW w:w="0" w:type="auto"/>
-            <w:tcMar>
-              <w:top w:w="150" w:type="dxa"/>
-              <w:left w:w="240" w:type="dxa"/>
-              <w:bottom w:w="150" w:type="dxa"/>
-              <w:right w:w="240" w:type="dxa"/>
-            </w:tcMar>
-            <w:vAlign w:val="center"/>
-            <w:hideMark/>
-          </w:tcPr>
-          <w:p>
-            <w:pPr>
-              <w:rPr>
-                <w:rFonts w:ascii="Times New Roman" w:hAnsi="Times New Roman" w:cs="Times New Roman"/>
-                <w:sz w:val="24"/>
-                <w:szCs w:val="24"/>
-              </w:rPr>
-            </w:pPr>
-          </w:p>
-        </w:tc>
-        <w:tc>
-          <w:tcPr>
-            <w:tcW w:w="0" w:type="auto"/>
-            <w:tcMar>
-              <w:top w:w="150" w:type="dxa"/>
-              <w:left w:w="240" w:type="dxa"/>
-              <w:bottom w:w="150" w:type="dxa"/>
-              <w:right w:w="240" w:type="dxa"/>
-            </w:tcMar>
-            <w:vAlign w:val="center"/>
-            <w:hideMark/>
-          </w:tcPr>
-          <w:p>
-            <w:pPr>
-              <w:rPr>
-                <w:rFonts w:ascii="Times New Roman" w:hAnsi="Times New Roman" w:cs="Times New Roman"/>
-                <w:sz w:val="24"/>
-                <w:szCs w:val="24"/>
-              </w:rPr>
-            </w:pPr>
+            <w:r/>
+            <w:r>
+              <w:rPr>
+                <w:rFonts w:ascii="Times New Roman" w:hAnsi="Times New Roman" w:eastAsia="Times New Roman" w:cs="Times New Roman"/>
+                <w:sz w:val="20"/>
+              </w:rPr>
+              <w:t>if / else if / else</w:t>
+            </w:r>
+          </w:p>
+        </w:tc>
+        <w:tc>
+          <w:tcPr>
+            <w:tcW w:w="0" w:type="auto"/>
+            <w:tcMar>
+              <w:top w:w="150" w:type="dxa"/>
+              <w:left w:w="240" w:type="dxa"/>
+              <w:bottom w:w="150" w:type="dxa"/>
+              <w:right w:w="240" w:type="dxa"/>
+            </w:tcMar>
+            <w:vAlign w:val="center"/>
+            <w:hideMark/>
+          </w:tcPr>
+          <w:p>
+            <w:r/>
+            <w:r>
+              <w:rPr>
+                <w:rFonts w:ascii="Times New Roman" w:hAnsi="Times New Roman" w:eastAsia="Times New Roman" w:cs="Times New Roman"/>
+                <w:sz w:val="20"/>
+              </w:rPr>
+              <w:t>Выбор одной из нескольких веток условий</w:t>
+            </w:r>
+          </w:p>
+        </w:tc>
+        <w:tc>
+          <w:tcPr>
+            <w:tcW w:w="0" w:type="auto"/>
+            <w:tcMar>
+              <w:top w:w="150" w:type="dxa"/>
+              <w:left w:w="240" w:type="dxa"/>
+              <w:bottom w:w="150" w:type="dxa"/>
+              <w:right w:w="240" w:type="dxa"/>
+            </w:tcMar>
+            <w:vAlign w:val="center"/>
+            <w:hideMark/>
+          </w:tcPr>
+          <w:p>
+            <w:r/>
+            <w:r>
+              <w:rPr>
+                <w:rFonts w:ascii="Times New Roman" w:hAnsi="Times New Roman" w:eastAsia="Times New Roman" w:cs="Times New Roman"/>
+                <w:sz w:val="20"/>
+              </w:rPr>
+              <w:t>if (x &gt; 0) ... else if (x &lt; 0) ... else ...</w:t>
+            </w:r>
           </w:p>
         </w:tc>
         <w:tc>
@@ -13132,13 +12673,14 @@
             <w:hideMark/>
           </w:tcPr>
           <w:p>
-            <w:pPr>
-              <w:rPr>
-                <w:rFonts w:ascii="Times New Roman" w:hAnsi="Times New Roman" w:cs="Times New Roman"/>
-                <w:sz w:val="24"/>
-                <w:szCs w:val="24"/>
-              </w:rPr>
-            </w:pPr>
+            <w:r/>
+            <w:r>
+              <w:rPr>
+                <w:rFonts w:ascii="Times New Roman" w:hAnsi="Times New Roman" w:eastAsia="Times New Roman" w:cs="Times New Roman"/>
+                <w:sz w:val="20"/>
+              </w:rPr>
+              <w:t>Выполняется только первая истинная ветка</w:t>
+            </w:r>
           </w:p>
         </w:tc>
       </w:tr>
@@ -13156,68 +12698,60 @@
             <w:hideMark/>
           </w:tcPr>
           <w:p>
-            <w:pPr>
-              <w:rPr>
-                <w:rFonts w:ascii="Times New Roman" w:hAnsi="Times New Roman" w:cs="Times New Roman"/>
-                <w:sz w:val="24"/>
-                <w:szCs w:val="24"/>
-              </w:rPr>
-            </w:pPr>
-            <w:proofErr w:type="spellStart"/>
-            <w:r>
-              <w:rPr>
-                <w:rFonts w:ascii="Times New Roman" w:hAnsi="Times New Roman" w:cs="Times New Roman"/>
-                <w:sz w:val="24"/>
-                <w:szCs w:val="24"/>
-              </w:rPr>
-              <w:lastRenderedPageBreak/>
+            <w:r/>
+            <w:r>
+              <w:rPr>
+                <w:rFonts w:ascii="Times New Roman" w:hAnsi="Times New Roman" w:eastAsia="Times New Roman" w:cs="Times New Roman"/>
+                <w:sz w:val="20"/>
+              </w:rPr>
               <w:t>switch</w:t>
             </w:r>
-            <w:proofErr w:type="spellEnd"/>
-          </w:p>
-        </w:tc>
-        <w:tc>
-          <w:tcPr>
-            <w:tcW w:w="0" w:type="auto"/>
-            <w:tcMar>
-              <w:top w:w="150" w:type="dxa"/>
-              <w:left w:w="240" w:type="dxa"/>
-              <w:bottom w:w="150" w:type="dxa"/>
-              <w:right w:w="240" w:type="dxa"/>
-            </w:tcMar>
-            <w:vAlign w:val="center"/>
-            <w:hideMark/>
-          </w:tcPr>
-          <w:p>
-            <w:pPr>
-              <w:rPr>
-                <w:rFonts w:ascii="Times New Roman" w:hAnsi="Times New Roman" w:cs="Times New Roman"/>
-                <w:sz w:val="24"/>
-                <w:szCs w:val="24"/>
-              </w:rPr>
-            </w:pPr>
-          </w:p>
-        </w:tc>
-        <w:tc>
-          <w:tcPr>
-            <w:tcW w:w="0" w:type="auto"/>
-            <w:tcMar>
-              <w:top w:w="150" w:type="dxa"/>
-              <w:left w:w="240" w:type="dxa"/>
-              <w:bottom w:w="150" w:type="dxa"/>
-              <w:right w:w="240" w:type="dxa"/>
-            </w:tcMar>
-            <w:vAlign w:val="center"/>
-            <w:hideMark/>
-          </w:tcPr>
-          <w:p>
-            <w:pPr>
-              <w:rPr>
-                <w:rFonts w:ascii="Times New Roman" w:hAnsi="Times New Roman" w:cs="Times New Roman"/>
-                <w:sz w:val="24"/>
-                <w:szCs w:val="24"/>
-              </w:rPr>
-            </w:pPr>
+          </w:p>
+        </w:tc>
+        <w:tc>
+          <w:tcPr>
+            <w:tcW w:w="0" w:type="auto"/>
+            <w:tcMar>
+              <w:top w:w="150" w:type="dxa"/>
+              <w:left w:w="240" w:type="dxa"/>
+              <w:bottom w:w="150" w:type="dxa"/>
+              <w:right w:w="240" w:type="dxa"/>
+            </w:tcMar>
+            <w:vAlign w:val="center"/>
+            <w:hideMark/>
+          </w:tcPr>
+          <w:p>
+            <w:r/>
+            <w:r>
+              <w:rPr>
+                <w:rFonts w:ascii="Times New Roman" w:hAnsi="Times New Roman" w:eastAsia="Times New Roman" w:cs="Times New Roman"/>
+                <w:sz w:val="20"/>
+              </w:rPr>
+              <w:t>Многовариантный выбор по значению/шаблону</w:t>
+            </w:r>
+          </w:p>
+        </w:tc>
+        <w:tc>
+          <w:tcPr>
+            <w:tcW w:w="0" w:type="auto"/>
+            <w:tcMar>
+              <w:top w:w="150" w:type="dxa"/>
+              <w:left w:w="240" w:type="dxa"/>
+              <w:bottom w:w="150" w:type="dxa"/>
+              <w:right w:w="240" w:type="dxa"/>
+            </w:tcMar>
+            <w:vAlign w:val="center"/>
+            <w:hideMark/>
+          </w:tcPr>
+          <w:p>
+            <w:r/>
+            <w:r>
+              <w:rPr>
+                <w:rFonts w:ascii="Times New Roman" w:hAnsi="Times New Roman" w:eastAsia="Times New Roman" w:cs="Times New Roman"/>
+                <w:sz w:val="20"/>
+              </w:rPr>
+              <w:t>switch (cmd) { case "start": ... break; }</w:t>
+            </w:r>
           </w:p>
         </w:tc>
         <w:tc>
@@ -13233,13 +12767,14 @@
             <w:hideMark/>
           </w:tcPr>
           <w:p>
-            <w:pPr>
-              <w:rPr>
-                <w:rFonts w:ascii="Times New Roman" w:hAnsi="Times New Roman" w:cs="Times New Roman"/>
-                <w:sz w:val="24"/>
-                <w:szCs w:val="24"/>
-              </w:rPr>
-            </w:pPr>
+            <w:r/>
+            <w:r>
+              <w:rPr>
+                <w:rFonts w:ascii="Times New Roman" w:hAnsi="Times New Roman" w:eastAsia="Times New Roman" w:cs="Times New Roman"/>
+                <w:sz w:val="20"/>
+              </w:rPr>
+              <w:t>Работает с int, char, string, enum; нужен break</w:t>
+            </w:r>
           </w:p>
         </w:tc>
       </w:tr>
@@ -13257,67 +12792,60 @@
             <w:hideMark/>
           </w:tcPr>
           <w:p>
-            <w:pPr>
-              <w:rPr>
-                <w:rFonts w:ascii="Times New Roman" w:hAnsi="Times New Roman" w:cs="Times New Roman"/>
-                <w:sz w:val="24"/>
-                <w:szCs w:val="24"/>
-              </w:rPr>
-            </w:pPr>
-            <w:proofErr w:type="spellStart"/>
-            <w:r>
-              <w:rPr>
-                <w:rFonts w:ascii="Times New Roman" w:hAnsi="Times New Roman" w:cs="Times New Roman"/>
-                <w:sz w:val="24"/>
-                <w:szCs w:val="24"/>
+            <w:r/>
+            <w:r>
+              <w:rPr>
+                <w:rFonts w:ascii="Times New Roman" w:hAnsi="Times New Roman" w:eastAsia="Times New Roman" w:cs="Times New Roman"/>
+                <w:sz w:val="20"/>
               </w:rPr>
               <w:t>for</w:t>
             </w:r>
-            <w:proofErr w:type="spellEnd"/>
-          </w:p>
-        </w:tc>
-        <w:tc>
-          <w:tcPr>
-            <w:tcW w:w="0" w:type="auto"/>
-            <w:tcMar>
-              <w:top w:w="150" w:type="dxa"/>
-              <w:left w:w="240" w:type="dxa"/>
-              <w:bottom w:w="150" w:type="dxa"/>
-              <w:right w:w="240" w:type="dxa"/>
-            </w:tcMar>
-            <w:vAlign w:val="center"/>
-            <w:hideMark/>
-          </w:tcPr>
-          <w:p>
-            <w:pPr>
-              <w:rPr>
-                <w:rFonts w:ascii="Times New Roman" w:hAnsi="Times New Roman" w:cs="Times New Roman"/>
-                <w:sz w:val="24"/>
-                <w:szCs w:val="24"/>
-              </w:rPr>
-            </w:pPr>
-          </w:p>
-        </w:tc>
-        <w:tc>
-          <w:tcPr>
-            <w:tcW w:w="0" w:type="auto"/>
-            <w:tcMar>
-              <w:top w:w="150" w:type="dxa"/>
-              <w:left w:w="240" w:type="dxa"/>
-              <w:bottom w:w="150" w:type="dxa"/>
-              <w:right w:w="240" w:type="dxa"/>
-            </w:tcMar>
-            <w:vAlign w:val="center"/>
-            <w:hideMark/>
-          </w:tcPr>
-          <w:p>
-            <w:pPr>
-              <w:rPr>
-                <w:rFonts w:ascii="Times New Roman" w:hAnsi="Times New Roman" w:cs="Times New Roman"/>
-                <w:sz w:val="24"/>
-                <w:szCs w:val="24"/>
-              </w:rPr>
-            </w:pPr>
+          </w:p>
+        </w:tc>
+        <w:tc>
+          <w:tcPr>
+            <w:tcW w:w="0" w:type="auto"/>
+            <w:tcMar>
+              <w:top w:w="150" w:type="dxa"/>
+              <w:left w:w="240" w:type="dxa"/>
+              <w:bottom w:w="150" w:type="dxa"/>
+              <w:right w:w="240" w:type="dxa"/>
+            </w:tcMar>
+            <w:vAlign w:val="center"/>
+            <w:hideMark/>
+          </w:tcPr>
+          <w:p>
+            <w:r/>
+            <w:r>
+              <w:rPr>
+                <w:rFonts w:ascii="Times New Roman" w:hAnsi="Times New Roman" w:eastAsia="Times New Roman" w:cs="Times New Roman"/>
+                <w:sz w:val="20"/>
+              </w:rPr>
+              <w:t>Цикл со счётчиком и известным числом шагов</w:t>
+            </w:r>
+          </w:p>
+        </w:tc>
+        <w:tc>
+          <w:tcPr>
+            <w:tcW w:w="0" w:type="auto"/>
+            <w:tcMar>
+              <w:top w:w="150" w:type="dxa"/>
+              <w:left w:w="240" w:type="dxa"/>
+              <w:bottom w:w="150" w:type="dxa"/>
+              <w:right w:w="240" w:type="dxa"/>
+            </w:tcMar>
+            <w:vAlign w:val="center"/>
+            <w:hideMark/>
+          </w:tcPr>
+          <w:p>
+            <w:r/>
+            <w:r>
+              <w:rPr>
+                <w:rFonts w:ascii="Times New Roman" w:hAnsi="Times New Roman" w:eastAsia="Times New Roman" w:cs="Times New Roman"/>
+                <w:sz w:val="20"/>
+              </w:rPr>
+              <w:t>for (int i = 0; i &lt; 5; i++) ...</w:t>
+            </w:r>
           </w:p>
         </w:tc>
         <w:tc>
@@ -13333,13 +12861,14 @@
             <w:hideMark/>
           </w:tcPr>
           <w:p>
-            <w:pPr>
-              <w:rPr>
-                <w:rFonts w:ascii="Times New Roman" w:hAnsi="Times New Roman" w:cs="Times New Roman"/>
-                <w:sz w:val="24"/>
-                <w:szCs w:val="24"/>
-              </w:rPr>
-            </w:pPr>
+            <w:r/>
+            <w:r>
+              <w:rPr>
+                <w:rFonts w:ascii="Times New Roman" w:hAnsi="Times New Roman" w:eastAsia="Times New Roman" w:cs="Times New Roman"/>
+                <w:sz w:val="20"/>
+              </w:rPr>
+              <w:t>Содержит инициализацию, условие и шаг</w:t>
+            </w:r>
           </w:p>
         </w:tc>
       </w:tr>
@@ -13357,67 +12886,60 @@
             <w:hideMark/>
           </w:tcPr>
           <w:p>
-            <w:pPr>
-              <w:rPr>
-                <w:rFonts w:ascii="Times New Roman" w:hAnsi="Times New Roman" w:cs="Times New Roman"/>
-                <w:sz w:val="24"/>
-                <w:szCs w:val="24"/>
-              </w:rPr>
-            </w:pPr>
-            <w:proofErr w:type="spellStart"/>
-            <w:r>
-              <w:rPr>
-                <w:rFonts w:ascii="Times New Roman" w:hAnsi="Times New Roman" w:cs="Times New Roman"/>
-                <w:sz w:val="24"/>
-                <w:szCs w:val="24"/>
+            <w:r/>
+            <w:r>
+              <w:rPr>
+                <w:rFonts w:ascii="Times New Roman" w:hAnsi="Times New Roman" w:eastAsia="Times New Roman" w:cs="Times New Roman"/>
+                <w:sz w:val="20"/>
               </w:rPr>
               <w:t>while</w:t>
             </w:r>
-            <w:proofErr w:type="spellEnd"/>
-          </w:p>
-        </w:tc>
-        <w:tc>
-          <w:tcPr>
-            <w:tcW w:w="0" w:type="auto"/>
-            <w:tcMar>
-              <w:top w:w="150" w:type="dxa"/>
-              <w:left w:w="240" w:type="dxa"/>
-              <w:bottom w:w="150" w:type="dxa"/>
-              <w:right w:w="240" w:type="dxa"/>
-            </w:tcMar>
-            <w:vAlign w:val="center"/>
-            <w:hideMark/>
-          </w:tcPr>
-          <w:p>
-            <w:pPr>
-              <w:rPr>
-                <w:rFonts w:ascii="Times New Roman" w:hAnsi="Times New Roman" w:cs="Times New Roman"/>
-                <w:sz w:val="24"/>
-                <w:szCs w:val="24"/>
-              </w:rPr>
-            </w:pPr>
-          </w:p>
-        </w:tc>
-        <w:tc>
-          <w:tcPr>
-            <w:tcW w:w="0" w:type="auto"/>
-            <w:tcMar>
-              <w:top w:w="150" w:type="dxa"/>
-              <w:left w:w="240" w:type="dxa"/>
-              <w:bottom w:w="150" w:type="dxa"/>
-              <w:right w:w="240" w:type="dxa"/>
-            </w:tcMar>
-            <w:vAlign w:val="center"/>
-            <w:hideMark/>
-          </w:tcPr>
-          <w:p>
-            <w:pPr>
-              <w:rPr>
-                <w:rFonts w:ascii="Times New Roman" w:hAnsi="Times New Roman" w:cs="Times New Roman"/>
-                <w:sz w:val="24"/>
-                <w:szCs w:val="24"/>
-              </w:rPr>
-            </w:pPr>
+          </w:p>
+        </w:tc>
+        <w:tc>
+          <w:tcPr>
+            <w:tcW w:w="0" w:type="auto"/>
+            <w:tcMar>
+              <w:top w:w="150" w:type="dxa"/>
+              <w:left w:w="240" w:type="dxa"/>
+              <w:bottom w:w="150" w:type="dxa"/>
+              <w:right w:w="240" w:type="dxa"/>
+            </w:tcMar>
+            <w:vAlign w:val="center"/>
+            <w:hideMark/>
+          </w:tcPr>
+          <w:p>
+            <w:r/>
+            <w:r>
+              <w:rPr>
+                <w:rFonts w:ascii="Times New Roman" w:hAnsi="Times New Roman" w:eastAsia="Times New Roman" w:cs="Times New Roman"/>
+                <w:sz w:val="20"/>
+              </w:rPr>
+              <w:t>Цикл с предусловием</w:t>
+            </w:r>
+          </w:p>
+        </w:tc>
+        <w:tc>
+          <w:tcPr>
+            <w:tcW w:w="0" w:type="auto"/>
+            <w:tcMar>
+              <w:top w:w="150" w:type="dxa"/>
+              <w:left w:w="240" w:type="dxa"/>
+              <w:bottom w:w="150" w:type="dxa"/>
+              <w:right w:w="240" w:type="dxa"/>
+            </w:tcMar>
+            <w:vAlign w:val="center"/>
+            <w:hideMark/>
+          </w:tcPr>
+          <w:p>
+            <w:r/>
+            <w:r>
+              <w:rPr>
+                <w:rFonts w:ascii="Times New Roman" w:hAnsi="Times New Roman" w:eastAsia="Times New Roman" w:cs="Times New Roman"/>
+                <w:sz w:val="20"/>
+              </w:rPr>
+              <w:t>while (x &gt; 0) { x--; }</w:t>
+            </w:r>
           </w:p>
         </w:tc>
         <w:tc>
@@ -13433,13 +12955,14 @@
             <w:hideMark/>
           </w:tcPr>
           <w:p>
-            <w:pPr>
-              <w:rPr>
-                <w:rFonts w:ascii="Times New Roman" w:hAnsi="Times New Roman" w:cs="Times New Roman"/>
-                <w:sz w:val="24"/>
-                <w:szCs w:val="24"/>
-              </w:rPr>
-            </w:pPr>
+            <w:r/>
+            <w:r>
+              <w:rPr>
+                <w:rFonts w:ascii="Times New Roman" w:hAnsi="Times New Roman" w:eastAsia="Times New Roman" w:cs="Times New Roman"/>
+                <w:sz w:val="20"/>
+              </w:rPr>
+              <w:t>Может не выполниться ни разу, если условие ложно</w:t>
+            </w:r>
           </w:p>
         </w:tc>
       </w:tr>
@@ -13457,67 +12980,60 @@
             <w:hideMark/>
           </w:tcPr>
           <w:p>
-            <w:pPr>
-              <w:rPr>
-                <w:rFonts w:ascii="Times New Roman" w:hAnsi="Times New Roman" w:cs="Times New Roman"/>
-                <w:sz w:val="24"/>
-                <w:szCs w:val="24"/>
-              </w:rPr>
-            </w:pPr>
-            <w:proofErr w:type="spellStart"/>
-            <w:r>
-              <w:rPr>
-                <w:rFonts w:ascii="Times New Roman" w:hAnsi="Times New Roman" w:cs="Times New Roman"/>
-                <w:sz w:val="24"/>
-                <w:szCs w:val="24"/>
+            <w:r/>
+            <w:r>
+              <w:rPr>
+                <w:rFonts w:ascii="Times New Roman" w:hAnsi="Times New Roman" w:eastAsia="Times New Roman" w:cs="Times New Roman"/>
+                <w:sz w:val="20"/>
               </w:rPr>
               <w:t>do-while</w:t>
             </w:r>
-            <w:proofErr w:type="spellEnd"/>
-          </w:p>
-        </w:tc>
-        <w:tc>
-          <w:tcPr>
-            <w:tcW w:w="0" w:type="auto"/>
-            <w:tcMar>
-              <w:top w:w="150" w:type="dxa"/>
-              <w:left w:w="240" w:type="dxa"/>
-              <w:bottom w:w="150" w:type="dxa"/>
-              <w:right w:w="240" w:type="dxa"/>
-            </w:tcMar>
-            <w:vAlign w:val="center"/>
-            <w:hideMark/>
-          </w:tcPr>
-          <w:p>
-            <w:pPr>
-              <w:rPr>
-                <w:rFonts w:ascii="Times New Roman" w:hAnsi="Times New Roman" w:cs="Times New Roman"/>
-                <w:sz w:val="24"/>
-                <w:szCs w:val="24"/>
-              </w:rPr>
-            </w:pPr>
-          </w:p>
-        </w:tc>
-        <w:tc>
-          <w:tcPr>
-            <w:tcW w:w="0" w:type="auto"/>
-            <w:tcMar>
-              <w:top w:w="150" w:type="dxa"/>
-              <w:left w:w="240" w:type="dxa"/>
-              <w:bottom w:w="150" w:type="dxa"/>
-              <w:right w:w="240" w:type="dxa"/>
-            </w:tcMar>
-            <w:vAlign w:val="center"/>
-            <w:hideMark/>
-          </w:tcPr>
-          <w:p>
-            <w:pPr>
-              <w:rPr>
-                <w:rFonts w:ascii="Times New Roman" w:hAnsi="Times New Roman" w:cs="Times New Roman"/>
-                <w:sz w:val="24"/>
-                <w:szCs w:val="24"/>
-              </w:rPr>
-            </w:pPr>
+          </w:p>
+        </w:tc>
+        <w:tc>
+          <w:tcPr>
+            <w:tcW w:w="0" w:type="auto"/>
+            <w:tcMar>
+              <w:top w:w="150" w:type="dxa"/>
+              <w:left w:w="240" w:type="dxa"/>
+              <w:bottom w:w="150" w:type="dxa"/>
+              <w:right w:w="240" w:type="dxa"/>
+            </w:tcMar>
+            <w:vAlign w:val="center"/>
+            <w:hideMark/>
+          </w:tcPr>
+          <w:p>
+            <w:r/>
+            <w:r>
+              <w:rPr>
+                <w:rFonts w:ascii="Times New Roman" w:hAnsi="Times New Roman" w:eastAsia="Times New Roman" w:cs="Times New Roman"/>
+                <w:sz w:val="20"/>
+              </w:rPr>
+              <w:t>Цикл с постусловием</w:t>
+            </w:r>
+          </w:p>
+        </w:tc>
+        <w:tc>
+          <w:tcPr>
+            <w:tcW w:w="0" w:type="auto"/>
+            <w:tcMar>
+              <w:top w:w="150" w:type="dxa"/>
+              <w:left w:w="240" w:type="dxa"/>
+              <w:bottom w:w="150" w:type="dxa"/>
+              <w:right w:w="240" w:type="dxa"/>
+            </w:tcMar>
+            <w:vAlign w:val="center"/>
+            <w:hideMark/>
+          </w:tcPr>
+          <w:p>
+            <w:r/>
+            <w:r>
+              <w:rPr>
+                <w:rFonts w:ascii="Times New Roman" w:hAnsi="Times New Roman" w:eastAsia="Times New Roman" w:cs="Times New Roman"/>
+                <w:sz w:val="20"/>
+              </w:rPr>
+              <w:t>do { x++; } while (x &lt; 3);</w:t>
+            </w:r>
           </w:p>
         </w:tc>
         <w:tc>
@@ -13533,13 +13049,14 @@
             <w:hideMark/>
           </w:tcPr>
           <w:p>
-            <w:pPr>
-              <w:rPr>
-                <w:rFonts w:ascii="Times New Roman" w:hAnsi="Times New Roman" w:cs="Times New Roman"/>
-                <w:sz w:val="24"/>
-                <w:szCs w:val="24"/>
-              </w:rPr>
-            </w:pPr>
+            <w:r/>
+            <w:r>
+              <w:rPr>
+                <w:rFonts w:ascii="Times New Roman" w:hAnsi="Times New Roman" w:eastAsia="Times New Roman" w:cs="Times New Roman"/>
+                <w:sz w:val="20"/>
+              </w:rPr>
+              <w:t>Выполняется минимум один раз</w:t>
+            </w:r>
           </w:p>
         </w:tc>
       </w:tr>
@@ -13557,67 +13074,60 @@
             <w:hideMark/>
           </w:tcPr>
           <w:p>
-            <w:pPr>
-              <w:rPr>
-                <w:rFonts w:ascii="Times New Roman" w:hAnsi="Times New Roman" w:cs="Times New Roman"/>
-                <w:sz w:val="24"/>
-                <w:szCs w:val="24"/>
-              </w:rPr>
-            </w:pPr>
-            <w:proofErr w:type="spellStart"/>
-            <w:r>
-              <w:rPr>
-                <w:rFonts w:ascii="Times New Roman" w:hAnsi="Times New Roman" w:cs="Times New Roman"/>
-                <w:sz w:val="24"/>
-                <w:szCs w:val="24"/>
+            <w:r/>
+            <w:r>
+              <w:rPr>
+                <w:rFonts w:ascii="Times New Roman" w:hAnsi="Times New Roman" w:eastAsia="Times New Roman" w:cs="Times New Roman"/>
+                <w:sz w:val="20"/>
               </w:rPr>
               <w:t>foreach</w:t>
             </w:r>
-            <w:proofErr w:type="spellEnd"/>
-          </w:p>
-        </w:tc>
-        <w:tc>
-          <w:tcPr>
-            <w:tcW w:w="0" w:type="auto"/>
-            <w:tcMar>
-              <w:top w:w="150" w:type="dxa"/>
-              <w:left w:w="240" w:type="dxa"/>
-              <w:bottom w:w="150" w:type="dxa"/>
-              <w:right w:w="240" w:type="dxa"/>
-            </w:tcMar>
-            <w:vAlign w:val="center"/>
-            <w:hideMark/>
-          </w:tcPr>
-          <w:p>
-            <w:pPr>
-              <w:rPr>
-                <w:rFonts w:ascii="Times New Roman" w:hAnsi="Times New Roman" w:cs="Times New Roman"/>
-                <w:sz w:val="24"/>
-                <w:szCs w:val="24"/>
-              </w:rPr>
-            </w:pPr>
-          </w:p>
-        </w:tc>
-        <w:tc>
-          <w:tcPr>
-            <w:tcW w:w="0" w:type="auto"/>
-            <w:tcMar>
-              <w:top w:w="150" w:type="dxa"/>
-              <w:left w:w="240" w:type="dxa"/>
-              <w:bottom w:w="150" w:type="dxa"/>
-              <w:right w:w="240" w:type="dxa"/>
-            </w:tcMar>
-            <w:vAlign w:val="center"/>
-            <w:hideMark/>
-          </w:tcPr>
-          <w:p>
-            <w:pPr>
-              <w:rPr>
-                <w:rFonts w:ascii="Times New Roman" w:hAnsi="Times New Roman" w:cs="Times New Roman"/>
-                <w:sz w:val="24"/>
-                <w:szCs w:val="24"/>
-              </w:rPr>
-            </w:pPr>
+          </w:p>
+        </w:tc>
+        <w:tc>
+          <w:tcPr>
+            <w:tcW w:w="0" w:type="auto"/>
+            <w:tcMar>
+              <w:top w:w="150" w:type="dxa"/>
+              <w:left w:w="240" w:type="dxa"/>
+              <w:bottom w:w="150" w:type="dxa"/>
+              <w:right w:w="240" w:type="dxa"/>
+            </w:tcMar>
+            <w:vAlign w:val="center"/>
+            <w:hideMark/>
+          </w:tcPr>
+          <w:p>
+            <w:r/>
+            <w:r>
+              <w:rPr>
+                <w:rFonts w:ascii="Times New Roman" w:hAnsi="Times New Roman" w:eastAsia="Times New Roman" w:cs="Times New Roman"/>
+                <w:sz w:val="20"/>
+              </w:rPr>
+              <w:t>Перебор элементов массива, строки или коллекции</w:t>
+            </w:r>
+          </w:p>
+        </w:tc>
+        <w:tc>
+          <w:tcPr>
+            <w:tcW w:w="0" w:type="auto"/>
+            <w:tcMar>
+              <w:top w:w="150" w:type="dxa"/>
+              <w:left w:w="240" w:type="dxa"/>
+              <w:bottom w:w="150" w:type="dxa"/>
+              <w:right w:w="240" w:type="dxa"/>
+            </w:tcMar>
+            <w:vAlign w:val="center"/>
+            <w:hideMark/>
+          </w:tcPr>
+          <w:p>
+            <w:r/>
+            <w:r>
+              <w:rPr>
+                <w:rFonts w:ascii="Times New Roman" w:hAnsi="Times New Roman" w:eastAsia="Times New Roman" w:cs="Times New Roman"/>
+                <w:sz w:val="20"/>
+              </w:rPr>
+              <w:t>foreach (char c in text) ...</w:t>
+            </w:r>
           </w:p>
         </w:tc>
         <w:tc>
@@ -13633,13 +13143,14 @@
             <w:hideMark/>
           </w:tcPr>
           <w:p>
-            <w:pPr>
-              <w:rPr>
-                <w:rFonts w:ascii="Times New Roman" w:hAnsi="Times New Roman" w:cs="Times New Roman"/>
-                <w:sz w:val="24"/>
-                <w:szCs w:val="24"/>
-              </w:rPr>
-            </w:pPr>
+            <w:r/>
+            <w:r>
+              <w:rPr>
+                <w:rFonts w:ascii="Times New Roman" w:hAnsi="Times New Roman" w:eastAsia="Times New Roman" w:cs="Times New Roman"/>
+                <w:sz w:val="20"/>
+              </w:rPr>
+              <w:t>Переменная цикла только для чтения</w:t>
+            </w:r>
           </w:p>
         </w:tc>
       </w:tr>
@@ -13657,67 +13168,60 @@
             <w:hideMark/>
           </w:tcPr>
           <w:p>
-            <w:pPr>
-              <w:rPr>
-                <w:rFonts w:ascii="Times New Roman" w:hAnsi="Times New Roman" w:cs="Times New Roman"/>
-                <w:sz w:val="24"/>
-                <w:szCs w:val="24"/>
-              </w:rPr>
-            </w:pPr>
-            <w:proofErr w:type="spellStart"/>
-            <w:r>
-              <w:rPr>
-                <w:rFonts w:ascii="Times New Roman" w:hAnsi="Times New Roman" w:cs="Times New Roman"/>
-                <w:sz w:val="24"/>
-                <w:szCs w:val="24"/>
+            <w:r/>
+            <w:r>
+              <w:rPr>
+                <w:rFonts w:ascii="Times New Roman" w:hAnsi="Times New Roman" w:eastAsia="Times New Roman" w:cs="Times New Roman"/>
+                <w:sz w:val="20"/>
               </w:rPr>
               <w:t>break</w:t>
             </w:r>
-            <w:proofErr w:type="spellEnd"/>
-          </w:p>
-        </w:tc>
-        <w:tc>
-          <w:tcPr>
-            <w:tcW w:w="0" w:type="auto"/>
-            <w:tcMar>
-              <w:top w:w="150" w:type="dxa"/>
-              <w:left w:w="240" w:type="dxa"/>
-              <w:bottom w:w="150" w:type="dxa"/>
-              <w:right w:w="240" w:type="dxa"/>
-            </w:tcMar>
-            <w:vAlign w:val="center"/>
-            <w:hideMark/>
-          </w:tcPr>
-          <w:p>
-            <w:pPr>
-              <w:rPr>
-                <w:rFonts w:ascii="Times New Roman" w:hAnsi="Times New Roman" w:cs="Times New Roman"/>
-                <w:sz w:val="24"/>
-                <w:szCs w:val="24"/>
-              </w:rPr>
-            </w:pPr>
-          </w:p>
-        </w:tc>
-        <w:tc>
-          <w:tcPr>
-            <w:tcW w:w="0" w:type="auto"/>
-            <w:tcMar>
-              <w:top w:w="150" w:type="dxa"/>
-              <w:left w:w="240" w:type="dxa"/>
-              <w:bottom w:w="150" w:type="dxa"/>
-              <w:right w:w="240" w:type="dxa"/>
-            </w:tcMar>
-            <w:vAlign w:val="center"/>
-            <w:hideMark/>
-          </w:tcPr>
-          <w:p>
-            <w:pPr>
-              <w:rPr>
-                <w:rFonts w:ascii="Times New Roman" w:hAnsi="Times New Roman" w:cs="Times New Roman"/>
-                <w:sz w:val="24"/>
-                <w:szCs w:val="24"/>
-              </w:rPr>
-            </w:pPr>
+          </w:p>
+        </w:tc>
+        <w:tc>
+          <w:tcPr>
+            <w:tcW w:w="0" w:type="auto"/>
+            <w:tcMar>
+              <w:top w:w="150" w:type="dxa"/>
+              <w:left w:w="240" w:type="dxa"/>
+              <w:bottom w:w="150" w:type="dxa"/>
+              <w:right w:w="240" w:type="dxa"/>
+            </w:tcMar>
+            <w:vAlign w:val="center"/>
+            <w:hideMark/>
+          </w:tcPr>
+          <w:p>
+            <w:r/>
+            <w:r>
+              <w:rPr>
+                <w:rFonts w:ascii="Times New Roman" w:hAnsi="Times New Roman" w:eastAsia="Times New Roman" w:cs="Times New Roman"/>
+                <w:sz w:val="20"/>
+              </w:rPr>
+              <w:t>Немедленный выход из цикла или switch</w:t>
+            </w:r>
+          </w:p>
+        </w:tc>
+        <w:tc>
+          <w:tcPr>
+            <w:tcW w:w="0" w:type="auto"/>
+            <w:tcMar>
+              <w:top w:w="150" w:type="dxa"/>
+              <w:left w:w="240" w:type="dxa"/>
+              <w:bottom w:w="150" w:type="dxa"/>
+              <w:right w:w="240" w:type="dxa"/>
+            </w:tcMar>
+            <w:vAlign w:val="center"/>
+            <w:hideMark/>
+          </w:tcPr>
+          <w:p>
+            <w:r/>
+            <w:r>
+              <w:rPr>
+                <w:rFonts w:ascii="Times New Roman" w:hAnsi="Times New Roman" w:eastAsia="Times New Roman" w:cs="Times New Roman"/>
+                <w:sz w:val="20"/>
+              </w:rPr>
+              <w:t>if (i == 4) break;</w:t>
+            </w:r>
           </w:p>
         </w:tc>
         <w:tc>
@@ -13733,13 +13237,14 @@
             <w:hideMark/>
           </w:tcPr>
           <w:p>
-            <w:pPr>
-              <w:rPr>
-                <w:rFonts w:ascii="Times New Roman" w:hAnsi="Times New Roman" w:cs="Times New Roman"/>
-                <w:sz w:val="24"/>
-                <w:szCs w:val="24"/>
-              </w:rPr>
-            </w:pPr>
+            <w:r/>
+            <w:r>
+              <w:rPr>
+                <w:rFonts w:ascii="Times New Roman" w:hAnsi="Times New Roman" w:eastAsia="Times New Roman" w:cs="Times New Roman"/>
+                <w:sz w:val="20"/>
+              </w:rPr>
+              <w:t>Прерывает самый внутренний цикл/switch</w:t>
+            </w:r>
           </w:p>
         </w:tc>
       </w:tr>
@@ -13757,67 +13262,60 @@
             <w:hideMark/>
           </w:tcPr>
           <w:p>
-            <w:pPr>
-              <w:rPr>
-                <w:rFonts w:ascii="Times New Roman" w:hAnsi="Times New Roman" w:cs="Times New Roman"/>
-                <w:sz w:val="24"/>
-                <w:szCs w:val="24"/>
-              </w:rPr>
-            </w:pPr>
-            <w:proofErr w:type="spellStart"/>
-            <w:r>
-              <w:rPr>
-                <w:rFonts w:ascii="Times New Roman" w:hAnsi="Times New Roman" w:cs="Times New Roman"/>
-                <w:sz w:val="24"/>
-                <w:szCs w:val="24"/>
+            <w:r/>
+            <w:r>
+              <w:rPr>
+                <w:rFonts w:ascii="Times New Roman" w:hAnsi="Times New Roman" w:eastAsia="Times New Roman" w:cs="Times New Roman"/>
+                <w:sz w:val="20"/>
               </w:rPr>
               <w:t>continue</w:t>
             </w:r>
-            <w:proofErr w:type="spellEnd"/>
-          </w:p>
-        </w:tc>
-        <w:tc>
-          <w:tcPr>
-            <w:tcW w:w="0" w:type="auto"/>
-            <w:tcMar>
-              <w:top w:w="150" w:type="dxa"/>
-              <w:left w:w="240" w:type="dxa"/>
-              <w:bottom w:w="150" w:type="dxa"/>
-              <w:right w:w="240" w:type="dxa"/>
-            </w:tcMar>
-            <w:vAlign w:val="center"/>
-            <w:hideMark/>
-          </w:tcPr>
-          <w:p>
-            <w:pPr>
-              <w:rPr>
-                <w:rFonts w:ascii="Times New Roman" w:hAnsi="Times New Roman" w:cs="Times New Roman"/>
-                <w:sz w:val="24"/>
-                <w:szCs w:val="24"/>
-              </w:rPr>
-            </w:pPr>
-          </w:p>
-        </w:tc>
-        <w:tc>
-          <w:tcPr>
-            <w:tcW w:w="0" w:type="auto"/>
-            <w:tcMar>
-              <w:top w:w="150" w:type="dxa"/>
-              <w:left w:w="240" w:type="dxa"/>
-              <w:bottom w:w="150" w:type="dxa"/>
-              <w:right w:w="240" w:type="dxa"/>
-            </w:tcMar>
-            <w:vAlign w:val="center"/>
-            <w:hideMark/>
-          </w:tcPr>
-          <w:p>
-            <w:pPr>
-              <w:rPr>
-                <w:rFonts w:ascii="Times New Roman" w:hAnsi="Times New Roman" w:cs="Times New Roman"/>
-                <w:sz w:val="24"/>
-                <w:szCs w:val="24"/>
-              </w:rPr>
-            </w:pPr>
+          </w:p>
+        </w:tc>
+        <w:tc>
+          <w:tcPr>
+            <w:tcW w:w="0" w:type="auto"/>
+            <w:tcMar>
+              <w:top w:w="150" w:type="dxa"/>
+              <w:left w:w="240" w:type="dxa"/>
+              <w:bottom w:w="150" w:type="dxa"/>
+              <w:right w:w="240" w:type="dxa"/>
+            </w:tcMar>
+            <w:vAlign w:val="center"/>
+            <w:hideMark/>
+          </w:tcPr>
+          <w:p>
+            <w:r/>
+            <w:r>
+              <w:rPr>
+                <w:rFonts w:ascii="Times New Roman" w:hAnsi="Times New Roman" w:eastAsia="Times New Roman" w:cs="Times New Roman"/>
+                <w:sz w:val="20"/>
+              </w:rPr>
+              <w:t>Переход к следующей итерации цикла</w:t>
+            </w:r>
+          </w:p>
+        </w:tc>
+        <w:tc>
+          <w:tcPr>
+            <w:tcW w:w="0" w:type="auto"/>
+            <w:tcMar>
+              <w:top w:w="150" w:type="dxa"/>
+              <w:left w:w="240" w:type="dxa"/>
+              <w:bottom w:w="150" w:type="dxa"/>
+              <w:right w:w="240" w:type="dxa"/>
+            </w:tcMar>
+            <w:vAlign w:val="center"/>
+            <w:hideMark/>
+          </w:tcPr>
+          <w:p>
+            <w:r/>
+            <w:r>
+              <w:rPr>
+                <w:rFonts w:ascii="Times New Roman" w:hAnsi="Times New Roman" w:eastAsia="Times New Roman" w:cs="Times New Roman"/>
+                <w:sz w:val="20"/>
+              </w:rPr>
+              <w:t>if (i == 2) continue;</w:t>
+            </w:r>
           </w:p>
         </w:tc>
         <w:tc>
@@ -13833,13 +13331,14 @@
             <w:hideMark/>
           </w:tcPr>
           <w:p>
-            <w:pPr>
-              <w:rPr>
-                <w:rFonts w:ascii="Times New Roman" w:hAnsi="Times New Roman" w:cs="Times New Roman"/>
-                <w:sz w:val="24"/>
-                <w:szCs w:val="24"/>
-              </w:rPr>
-            </w:pPr>
+            <w:r/>
+            <w:r>
+              <w:rPr>
+                <w:rFonts w:ascii="Times New Roman" w:hAnsi="Times New Roman" w:eastAsia="Times New Roman" w:cs="Times New Roman"/>
+                <w:sz w:val="20"/>
+              </w:rPr>
+              <w:t>Пропускает остаток текущей итерации</w:t>
+            </w:r>
           </w:p>
         </w:tc>
       </w:tr>
